--- a/docs/Robo_ANTT_Documentacao_Tecnica.docx
+++ b/docs/Robo_ANTT_Documentacao_Tecnica.docx
@@ -140,7 +140,7 @@
         <w:rPr>
           <w:lang w:val="pt-BR"/>
         </w:rPr>
-        <w:t>29/09/2026</w:t>
+        <w:t>05/10/2026</w:t>
       </w:r>
     </w:p>
     <w:p>
@@ -179,17 +179,11 @@
       </w:r>
     </w:p>
     <w:p>
-      <w:pPr>
-        <w:rPr>
-          <w:lang w:val="pt-BR"/>
-        </w:rPr>
-      </w:pPr>
       <w:r>
         <w:rPr>
           <w:b/>
           <w:color w:val="001B3F"/>
           <w:sz w:val="36"/>
-          <w:lang w:val="pt-BR"/>
         </w:rPr>
         <w:lastRenderedPageBreak/>
         <w:t>Sumário</w:t>
@@ -197,42 +191,1516 @@
     </w:p>
     <w:p>
       <w:pPr>
-        <w:rPr>
-          <w:lang w:val="pt-BR"/>
+        <w:pStyle w:val="Sumrio1"/>
+        <w:tabs>
+          <w:tab w:val="right" w:leader="dot" w:pos="9062"/>
+        </w:tabs>
+        <w:rPr>
+          <w:noProof/>
         </w:rPr>
       </w:pPr>
       <w:r>
         <w:fldChar w:fldCharType="begin"/>
       </w:r>
       <w:r>
-        <w:rPr>
-          <w:lang w:val="pt-BR"/>
-        </w:rPr>
         <w:instrText>TOC \o "1-2" \h \z \u</w:instrText>
       </w:r>
       <w:r>
         <w:fldChar w:fldCharType="separate"/>
       </w:r>
-      <w:r>
-        <w:rPr>
-          <w:lang w:val="pt-BR"/>
-        </w:rPr>
-        <w:t>Clique com o botão direito e escolha "Atualizar campo" para gerar o sumário.</w:t>
-      </w:r>
+      <w:hyperlink w:anchor="_Toc242104460" w:history="1">
+        <w:r>
+          <w:rPr>
+            <w:rStyle w:val="Hyperlink"/>
+            <w:noProof/>
+          </w:rPr>
+          <w:t>1. Resumo executivo</w:t>
+        </w:r>
+        <w:r>
+          <w:rPr>
+            <w:noProof/>
+            <w:webHidden/>
+          </w:rPr>
+          <w:tab/>
+        </w:r>
+        <w:r>
+          <w:rPr>
+            <w:noProof/>
+            <w:webHidden/>
+          </w:rPr>
+          <w:fldChar w:fldCharType="begin"/>
+        </w:r>
+        <w:r>
+          <w:rPr>
+            <w:noProof/>
+            <w:webHidden/>
+          </w:rPr>
+          <w:instrText xml:space="preserve"> PAGEREF _Toc242104460 \h </w:instrText>
+        </w:r>
+        <w:r>
+          <w:rPr>
+            <w:noProof/>
+            <w:webHidden/>
+          </w:rPr>
+        </w:r>
+        <w:r>
+          <w:rPr>
+            <w:noProof/>
+            <w:webHidden/>
+          </w:rPr>
+          <w:fldChar w:fldCharType="separate"/>
+        </w:r>
+        <w:r>
+          <w:rPr>
+            <w:noProof/>
+            <w:webHidden/>
+          </w:rPr>
+          <w:t>3</w:t>
+        </w:r>
+        <w:r>
+          <w:rPr>
+            <w:noProof/>
+            <w:webHidden/>
+          </w:rPr>
+          <w:fldChar w:fldCharType="end"/>
+        </w:r>
+      </w:hyperlink>
+    </w:p>
+    <w:p>
+      <w:pPr>
+        <w:pStyle w:val="Sumrio1"/>
+        <w:tabs>
+          <w:tab w:val="right" w:leader="dot" w:pos="9062"/>
+        </w:tabs>
+        <w:rPr>
+          <w:noProof/>
+        </w:rPr>
+      </w:pPr>
+      <w:hyperlink w:anchor="_Toc242104461" w:history="1">
+        <w:r>
+          <w:rPr>
+            <w:rStyle w:val="Hyperlink"/>
+            <w:noProof/>
+          </w:rPr>
+          <w:t>2. Contexto de negócio</w:t>
+        </w:r>
+        <w:r>
+          <w:rPr>
+            <w:noProof/>
+            <w:webHidden/>
+          </w:rPr>
+          <w:tab/>
+        </w:r>
+        <w:r>
+          <w:rPr>
+            <w:noProof/>
+            <w:webHidden/>
+          </w:rPr>
+          <w:fldChar w:fldCharType="begin"/>
+        </w:r>
+        <w:r>
+          <w:rPr>
+            <w:noProof/>
+            <w:webHidden/>
+          </w:rPr>
+          <w:instrText xml:space="preserve"> PAGEREF _Toc242104461 \h </w:instrText>
+        </w:r>
+        <w:r>
+          <w:rPr>
+            <w:noProof/>
+            <w:webHidden/>
+          </w:rPr>
+        </w:r>
+        <w:r>
+          <w:rPr>
+            <w:noProof/>
+            <w:webHidden/>
+          </w:rPr>
+          <w:fldChar w:fldCharType="separate"/>
+        </w:r>
+        <w:r>
+          <w:rPr>
+            <w:noProof/>
+            <w:webHidden/>
+          </w:rPr>
+          <w:t>4</w:t>
+        </w:r>
+        <w:r>
+          <w:rPr>
+            <w:noProof/>
+            <w:webHidden/>
+          </w:rPr>
+          <w:fldChar w:fldCharType="end"/>
+        </w:r>
+      </w:hyperlink>
+    </w:p>
+    <w:p>
+      <w:pPr>
+        <w:pStyle w:val="Sumrio1"/>
+        <w:tabs>
+          <w:tab w:val="right" w:leader="dot" w:pos="9062"/>
+        </w:tabs>
+        <w:rPr>
+          <w:noProof/>
+        </w:rPr>
+      </w:pPr>
+      <w:hyperlink w:anchor="_Toc242104462" w:history="1">
+        <w:r>
+          <w:rPr>
+            <w:rStyle w:val="Hyperlink"/>
+            <w:noProof/>
+          </w:rPr>
+          <w:t>3. Decisões fundamentais (não reabrir sem necessidade)</w:t>
+        </w:r>
+        <w:r>
+          <w:rPr>
+            <w:noProof/>
+            <w:webHidden/>
+          </w:rPr>
+          <w:tab/>
+        </w:r>
+        <w:r>
+          <w:rPr>
+            <w:noProof/>
+            <w:webHidden/>
+          </w:rPr>
+          <w:fldChar w:fldCharType="begin"/>
+        </w:r>
+        <w:r>
+          <w:rPr>
+            <w:noProof/>
+            <w:webHidden/>
+          </w:rPr>
+          <w:instrText xml:space="preserve"> PAGEREF _Toc242104462 \h </w:instrText>
+        </w:r>
+        <w:r>
+          <w:rPr>
+            <w:noProof/>
+            <w:webHidden/>
+          </w:rPr>
+        </w:r>
+        <w:r>
+          <w:rPr>
+            <w:noProof/>
+            <w:webHidden/>
+          </w:rPr>
+          <w:fldChar w:fldCharType="separate"/>
+        </w:r>
+        <w:r>
+          <w:rPr>
+            <w:noProof/>
+            <w:webHidden/>
+          </w:rPr>
+          <w:t>5</w:t>
+        </w:r>
+        <w:r>
+          <w:rPr>
+            <w:noProof/>
+            <w:webHidden/>
+          </w:rPr>
+          <w:fldChar w:fldCharType="end"/>
+        </w:r>
+      </w:hyperlink>
+    </w:p>
+    <w:p>
+      <w:pPr>
+        <w:pStyle w:val="Sumrio1"/>
+        <w:tabs>
+          <w:tab w:val="right" w:leader="dot" w:pos="9062"/>
+        </w:tabs>
+        <w:rPr>
+          <w:noProof/>
+        </w:rPr>
+      </w:pPr>
+      <w:hyperlink w:anchor="_Toc242104463" w:history="1">
+        <w:r>
+          <w:rPr>
+            <w:rStyle w:val="Hyperlink"/>
+            <w:noProof/>
+          </w:rPr>
+          <w:t>4. Arquitetura de alto nível</w:t>
+        </w:r>
+        <w:r>
+          <w:rPr>
+            <w:noProof/>
+            <w:webHidden/>
+          </w:rPr>
+          <w:tab/>
+        </w:r>
+        <w:r>
+          <w:rPr>
+            <w:noProof/>
+            <w:webHidden/>
+          </w:rPr>
+          <w:fldChar w:fldCharType="begin"/>
+        </w:r>
+        <w:r>
+          <w:rPr>
+            <w:noProof/>
+            <w:webHidden/>
+          </w:rPr>
+          <w:instrText xml:space="preserve"> PAGEREF _Toc242104463 \h </w:instrText>
+        </w:r>
+        <w:r>
+          <w:rPr>
+            <w:noProof/>
+            <w:webHidden/>
+          </w:rPr>
+        </w:r>
+        <w:r>
+          <w:rPr>
+            <w:noProof/>
+            <w:webHidden/>
+          </w:rPr>
+          <w:fldChar w:fldCharType="separate"/>
+        </w:r>
+        <w:r>
+          <w:rPr>
+            <w:noProof/>
+            <w:webHidden/>
+          </w:rPr>
+          <w:t>6</w:t>
+        </w:r>
+        <w:r>
+          <w:rPr>
+            <w:noProof/>
+            <w:webHidden/>
+          </w:rPr>
+          <w:fldChar w:fldCharType="end"/>
+        </w:r>
+      </w:hyperlink>
+    </w:p>
+    <w:p>
+      <w:pPr>
+        <w:pStyle w:val="Sumrio1"/>
+        <w:tabs>
+          <w:tab w:val="right" w:leader="dot" w:pos="9062"/>
+        </w:tabs>
+        <w:rPr>
+          <w:noProof/>
+        </w:rPr>
+      </w:pPr>
+      <w:hyperlink w:anchor="_Toc242104464" w:history="1">
+        <w:r>
+          <w:rPr>
+            <w:rStyle w:val="Hyperlink"/>
+            <w:noProof/>
+          </w:rPr>
+          <w:t>5. Fluxo operacional (interface gráfica)</w:t>
+        </w:r>
+        <w:r>
+          <w:rPr>
+            <w:noProof/>
+            <w:webHidden/>
+          </w:rPr>
+          <w:tab/>
+        </w:r>
+        <w:r>
+          <w:rPr>
+            <w:noProof/>
+            <w:webHidden/>
+          </w:rPr>
+          <w:fldChar w:fldCharType="begin"/>
+        </w:r>
+        <w:r>
+          <w:rPr>
+            <w:noProof/>
+            <w:webHidden/>
+          </w:rPr>
+          <w:instrText xml:space="preserve"> PAGEREF _Toc242104464 \h </w:instrText>
+        </w:r>
+        <w:r>
+          <w:rPr>
+            <w:noProof/>
+            <w:webHidden/>
+          </w:rPr>
+        </w:r>
+        <w:r>
+          <w:rPr>
+            <w:noProof/>
+            <w:webHidden/>
+          </w:rPr>
+          <w:fldChar w:fldCharType="separate"/>
+        </w:r>
+        <w:r>
+          <w:rPr>
+            <w:noProof/>
+            <w:webHidden/>
+          </w:rPr>
+          <w:t>7</w:t>
+        </w:r>
+        <w:r>
+          <w:rPr>
+            <w:noProof/>
+            <w:webHidden/>
+          </w:rPr>
+          <w:fldChar w:fldCharType="end"/>
+        </w:r>
+      </w:hyperlink>
+    </w:p>
+    <w:p>
+      <w:pPr>
+        <w:pStyle w:val="Sumrio1"/>
+        <w:tabs>
+          <w:tab w:val="right" w:leader="dot" w:pos="9062"/>
+        </w:tabs>
+        <w:rPr>
+          <w:noProof/>
+        </w:rPr>
+      </w:pPr>
+      <w:hyperlink w:anchor="_Toc242104465" w:history="1">
+        <w:r>
+          <w:rPr>
+            <w:rStyle w:val="Hyperlink"/>
+            <w:noProof/>
+          </w:rPr>
+          <w:t>6. Arquitetura multi-worker</w:t>
+        </w:r>
+        <w:r>
+          <w:rPr>
+            <w:noProof/>
+            <w:webHidden/>
+          </w:rPr>
+          <w:tab/>
+        </w:r>
+        <w:r>
+          <w:rPr>
+            <w:noProof/>
+            <w:webHidden/>
+          </w:rPr>
+          <w:fldChar w:fldCharType="begin"/>
+        </w:r>
+        <w:r>
+          <w:rPr>
+            <w:noProof/>
+            <w:webHidden/>
+          </w:rPr>
+          <w:instrText xml:space="preserve"> PAGEREF _Toc242104465 \h </w:instrText>
+        </w:r>
+        <w:r>
+          <w:rPr>
+            <w:noProof/>
+            <w:webHidden/>
+          </w:rPr>
+        </w:r>
+        <w:r>
+          <w:rPr>
+            <w:noProof/>
+            <w:webHidden/>
+          </w:rPr>
+          <w:fldChar w:fldCharType="separate"/>
+        </w:r>
+        <w:r>
+          <w:rPr>
+            <w:noProof/>
+            <w:webHidden/>
+          </w:rPr>
+          <w:t>8</w:t>
+        </w:r>
+        <w:r>
+          <w:rPr>
+            <w:noProof/>
+            <w:webHidden/>
+          </w:rPr>
+          <w:fldChar w:fldCharType="end"/>
+        </w:r>
+      </w:hyperlink>
+    </w:p>
+    <w:p>
+      <w:pPr>
+        <w:pStyle w:val="Sumrio1"/>
+        <w:tabs>
+          <w:tab w:val="right" w:leader="dot" w:pos="9062"/>
+        </w:tabs>
+        <w:rPr>
+          <w:noProof/>
+        </w:rPr>
+      </w:pPr>
+      <w:hyperlink w:anchor="_Toc242104466" w:history="1">
+        <w:r>
+          <w:rPr>
+            <w:rStyle w:val="Hyperlink"/>
+            <w:noProof/>
+          </w:rPr>
+          <w:t>7. Fluxo de varredura de 1 worker</w:t>
+        </w:r>
+        <w:r>
+          <w:rPr>
+            <w:noProof/>
+            <w:webHidden/>
+          </w:rPr>
+          <w:tab/>
+        </w:r>
+        <w:r>
+          <w:rPr>
+            <w:noProof/>
+            <w:webHidden/>
+          </w:rPr>
+          <w:fldChar w:fldCharType="begin"/>
+        </w:r>
+        <w:r>
+          <w:rPr>
+            <w:noProof/>
+            <w:webHidden/>
+          </w:rPr>
+          <w:instrText xml:space="preserve"> PAGEREF _Toc242104466 \h </w:instrText>
+        </w:r>
+        <w:r>
+          <w:rPr>
+            <w:noProof/>
+            <w:webHidden/>
+          </w:rPr>
+        </w:r>
+        <w:r>
+          <w:rPr>
+            <w:noProof/>
+            <w:webHidden/>
+          </w:rPr>
+          <w:fldChar w:fldCharType="separate"/>
+        </w:r>
+        <w:r>
+          <w:rPr>
+            <w:noProof/>
+            <w:webHidden/>
+          </w:rPr>
+          <w:t>9</w:t>
+        </w:r>
+        <w:r>
+          <w:rPr>
+            <w:noProof/>
+            <w:webHidden/>
+          </w:rPr>
+          <w:fldChar w:fldCharType="end"/>
+        </w:r>
+      </w:hyperlink>
+    </w:p>
+    <w:p>
+      <w:pPr>
+        <w:pStyle w:val="Sumrio1"/>
+        <w:tabs>
+          <w:tab w:val="right" w:leader="dot" w:pos="9062"/>
+        </w:tabs>
+        <w:rPr>
+          <w:noProof/>
+        </w:rPr>
+      </w:pPr>
+      <w:hyperlink w:anchor="_Toc242104467" w:history="1">
+        <w:r>
+          <w:rPr>
+            <w:rStyle w:val="Hyperlink"/>
+            <w:noProof/>
+          </w:rPr>
+          <w:t>8. Referência de módulos</w:t>
+        </w:r>
+        <w:r>
+          <w:rPr>
+            <w:noProof/>
+            <w:webHidden/>
+          </w:rPr>
+          <w:tab/>
+        </w:r>
+        <w:r>
+          <w:rPr>
+            <w:noProof/>
+            <w:webHidden/>
+          </w:rPr>
+          <w:fldChar w:fldCharType="begin"/>
+        </w:r>
+        <w:r>
+          <w:rPr>
+            <w:noProof/>
+            <w:webHidden/>
+          </w:rPr>
+          <w:instrText xml:space="preserve"> PAGEREF _Toc242104467 \h </w:instrText>
+        </w:r>
+        <w:r>
+          <w:rPr>
+            <w:noProof/>
+            <w:webHidden/>
+          </w:rPr>
+        </w:r>
+        <w:r>
+          <w:rPr>
+            <w:noProof/>
+            <w:webHidden/>
+          </w:rPr>
+          <w:fldChar w:fldCharType="separate"/>
+        </w:r>
+        <w:r>
+          <w:rPr>
+            <w:noProof/>
+            <w:webHidden/>
+          </w:rPr>
+          <w:t>10</w:t>
+        </w:r>
+        <w:r>
+          <w:rPr>
+            <w:noProof/>
+            <w:webHidden/>
+          </w:rPr>
+          <w:fldChar w:fldCharType="end"/>
+        </w:r>
+      </w:hyperlink>
+    </w:p>
+    <w:p>
+      <w:pPr>
+        <w:pStyle w:val="Sumrio1"/>
+        <w:tabs>
+          <w:tab w:val="right" w:leader="dot" w:pos="9062"/>
+        </w:tabs>
+        <w:rPr>
+          <w:noProof/>
+        </w:rPr>
+      </w:pPr>
+      <w:hyperlink w:anchor="_Toc242104468" w:history="1">
+        <w:r>
+          <w:rPr>
+            <w:rStyle w:val="Hyperlink"/>
+            <w:noProof/>
+          </w:rPr>
+          <w:t>9. Modelo de dados — planilha final</w:t>
+        </w:r>
+        <w:r>
+          <w:rPr>
+            <w:noProof/>
+            <w:webHidden/>
+          </w:rPr>
+          <w:tab/>
+        </w:r>
+        <w:r>
+          <w:rPr>
+            <w:noProof/>
+            <w:webHidden/>
+          </w:rPr>
+          <w:fldChar w:fldCharType="begin"/>
+        </w:r>
+        <w:r>
+          <w:rPr>
+            <w:noProof/>
+            <w:webHidden/>
+          </w:rPr>
+          <w:instrText xml:space="preserve"> PAGEREF _Toc242104468 \h </w:instrText>
+        </w:r>
+        <w:r>
+          <w:rPr>
+            <w:noProof/>
+            <w:webHidden/>
+          </w:rPr>
+        </w:r>
+        <w:r>
+          <w:rPr>
+            <w:noProof/>
+            <w:webHidden/>
+          </w:rPr>
+          <w:fldChar w:fldCharType="separate"/>
+        </w:r>
+        <w:r>
+          <w:rPr>
+            <w:noProof/>
+            <w:webHidden/>
+          </w:rPr>
+          <w:t>15</w:t>
+        </w:r>
+        <w:r>
+          <w:rPr>
+            <w:noProof/>
+            <w:webHidden/>
+          </w:rPr>
+          <w:fldChar w:fldCharType="end"/>
+        </w:r>
+      </w:hyperlink>
+    </w:p>
+    <w:p>
+      <w:pPr>
+        <w:pStyle w:val="Sumrio1"/>
+        <w:tabs>
+          <w:tab w:val="right" w:leader="dot" w:pos="9062"/>
+        </w:tabs>
+        <w:rPr>
+          <w:noProof/>
+        </w:rPr>
+      </w:pPr>
+      <w:hyperlink w:anchor="_Toc242104469" w:history="1">
+        <w:r>
+          <w:rPr>
+            <w:rStyle w:val="Hyperlink"/>
+            <w:noProof/>
+          </w:rPr>
+          <w:t>10. Erros e exceções conhecidas</w:t>
+        </w:r>
+        <w:r>
+          <w:rPr>
+            <w:noProof/>
+            <w:webHidden/>
+          </w:rPr>
+          <w:tab/>
+        </w:r>
+        <w:r>
+          <w:rPr>
+            <w:noProof/>
+            <w:webHidden/>
+          </w:rPr>
+          <w:fldChar w:fldCharType="begin"/>
+        </w:r>
+        <w:r>
+          <w:rPr>
+            <w:noProof/>
+            <w:webHidden/>
+          </w:rPr>
+          <w:instrText xml:space="preserve"> PAGEREF _Toc242104469 \h </w:instrText>
+        </w:r>
+        <w:r>
+          <w:rPr>
+            <w:noProof/>
+            <w:webHidden/>
+          </w:rPr>
+        </w:r>
+        <w:r>
+          <w:rPr>
+            <w:noProof/>
+            <w:webHidden/>
+          </w:rPr>
+          <w:fldChar w:fldCharType="separate"/>
+        </w:r>
+        <w:r>
+          <w:rPr>
+            <w:noProof/>
+            <w:webHidden/>
+          </w:rPr>
+          <w:t>16</w:t>
+        </w:r>
+        <w:r>
+          <w:rPr>
+            <w:noProof/>
+            <w:webHidden/>
+          </w:rPr>
+          <w:fldChar w:fldCharType="end"/>
+        </w:r>
+      </w:hyperlink>
+    </w:p>
+    <w:p>
+      <w:pPr>
+        <w:pStyle w:val="Sumrio1"/>
+        <w:tabs>
+          <w:tab w:val="right" w:leader="dot" w:pos="9062"/>
+        </w:tabs>
+        <w:rPr>
+          <w:noProof/>
+        </w:rPr>
+      </w:pPr>
+      <w:hyperlink w:anchor="_Toc242104470" w:history="1">
+        <w:r>
+          <w:rPr>
+            <w:rStyle w:val="Hyperlink"/>
+            <w:noProof/>
+          </w:rPr>
+          <w:t>11. Garantia de completude</w:t>
+        </w:r>
+        <w:r>
+          <w:rPr>
+            <w:noProof/>
+            <w:webHidden/>
+          </w:rPr>
+          <w:tab/>
+        </w:r>
+        <w:r>
+          <w:rPr>
+            <w:noProof/>
+            <w:webHidden/>
+          </w:rPr>
+          <w:fldChar w:fldCharType="begin"/>
+        </w:r>
+        <w:r>
+          <w:rPr>
+            <w:noProof/>
+            <w:webHidden/>
+          </w:rPr>
+          <w:instrText xml:space="preserve"> PAGEREF _Toc242104470 \h </w:instrText>
+        </w:r>
+        <w:r>
+          <w:rPr>
+            <w:noProof/>
+            <w:webHidden/>
+          </w:rPr>
+        </w:r>
+        <w:r>
+          <w:rPr>
+            <w:noProof/>
+            <w:webHidden/>
+          </w:rPr>
+          <w:fldChar w:fldCharType="separate"/>
+        </w:r>
+        <w:r>
+          <w:rPr>
+            <w:noProof/>
+            <w:webHidden/>
+          </w:rPr>
+          <w:t>18</w:t>
+        </w:r>
+        <w:r>
+          <w:rPr>
+            <w:noProof/>
+            <w:webHidden/>
+          </w:rPr>
+          <w:fldChar w:fldCharType="end"/>
+        </w:r>
+      </w:hyperlink>
+    </w:p>
+    <w:p>
+      <w:pPr>
+        <w:pStyle w:val="Sumrio1"/>
+        <w:tabs>
+          <w:tab w:val="right" w:leader="dot" w:pos="9062"/>
+        </w:tabs>
+        <w:rPr>
+          <w:noProof/>
+        </w:rPr>
+      </w:pPr>
+      <w:hyperlink w:anchor="_Toc242104471" w:history="1">
+        <w:r>
+          <w:rPr>
+            <w:rStyle w:val="Hyperlink"/>
+            <w:noProof/>
+          </w:rPr>
+          <w:t>12. Limitações estruturais conhecidas</w:t>
+        </w:r>
+        <w:r>
+          <w:rPr>
+            <w:noProof/>
+            <w:webHidden/>
+          </w:rPr>
+          <w:tab/>
+        </w:r>
+        <w:r>
+          <w:rPr>
+            <w:noProof/>
+            <w:webHidden/>
+          </w:rPr>
+          <w:fldChar w:fldCharType="begin"/>
+        </w:r>
+        <w:r>
+          <w:rPr>
+            <w:noProof/>
+            <w:webHidden/>
+          </w:rPr>
+          <w:instrText xml:space="preserve"> PAGEREF _Toc242104471 \h </w:instrText>
+        </w:r>
+        <w:r>
+          <w:rPr>
+            <w:noProof/>
+            <w:webHidden/>
+          </w:rPr>
+        </w:r>
+        <w:r>
+          <w:rPr>
+            <w:noProof/>
+            <w:webHidden/>
+          </w:rPr>
+          <w:fldChar w:fldCharType="separate"/>
+        </w:r>
+        <w:r>
+          <w:rPr>
+            <w:noProof/>
+            <w:webHidden/>
+          </w:rPr>
+          <w:t>19</w:t>
+        </w:r>
+        <w:r>
+          <w:rPr>
+            <w:noProof/>
+            <w:webHidden/>
+          </w:rPr>
+          <w:fldChar w:fldCharType="end"/>
+        </w:r>
+      </w:hyperlink>
+    </w:p>
+    <w:p>
+      <w:pPr>
+        <w:pStyle w:val="Sumrio1"/>
+        <w:tabs>
+          <w:tab w:val="right" w:leader="dot" w:pos="9062"/>
+        </w:tabs>
+        <w:rPr>
+          <w:noProof/>
+        </w:rPr>
+      </w:pPr>
+      <w:hyperlink w:anchor="_Toc242104472" w:history="1">
+        <w:r>
+          <w:rPr>
+            <w:rStyle w:val="Hyperlink"/>
+            <w:noProof/>
+          </w:rPr>
+          <w:t>13. Segurança, privacidade e conformidade</w:t>
+        </w:r>
+        <w:r>
+          <w:rPr>
+            <w:noProof/>
+            <w:webHidden/>
+          </w:rPr>
+          <w:tab/>
+        </w:r>
+        <w:r>
+          <w:rPr>
+            <w:noProof/>
+            <w:webHidden/>
+          </w:rPr>
+          <w:fldChar w:fldCharType="begin"/>
+        </w:r>
+        <w:r>
+          <w:rPr>
+            <w:noProof/>
+            <w:webHidden/>
+          </w:rPr>
+          <w:instrText xml:space="preserve"> PAGEREF _Toc242104472 \h </w:instrText>
+        </w:r>
+        <w:r>
+          <w:rPr>
+            <w:noProof/>
+            <w:webHidden/>
+          </w:rPr>
+        </w:r>
+        <w:r>
+          <w:rPr>
+            <w:noProof/>
+            <w:webHidden/>
+          </w:rPr>
+          <w:fldChar w:fldCharType="separate"/>
+        </w:r>
+        <w:r>
+          <w:rPr>
+            <w:noProof/>
+            <w:webHidden/>
+          </w:rPr>
+          <w:t>20</w:t>
+        </w:r>
+        <w:r>
+          <w:rPr>
+            <w:noProof/>
+            <w:webHidden/>
+          </w:rPr>
+          <w:fldChar w:fldCharType="end"/>
+        </w:r>
+      </w:hyperlink>
+    </w:p>
+    <w:p>
+      <w:pPr>
+        <w:pStyle w:val="Sumrio1"/>
+        <w:tabs>
+          <w:tab w:val="right" w:leader="dot" w:pos="9062"/>
+        </w:tabs>
+        <w:rPr>
+          <w:noProof/>
+        </w:rPr>
+      </w:pPr>
+      <w:hyperlink w:anchor="_Toc242104473" w:history="1">
+        <w:r>
+          <w:rPr>
+            <w:rStyle w:val="Hyperlink"/>
+            <w:noProof/>
+          </w:rPr>
+          <w:t>14. Interface gráfica — funcionalidades</w:t>
+        </w:r>
+        <w:r>
+          <w:rPr>
+            <w:noProof/>
+            <w:webHidden/>
+          </w:rPr>
+          <w:tab/>
+        </w:r>
+        <w:r>
+          <w:rPr>
+            <w:noProof/>
+            <w:webHidden/>
+          </w:rPr>
+          <w:fldChar w:fldCharType="begin"/>
+        </w:r>
+        <w:r>
+          <w:rPr>
+            <w:noProof/>
+            <w:webHidden/>
+          </w:rPr>
+          <w:instrText xml:space="preserve"> PAGEREF _Toc242104473 \h </w:instrText>
+        </w:r>
+        <w:r>
+          <w:rPr>
+            <w:noProof/>
+            <w:webHidden/>
+          </w:rPr>
+        </w:r>
+        <w:r>
+          <w:rPr>
+            <w:noProof/>
+            <w:webHidden/>
+          </w:rPr>
+          <w:fldChar w:fldCharType="separate"/>
+        </w:r>
+        <w:r>
+          <w:rPr>
+            <w:noProof/>
+            <w:webHidden/>
+          </w:rPr>
+          <w:t>21</w:t>
+        </w:r>
+        <w:r>
+          <w:rPr>
+            <w:noProof/>
+            <w:webHidden/>
+          </w:rPr>
+          <w:fldChar w:fldCharType="end"/>
+        </w:r>
+      </w:hyperlink>
+    </w:p>
+    <w:p>
+      <w:pPr>
+        <w:pStyle w:val="Sumrio1"/>
+        <w:tabs>
+          <w:tab w:val="right" w:leader="dot" w:pos="9062"/>
+        </w:tabs>
+        <w:rPr>
+          <w:noProof/>
+        </w:rPr>
+      </w:pPr>
+      <w:hyperlink w:anchor="_Toc242104474" w:history="1">
+        <w:r>
+          <w:rPr>
+            <w:rStyle w:val="Hyperlink"/>
+            <w:noProof/>
+          </w:rPr>
+          <w:t>15. Instalador de 1ª vez</w:t>
+        </w:r>
+        <w:r>
+          <w:rPr>
+            <w:noProof/>
+            <w:webHidden/>
+          </w:rPr>
+          <w:tab/>
+        </w:r>
+        <w:r>
+          <w:rPr>
+            <w:noProof/>
+            <w:webHidden/>
+          </w:rPr>
+          <w:fldChar w:fldCharType="begin"/>
+        </w:r>
+        <w:r>
+          <w:rPr>
+            <w:noProof/>
+            <w:webHidden/>
+          </w:rPr>
+          <w:instrText xml:space="preserve"> PAGEREF _Toc242104474 \h </w:instrText>
+        </w:r>
+        <w:r>
+          <w:rPr>
+            <w:noProof/>
+            <w:webHidden/>
+          </w:rPr>
+        </w:r>
+        <w:r>
+          <w:rPr>
+            <w:noProof/>
+            <w:webHidden/>
+          </w:rPr>
+          <w:fldChar w:fldCharType="separate"/>
+        </w:r>
+        <w:r>
+          <w:rPr>
+            <w:noProof/>
+            <w:webHidden/>
+          </w:rPr>
+          <w:t>23</w:t>
+        </w:r>
+        <w:r>
+          <w:rPr>
+            <w:noProof/>
+            <w:webHidden/>
+          </w:rPr>
+          <w:fldChar w:fldCharType="end"/>
+        </w:r>
+      </w:hyperlink>
+    </w:p>
+    <w:p>
+      <w:pPr>
+        <w:pStyle w:val="Sumrio1"/>
+        <w:tabs>
+          <w:tab w:val="right" w:leader="dot" w:pos="9062"/>
+        </w:tabs>
+        <w:rPr>
+          <w:noProof/>
+        </w:rPr>
+      </w:pPr>
+      <w:hyperlink w:anchor="_Toc242104475" w:history="1">
+        <w:r>
+          <w:rPr>
+            <w:rStyle w:val="Hyperlink"/>
+            <w:noProof/>
+          </w:rPr>
+          <w:t>16. Operação do dia a dia (runbook)</w:t>
+        </w:r>
+        <w:r>
+          <w:rPr>
+            <w:noProof/>
+            <w:webHidden/>
+          </w:rPr>
+          <w:tab/>
+        </w:r>
+        <w:r>
+          <w:rPr>
+            <w:noProof/>
+            <w:webHidden/>
+          </w:rPr>
+          <w:fldChar w:fldCharType="begin"/>
+        </w:r>
+        <w:r>
+          <w:rPr>
+            <w:noProof/>
+            <w:webHidden/>
+          </w:rPr>
+          <w:instrText xml:space="preserve"> PAGEREF _Toc242104475 \h </w:instrText>
+        </w:r>
+        <w:r>
+          <w:rPr>
+            <w:noProof/>
+            <w:webHidden/>
+          </w:rPr>
+        </w:r>
+        <w:r>
+          <w:rPr>
+            <w:noProof/>
+            <w:webHidden/>
+          </w:rPr>
+          <w:fldChar w:fldCharType="separate"/>
+        </w:r>
+        <w:r>
+          <w:rPr>
+            <w:noProof/>
+            <w:webHidden/>
+          </w:rPr>
+          <w:t>24</w:t>
+        </w:r>
+        <w:r>
+          <w:rPr>
+            <w:noProof/>
+            <w:webHidden/>
+          </w:rPr>
+          <w:fldChar w:fldCharType="end"/>
+        </w:r>
+      </w:hyperlink>
+    </w:p>
+    <w:p>
+      <w:pPr>
+        <w:pStyle w:val="Sumrio1"/>
+        <w:tabs>
+          <w:tab w:val="right" w:leader="dot" w:pos="9062"/>
+        </w:tabs>
+        <w:rPr>
+          <w:noProof/>
+        </w:rPr>
+      </w:pPr>
+      <w:hyperlink w:anchor="_Toc242104476" w:history="1">
+        <w:r>
+          <w:rPr>
+            <w:rStyle w:val="Hyperlink"/>
+            <w:noProof/>
+          </w:rPr>
+          <w:t>17. Testes automatizados</w:t>
+        </w:r>
+        <w:r>
+          <w:rPr>
+            <w:noProof/>
+            <w:webHidden/>
+          </w:rPr>
+          <w:tab/>
+        </w:r>
+        <w:r>
+          <w:rPr>
+            <w:noProof/>
+            <w:webHidden/>
+          </w:rPr>
+          <w:fldChar w:fldCharType="begin"/>
+        </w:r>
+        <w:r>
+          <w:rPr>
+            <w:noProof/>
+            <w:webHidden/>
+          </w:rPr>
+          <w:instrText xml:space="preserve"> PAGEREF _Toc242104476 \h </w:instrText>
+        </w:r>
+        <w:r>
+          <w:rPr>
+            <w:noProof/>
+            <w:webHidden/>
+          </w:rPr>
+        </w:r>
+        <w:r>
+          <w:rPr>
+            <w:noProof/>
+            <w:webHidden/>
+          </w:rPr>
+          <w:fldChar w:fldCharType="separate"/>
+        </w:r>
+        <w:r>
+          <w:rPr>
+            <w:noProof/>
+            <w:webHidden/>
+          </w:rPr>
+          <w:t>25</w:t>
+        </w:r>
+        <w:r>
+          <w:rPr>
+            <w:noProof/>
+            <w:webHidden/>
+          </w:rPr>
+          <w:fldChar w:fldCharType="end"/>
+        </w:r>
+      </w:hyperlink>
+    </w:p>
+    <w:p>
+      <w:pPr>
+        <w:pStyle w:val="Sumrio1"/>
+        <w:tabs>
+          <w:tab w:val="right" w:leader="dot" w:pos="9062"/>
+        </w:tabs>
+        <w:rPr>
+          <w:noProof/>
+        </w:rPr>
+      </w:pPr>
+      <w:hyperlink w:anchor="_Toc242104477" w:history="1">
+        <w:r>
+          <w:rPr>
+            <w:rStyle w:val="Hyperlink"/>
+            <w:noProof/>
+          </w:rPr>
+          <w:t>18. Histórico de decisões importantes</w:t>
+        </w:r>
+        <w:r>
+          <w:rPr>
+            <w:noProof/>
+            <w:webHidden/>
+          </w:rPr>
+          <w:tab/>
+        </w:r>
+        <w:r>
+          <w:rPr>
+            <w:noProof/>
+            <w:webHidden/>
+          </w:rPr>
+          <w:fldChar w:fldCharType="begin"/>
+        </w:r>
+        <w:r>
+          <w:rPr>
+            <w:noProof/>
+            <w:webHidden/>
+          </w:rPr>
+          <w:instrText xml:space="preserve"> PAGEREF _Toc242104477 \h </w:instrText>
+        </w:r>
+        <w:r>
+          <w:rPr>
+            <w:noProof/>
+            <w:webHidden/>
+          </w:rPr>
+        </w:r>
+        <w:r>
+          <w:rPr>
+            <w:noProof/>
+            <w:webHidden/>
+          </w:rPr>
+          <w:fldChar w:fldCharType="separate"/>
+        </w:r>
+        <w:r>
+          <w:rPr>
+            <w:noProof/>
+            <w:webHidden/>
+          </w:rPr>
+          <w:t>26</w:t>
+        </w:r>
+        <w:r>
+          <w:rPr>
+            <w:noProof/>
+            <w:webHidden/>
+          </w:rPr>
+          <w:fldChar w:fldCharType="end"/>
+        </w:r>
+      </w:hyperlink>
+    </w:p>
+    <w:p>
+      <w:pPr>
+        <w:pStyle w:val="Sumrio1"/>
+        <w:tabs>
+          <w:tab w:val="right" w:leader="dot" w:pos="9062"/>
+        </w:tabs>
+        <w:rPr>
+          <w:noProof/>
+        </w:rPr>
+      </w:pPr>
+      <w:hyperlink w:anchor="_Toc242104478" w:history="1">
+        <w:r>
+          <w:rPr>
+            <w:rStyle w:val="Hyperlink"/>
+            <w:noProof/>
+          </w:rPr>
+          <w:t>19. Débito técnico conhecido (não implementado de propósito)</w:t>
+        </w:r>
+        <w:r>
+          <w:rPr>
+            <w:noProof/>
+            <w:webHidden/>
+          </w:rPr>
+          <w:tab/>
+        </w:r>
+        <w:r>
+          <w:rPr>
+            <w:noProof/>
+            <w:webHidden/>
+          </w:rPr>
+          <w:fldChar w:fldCharType="begin"/>
+        </w:r>
+        <w:r>
+          <w:rPr>
+            <w:noProof/>
+            <w:webHidden/>
+          </w:rPr>
+          <w:instrText xml:space="preserve"> PAGEREF _Toc242104478 \h </w:instrText>
+        </w:r>
+        <w:r>
+          <w:rPr>
+            <w:noProof/>
+            <w:webHidden/>
+          </w:rPr>
+        </w:r>
+        <w:r>
+          <w:rPr>
+            <w:noProof/>
+            <w:webHidden/>
+          </w:rPr>
+          <w:fldChar w:fldCharType="separate"/>
+        </w:r>
+        <w:r>
+          <w:rPr>
+            <w:noProof/>
+            <w:webHidden/>
+          </w:rPr>
+          <w:t>27</w:t>
+        </w:r>
+        <w:r>
+          <w:rPr>
+            <w:noProof/>
+            <w:webHidden/>
+          </w:rPr>
+          <w:fldChar w:fldCharType="end"/>
+        </w:r>
+      </w:hyperlink>
+    </w:p>
+    <w:p>
+      <w:pPr>
+        <w:pStyle w:val="Sumrio1"/>
+        <w:tabs>
+          <w:tab w:val="right" w:leader="dot" w:pos="9062"/>
+        </w:tabs>
+        <w:rPr>
+          <w:noProof/>
+        </w:rPr>
+      </w:pPr>
+      <w:hyperlink w:anchor="_Toc242104479" w:history="1">
+        <w:r>
+          <w:rPr>
+            <w:rStyle w:val="Hyperlink"/>
+            <w:noProof/>
+          </w:rPr>
+          <w:t>20. Como estender o projeto</w:t>
+        </w:r>
+        <w:r>
+          <w:rPr>
+            <w:noProof/>
+            <w:webHidden/>
+          </w:rPr>
+          <w:tab/>
+        </w:r>
+        <w:r>
+          <w:rPr>
+            <w:noProof/>
+            <w:webHidden/>
+          </w:rPr>
+          <w:fldChar w:fldCharType="begin"/>
+        </w:r>
+        <w:r>
+          <w:rPr>
+            <w:noProof/>
+            <w:webHidden/>
+          </w:rPr>
+          <w:instrText xml:space="preserve"> PAGEREF _Toc242104479 \h </w:instrText>
+        </w:r>
+        <w:r>
+          <w:rPr>
+            <w:noProof/>
+            <w:webHidden/>
+          </w:rPr>
+        </w:r>
+        <w:r>
+          <w:rPr>
+            <w:noProof/>
+            <w:webHidden/>
+          </w:rPr>
+          <w:fldChar w:fldCharType="separate"/>
+        </w:r>
+        <w:r>
+          <w:rPr>
+            <w:noProof/>
+            <w:webHidden/>
+          </w:rPr>
+          <w:t>28</w:t>
+        </w:r>
+        <w:r>
+          <w:rPr>
+            <w:noProof/>
+            <w:webHidden/>
+          </w:rPr>
+          <w:fldChar w:fldCharType="end"/>
+        </w:r>
+      </w:hyperlink>
+    </w:p>
+    <w:p>
+      <w:pPr>
+        <w:pStyle w:val="Sumrio1"/>
+        <w:tabs>
+          <w:tab w:val="right" w:leader="dot" w:pos="9062"/>
+        </w:tabs>
+        <w:rPr>
+          <w:noProof/>
+        </w:rPr>
+      </w:pPr>
+      <w:hyperlink w:anchor="_Toc242104480" w:history="1">
+        <w:r>
+          <w:rPr>
+            <w:rStyle w:val="Hyperlink"/>
+            <w:noProof/>
+          </w:rPr>
+          <w:t>21. Glossário</w:t>
+        </w:r>
+        <w:r>
+          <w:rPr>
+            <w:noProof/>
+            <w:webHidden/>
+          </w:rPr>
+          <w:tab/>
+        </w:r>
+        <w:r>
+          <w:rPr>
+            <w:noProof/>
+            <w:webHidden/>
+          </w:rPr>
+          <w:fldChar w:fldCharType="begin"/>
+        </w:r>
+        <w:r>
+          <w:rPr>
+            <w:noProof/>
+            <w:webHidden/>
+          </w:rPr>
+          <w:instrText xml:space="preserve"> PAGEREF _Toc242104480 \h </w:instrText>
+        </w:r>
+        <w:r>
+          <w:rPr>
+            <w:noProof/>
+            <w:webHidden/>
+          </w:rPr>
+        </w:r>
+        <w:r>
+          <w:rPr>
+            <w:noProof/>
+            <w:webHidden/>
+          </w:rPr>
+          <w:fldChar w:fldCharType="separate"/>
+        </w:r>
+        <w:r>
+          <w:rPr>
+            <w:noProof/>
+            <w:webHidden/>
+          </w:rPr>
+          <w:t>29</w:t>
+        </w:r>
+        <w:r>
+          <w:rPr>
+            <w:noProof/>
+            <w:webHidden/>
+          </w:rPr>
+          <w:fldChar w:fldCharType="end"/>
+        </w:r>
+      </w:hyperlink>
+    </w:p>
+    <w:p>
+      <w:pPr>
+        <w:pStyle w:val="Sumrio1"/>
+        <w:tabs>
+          <w:tab w:val="right" w:leader="dot" w:pos="9062"/>
+        </w:tabs>
+        <w:rPr>
+          <w:noProof/>
+        </w:rPr>
+      </w:pPr>
+      <w:hyperlink w:anchor="_Toc242104481" w:history="1">
+        <w:r>
+          <w:rPr>
+            <w:rStyle w:val="Hyperlink"/>
+            <w:noProof/>
+          </w:rPr>
+          <w:t>22. Contatos e apoio</w:t>
+        </w:r>
+        <w:r>
+          <w:rPr>
+            <w:noProof/>
+            <w:webHidden/>
+          </w:rPr>
+          <w:tab/>
+        </w:r>
+        <w:r>
+          <w:rPr>
+            <w:noProof/>
+            <w:webHidden/>
+          </w:rPr>
+          <w:fldChar w:fldCharType="begin"/>
+        </w:r>
+        <w:r>
+          <w:rPr>
+            <w:noProof/>
+            <w:webHidden/>
+          </w:rPr>
+          <w:instrText xml:space="preserve"> PAGEREF _Toc242104481 \h </w:instrText>
+        </w:r>
+        <w:r>
+          <w:rPr>
+            <w:noProof/>
+            <w:webHidden/>
+          </w:rPr>
+        </w:r>
+        <w:r>
+          <w:rPr>
+            <w:noProof/>
+            <w:webHidden/>
+          </w:rPr>
+          <w:fldChar w:fldCharType="separate"/>
+        </w:r>
+        <w:r>
+          <w:rPr>
+            <w:noProof/>
+            <w:webHidden/>
+          </w:rPr>
+          <w:t>30</w:t>
+        </w:r>
+        <w:r>
+          <w:rPr>
+            <w:noProof/>
+            <w:webHidden/>
+          </w:rPr>
+          <w:fldChar w:fldCharType="end"/>
+        </w:r>
+      </w:hyperlink>
+    </w:p>
+    <w:p>
       <w:r>
         <w:fldChar w:fldCharType="end"/>
       </w:r>
     </w:p>
     <w:p>
-      <w:pPr>
-        <w:rPr>
-          <w:lang w:val="pt-BR"/>
-        </w:rPr>
-      </w:pPr>
-      <w:r>
-        <w:rPr>
-          <w:lang w:val="pt-BR"/>
-        </w:rPr>
+      <w:r>
         <w:br w:type="page"/>
       </w:r>
     </w:p>
@@ -244,6 +1712,7 @@
           <w:lang w:val="pt-BR"/>
         </w:rPr>
       </w:pPr>
+      <w:bookmarkStart w:id="0" w:name="_Toc242104460"/>
       <w:r>
         <w:rPr>
           <w:lang w:val="pt-BR"/>
@@ -251,6 +1720,7 @@
         <w:lastRenderedPageBreak/>
         <w:t>1. Resumo executivo</w:t>
       </w:r>
+      <w:bookmarkEnd w:id="0"/>
     </w:p>
     <w:p>
       <w:pPr>
@@ -316,25 +1786,7 @@
                 <w:sz w:val="20"/>
                 <w:lang w:val="pt-BR"/>
               </w:rPr>
-              <w:t xml:space="preserve">O robô está funcionalmente completo e em uso desde 18/09/2026 (primeira varredura </w:t>
-            </w:r>
-            <w:proofErr w:type="gramStart"/>
-            <w:r>
-              <w:rPr>
-                <w:color w:val="001B3F"/>
-                <w:sz w:val="20"/>
-                <w:lang w:val="pt-BR"/>
-              </w:rPr>
-              <w:t>100% completa</w:t>
-            </w:r>
-            <w:proofErr w:type="gramEnd"/>
-            <w:r>
-              <w:rPr>
-                <w:color w:val="001B3F"/>
-                <w:sz w:val="20"/>
-                <w:lang w:val="pt-BR"/>
-              </w:rPr>
-              <w:t xml:space="preserve"> da empresa). Cobre os 61 CNPJs (matriz + filiais) da empresa, nos 7 tipos de fiscalização do portal (427 combinações), com mais de 4.190 autos de infração já registrados na planilha final (contagem confirmada em 25/09/2026 — cresce a cada execução).</w:t>
+              <w:t>O robô está funcionalmente completo e em uso desde 18/09/2026 (primeira varredura 100% completa da empresa). Cobre os 61 CNPJs (matriz + filiais) da empresa, nos 7 tipos de fiscalização do portal (427 combinações), com mais de 4.190 autos de infração já registrados na planilha final (contagem confirmada em 25/09/2026 — cresce a cada execução).</w:t>
             </w:r>
           </w:p>
         </w:tc>
@@ -481,6 +1933,7 @@
           <w:lang w:val="pt-BR"/>
         </w:rPr>
       </w:pPr>
+      <w:bookmarkStart w:id="1" w:name="_Toc242104461"/>
       <w:r>
         <w:rPr>
           <w:lang w:val="pt-BR"/>
@@ -488,6 +1941,7 @@
         <w:lastRenderedPageBreak/>
         <w:t>2. Contexto de negócio</w:t>
       </w:r>
+      <w:bookmarkEnd w:id="1"/>
     </w:p>
     <w:p>
       <w:pPr>
@@ -912,6 +2366,7 @@
           <w:lang w:val="pt-BR"/>
         </w:rPr>
       </w:pPr>
+      <w:bookmarkStart w:id="2" w:name="_Toc242104462"/>
       <w:r>
         <w:rPr>
           <w:lang w:val="pt-BR"/>
@@ -919,6 +2374,7 @@
         <w:lastRenderedPageBreak/>
         <w:t>3. Decisões fundamentais (não reabrir sem necessidade)</w:t>
       </w:r>
+      <w:bookmarkEnd w:id="2"/>
     </w:p>
     <w:p>
       <w:pPr>
@@ -1270,6 +2726,7 @@
           <w:lang w:val="pt-BR"/>
         </w:rPr>
       </w:pPr>
+      <w:bookmarkStart w:id="3" w:name="_Toc242104463"/>
       <w:r>
         <w:rPr>
           <w:lang w:val="pt-BR"/>
@@ -1277,6 +2734,7 @@
         <w:lastRenderedPageBreak/>
         <w:t>4. Arquitetura de alto nível</w:t>
       </w:r>
+      <w:bookmarkEnd w:id="3"/>
     </w:p>
     <w:p>
       <w:pPr>
@@ -1682,6 +3140,7 @@
           <w:lang w:val="pt-BR"/>
         </w:rPr>
       </w:pPr>
+      <w:bookmarkStart w:id="4" w:name="_Toc242104464"/>
       <w:r>
         <w:rPr>
           <w:lang w:val="pt-BR"/>
@@ -1689,6 +3148,7 @@
         <w:lastRenderedPageBreak/>
         <w:t>5. Fluxo operacional (interface gráfica)</w:t>
       </w:r>
+      <w:bookmarkEnd w:id="4"/>
     </w:p>
     <w:p>
       <w:pPr>
@@ -2139,6 +3599,7 @@
           <w:lang w:val="pt-BR"/>
         </w:rPr>
       </w:pPr>
+      <w:bookmarkStart w:id="5" w:name="_Toc242104465"/>
       <w:r>
         <w:rPr>
           <w:lang w:val="pt-BR"/>
@@ -2146,6 +3607,7 @@
         <w:lastRenderedPageBreak/>
         <w:t>6. Arquitetura multi-worker</w:t>
       </w:r>
+      <w:bookmarkEnd w:id="5"/>
     </w:p>
     <w:p>
       <w:pPr>
@@ -2623,6 +4085,7 @@
           <w:lang w:val="pt-BR"/>
         </w:rPr>
       </w:pPr>
+      <w:bookmarkStart w:id="6" w:name="_Toc242104466"/>
       <w:r>
         <w:rPr>
           <w:lang w:val="pt-BR"/>
@@ -2630,6 +4093,7 @@
         <w:lastRenderedPageBreak/>
         <w:t>7. Fluxo de varredura de 1 worker</w:t>
       </w:r>
+      <w:bookmarkEnd w:id="6"/>
     </w:p>
     <w:p>
       <w:pPr>
@@ -3300,6 +4764,7 @@
           <w:lang w:val="pt-BR"/>
         </w:rPr>
       </w:pPr>
+      <w:bookmarkStart w:id="7" w:name="_Toc242104467"/>
       <w:r>
         <w:rPr>
           <w:lang w:val="pt-BR"/>
@@ -3307,6 +4772,7 @@
         <w:lastRenderedPageBreak/>
         <w:t>8. Referência de módulos</w:t>
       </w:r>
+      <w:bookmarkEnd w:id="7"/>
     </w:p>
     <w:p>
       <w:pPr>
@@ -3377,6 +4843,7 @@
           <w:lang w:val="pt-BR"/>
         </w:rPr>
         <w:br/>
+        <w:t xml:space="preserve">  src/robo_antt/                (biblioteca principal)</w:t>
       </w:r>
       <w:r>
         <w:rPr>
@@ -3385,7 +4852,8 @@
           <w:sz w:val="16"/>
           <w:lang w:val="pt-BR"/>
         </w:rPr>
-        <w:t xml:space="preserve">  src/robo_antt/                (biblioteca principal)</w:t>
+        <w:br/>
+        <w:t xml:space="preserve">    config.py    portal.py    download.py    extracao.py</w:t>
       </w:r>
       <w:r>
         <w:rPr>
@@ -3395,7 +4863,7 @@
           <w:lang w:val="pt-BR"/>
         </w:rPr>
         <w:br/>
-        <w:t xml:space="preserve">    config.py    portal.py    download.py    extracao.py</w:t>
+        <w:t xml:space="preserve">    checkpoint.py    planilha.py    cadastro.py    io_seguro.py</w:t>
       </w:r>
       <w:r>
         <w:rPr>
@@ -3405,7 +4873,7 @@
           <w:lang w:val="pt-BR"/>
         </w:rPr>
         <w:br/>
-        <w:t xml:space="preserve">    checkpoint.py    planilha.py    cadastro.py    io_seguro.py</w:t>
+        <w:t xml:space="preserve">    orquestrador.py    worker_cli.py</w:t>
       </w:r>
       <w:r>
         <w:rPr>
@@ -3415,7 +4883,7 @@
           <w:lang w:val="pt-BR"/>
         </w:rPr>
         <w:br/>
-        <w:t xml:space="preserve">    orquestrador.py    worker_cli.py</w:t>
+        <w:t xml:space="preserve">  scripts/</w:t>
       </w:r>
       <w:r>
         <w:rPr>
@@ -3425,7 +4893,7 @@
           <w:lang w:val="pt-BR"/>
         </w:rPr>
         <w:br/>
-        <w:t xml:space="preserve">  scripts/</w:t>
+        <w:t xml:space="preserve">    executar_robo_gui.py   (uso do dia a dia)</w:t>
       </w:r>
       <w:r>
         <w:rPr>
@@ -3435,7 +4903,7 @@
           <w:lang w:val="pt-BR"/>
         </w:rPr>
         <w:br/>
-        <w:t xml:space="preserve">    executar_robo_gui.py   (uso do dia a dia)</w:t>
+        <w:t xml:space="preserve">    executar_robo.py   relatorio_completude.py   consolidar_planilhas.py</w:t>
       </w:r>
       <w:r>
         <w:rPr>
@@ -3445,7 +4913,7 @@
           <w:lang w:val="pt-BR"/>
         </w:rPr>
         <w:br/>
-        <w:t xml:space="preserve">    executar_robo.py   relatorio_completude.py   consolidar_planilhas.py</w:t>
+        <w:t xml:space="preserve">    proxima_rodada.py   auditoria_disco_planilha.py   (e outros)</w:t>
       </w:r>
       <w:r>
         <w:rPr>
@@ -3455,7 +4923,7 @@
           <w:lang w:val="pt-BR"/>
         </w:rPr>
         <w:br/>
-        <w:t xml:space="preserve">    proxima_rodada.py   auditoria_disco_planilha.py   (e outros)</w:t>
+        <w:t xml:space="preserve">  tests/                       (suíte pytest)</w:t>
       </w:r>
       <w:r>
         <w:rPr>
@@ -3465,7 +4933,7 @@
           <w:lang w:val="pt-BR"/>
         </w:rPr>
         <w:br/>
-        <w:t xml:space="preserve">  tests/                       (suíte pytest)</w:t>
+        <w:t xml:space="preserve">  data/</w:t>
       </w:r>
       <w:r>
         <w:rPr>
@@ -3475,7 +4943,7 @@
           <w:lang w:val="pt-BR"/>
         </w:rPr>
         <w:br/>
-        <w:t xml:space="preserve">  data/</w:t>
+        <w:t xml:space="preserve">    sessao/   output/   logs/</w:t>
       </w:r>
       <w:r>
         <w:rPr>
@@ -3485,7 +4953,7 @@
           <w:lang w:val="pt-BR"/>
         </w:rPr>
         <w:br/>
-        <w:t xml:space="preserve">    sessao/   output/   logs/</w:t>
+        <w:t xml:space="preserve">  docs/</w:t>
       </w:r>
       <w:r>
         <w:rPr>
@@ -3495,24 +4963,6 @@
           <w:lang w:val="pt-BR"/>
         </w:rPr>
         <w:br/>
-        <w:t xml:space="preserve">  docs/</w:t>
-      </w:r>
-      <w:r>
-        <w:rPr>
-          <w:rFonts w:ascii="Consolas" w:hAnsi="Consolas"/>
-          <w:color w:val="001B3F"/>
-          <w:sz w:val="16"/>
-          <w:lang w:val="pt-BR"/>
-        </w:rPr>
-        <w:br/>
-      </w:r>
-      <w:r>
-        <w:rPr>
-          <w:rFonts w:ascii="Consolas" w:hAnsi="Consolas"/>
-          <w:color w:val="001B3F"/>
-          <w:sz w:val="16"/>
-          <w:lang w:val="pt-BR"/>
-        </w:rPr>
         <w:t xml:space="preserve">    guia_de_uso.md</w:t>
       </w:r>
       <w:r>
@@ -4361,12 +5811,1310 @@
     </w:p>
     <w:p>
       <w:pPr>
+        <w:pStyle w:val="Ttulo3"/>
+        <w:rPr>
+          <w:lang w:val="pt-BR"/>
+        </w:rPr>
+      </w:pPr>
+      <w:r>
+        <w:rPr>
+          <w:lang w:val="pt-BR"/>
+        </w:rPr>
+        <w:t>Guia de código — funções e assinaturas, módulo por módulo</w:t>
+      </w:r>
+    </w:p>
+    <w:p>
+      <w:pPr>
+        <w:rPr>
+          <w:lang w:val="pt-BR"/>
+        </w:rPr>
+      </w:pPr>
+      <w:r>
+        <w:rPr>
+          <w:lang w:val="pt-BR"/>
+        </w:rPr>
+        <w:t>Esta subseção existe para quem precisa abrir o arquivo e mudar algo — não é um resumo de alto nível, é a assinatura real de cada função que importa, o que ela recebe/devolve, e a armadilha específica que já causou um bug real (quando existe uma). Para o texto completo de cada decisão, o CLAUDE.md continua sendo a fonte primária — aqui é o mapa rápido.</w:t>
+      </w:r>
+    </w:p>
+    <w:p>
+      <w:r>
+        <w:rPr>
+          <w:b/>
+          <w:color w:val="0557AA"/>
+          <w:sz w:val="22"/>
+        </w:rPr>
+        <w:t>config.py — caminhos e constantes</w:t>
+      </w:r>
+    </w:p>
+    <w:tbl>
+      <w:tblPr>
+        <w:tblW w:w="0" w:type="auto"/>
+        <w:jc w:val="center"/>
+        <w:tblLook w:val="04A0" w:firstRow="1" w:lastRow="0" w:firstColumn="1" w:lastColumn="0" w:noHBand="0" w:noVBand="1"/>
+      </w:tblPr>
+      <w:tblGrid>
+        <w:gridCol w:w="9072"/>
+      </w:tblGrid>
+      <w:tr>
+        <w:trPr>
+          <w:jc w:val="center"/>
+        </w:trPr>
+        <w:tc>
+          <w:tcPr>
+            <w:tcW w:w="9072" w:type="dxa"/>
+            <w:tcBorders>
+              <w:left w:val="single" w:sz="32" w:space="0" w:color="CF3831"/>
+            </w:tcBorders>
+            <w:shd w:val="clear" w:color="auto" w:fill="F2D1C4"/>
+          </w:tcPr>
+          <w:p>
+            <w:pPr>
+              <w:spacing w:after="80"/>
+              <w:rPr>
+                <w:lang w:val="pt-BR"/>
+              </w:rPr>
+            </w:pPr>
+            <w:r>
+              <w:rPr>
+                <w:b/>
+                <w:color w:val="8F2620"/>
+                <w:sz w:val="18"/>
+                <w:lang w:val="pt-BR"/>
+              </w:rPr>
+              <w:t>CRÍTICO — Armadilha: caminhos são capturados no momento do import, não são referências vivas</w:t>
+            </w:r>
+          </w:p>
+          <w:p>
+            <w:pPr>
+              <w:spacing w:after="40"/>
+              <w:rPr>
+                <w:lang w:val="pt-BR"/>
+              </w:rPr>
+            </w:pPr>
+            <w:r>
+              <w:rPr>
+                <w:color w:val="001B3F"/>
+                <w:sz w:val="20"/>
+                <w:lang w:val="pt-BR"/>
+              </w:rPr>
+              <w:t>SHAREPOINT_DIR, DOWNLOAD_DIR e PLANILHA_PATH são calculados uma vez, na primeira linha que executa import robo_antt.config. Código em outros módulos faz "from robo_antt.config import PLANILHA_PATH" — isso copia o valor atual, não liga uma referência ao módulo. Se algo mudar config.SHAREPOINT_DIR em memória depois (ex.: a pessoa escolhe uma pasta nova pela GUI), qualquer módulo que já tinha importado o valor antigo continua usando o caminho velho até o processo inteiro reiniciar. É por isso que executar_robo_gui.py chama os.execv() (reinicia o processo do zero) depois de salvar_sharepoint_dir() — não é um detalhe cosmético, é a única forma de garantir que todo módulo (e cada worker, que é seu próprio processo) reimporte config.py com o caminho novo.</w:t>
+            </w:r>
+          </w:p>
+        </w:tc>
+      </w:tr>
+    </w:tbl>
+    <w:p>
+      <w:pPr>
+        <w:spacing w:after="40"/>
+        <w:rPr>
+          <w:lang w:val="pt-BR"/>
+        </w:rPr>
+      </w:pPr>
+    </w:p>
+    <w:p>
+      <w:pPr>
+        <w:pStyle w:val="Commarcadores"/>
+        <w:spacing w:after="80"/>
+        <w:rPr>
+          <w:lang w:val="pt-BR"/>
+        </w:rPr>
+      </w:pPr>
+      <w:r>
+        <w:rPr>
+          <w:rFonts w:ascii="Consolas" w:hAnsi="Consolas"/>
+          <w:color w:val="00573B"/>
+          <w:sz w:val="19"/>
+          <w:lang w:val="pt-BR"/>
+        </w:rPr>
+        <w:t xml:space="preserve"> _carregar_sharepoint_dir_configurado() -&gt; Path | None</w:t>
+      </w:r>
+      <w:r>
+        <w:rPr>
+          <w:lang w:val="pt-BR"/>
+        </w:rPr>
+        <w:t xml:space="preserve"> — lê data/config_local.json; None se nunca foi escolhida manualmente.</w:t>
+      </w:r>
+    </w:p>
+    <w:p>
+      <w:pPr>
+        <w:pStyle w:val="Commarcadores"/>
+        <w:spacing w:after="80"/>
+        <w:rPr>
+          <w:lang w:val="pt-BR"/>
+        </w:rPr>
+      </w:pPr>
+      <w:r>
+        <w:rPr>
+          <w:rFonts w:ascii="Consolas" w:hAnsi="Consolas"/>
+          <w:color w:val="00573B"/>
+          <w:sz w:val="19"/>
+          <w:lang w:val="pt-BR"/>
+        </w:rPr>
+        <w:t xml:space="preserve"> salvar_sharepoint_dir(caminho: Path) -&gt; None</w:t>
+      </w:r>
+      <w:r>
+        <w:rPr>
+          <w:lang w:val="pt-BR"/>
+        </w:rPr>
+        <w:t xml:space="preserve"> — grava a escolha; só tem efeito numa execução futura (ver armadilha acima).</w:t>
+      </w:r>
+    </w:p>
+    <w:p>
+      <w:pPr>
+        <w:pStyle w:val="Commarcadores"/>
+        <w:spacing w:after="80"/>
+      </w:pPr>
+      <w:r>
+        <w:rPr>
+          <w:rFonts w:ascii="Consolas" w:hAnsi="Consolas"/>
+          <w:color w:val="00573B"/>
+          <w:sz w:val="19"/>
+          <w:lang w:val="pt-BR"/>
+        </w:rPr>
+        <w:t xml:space="preserve"> </w:t>
+      </w:r>
+      <w:r>
+        <w:rPr>
+          <w:rFonts w:ascii="Consolas" w:hAnsi="Consolas"/>
+          <w:color w:val="00573B"/>
+          <w:sz w:val="19"/>
+        </w:rPr>
+        <w:t>sessao_worker/checkpoint_worker/planilha_worker(worker_id)</w:t>
+      </w:r>
+      <w:r>
+        <w:t xml:space="preserve"> — montam o caminho isolado de cada worker.</w:t>
+      </w:r>
+    </w:p>
+    <w:p>
+      <w:pPr>
+        <w:pStyle w:val="Commarcadores"/>
+        <w:spacing w:after="80"/>
+        <w:rPr>
+          <w:lang w:val="pt-BR"/>
+        </w:rPr>
+      </w:pPr>
+      <w:r>
+        <w:rPr>
+          <w:lang w:val="pt-BR"/>
+        </w:rPr>
+        <w:t>Todos os timeouts/contagens de retentativa do portal vivem aqui desde 24/09/2026 — ajuste aqui, nunca espalhado dentro de uma função de portal.py/download.py.</w:t>
+      </w:r>
+    </w:p>
+    <w:p>
+      <w:pPr>
+        <w:rPr>
+          <w:lang w:val="pt-BR"/>
+        </w:rPr>
+      </w:pPr>
+      <w:r>
+        <w:rPr>
+          <w:b/>
+          <w:color w:val="0557AA"/>
+          <w:sz w:val="22"/>
+          <w:lang w:val="pt-BR"/>
+        </w:rPr>
+        <w:t>checkpoint.py — estado persistente entre execuções</w:t>
+      </w:r>
+    </w:p>
+    <w:p>
+      <w:pPr>
+        <w:rPr>
+          <w:lang w:val="pt-BR"/>
+        </w:rPr>
+      </w:pPr>
+      <w:r>
+        <w:rPr>
+          <w:lang w:val="pt-BR"/>
+        </w:rPr>
+        <w:t>O formato real do JSON em disco (1 por worker):</w:t>
+      </w:r>
+    </w:p>
+    <w:p>
+      <w:pPr>
+        <w:shd w:val="clear" w:color="auto" w:fill="F7F9FB"/>
+        <w:spacing w:after="200"/>
+        <w:rPr>
+          <w:lang w:val="pt-BR"/>
+        </w:rPr>
+      </w:pPr>
+      <w:r>
+        <w:rPr>
+          <w:rFonts w:ascii="Consolas" w:hAnsi="Consolas"/>
+          <w:color w:val="001B3F"/>
+          <w:sz w:val="16"/>
+          <w:lang w:val="pt-BR"/>
+        </w:rPr>
+        <w:lastRenderedPageBreak/>
+        <w:t>{</w:t>
+      </w:r>
+      <w:r>
+        <w:rPr>
+          <w:rFonts w:ascii="Consolas" w:hAnsi="Consolas"/>
+          <w:color w:val="001B3F"/>
+          <w:sz w:val="16"/>
+          <w:lang w:val="pt-BR"/>
+        </w:rPr>
+        <w:br/>
+        <w:t xml:space="preserve">  "processados": ["EPSMA00087472019", "CRGTF00018212019", ...],</w:t>
+      </w:r>
+      <w:r>
+        <w:rPr>
+          <w:rFonts w:ascii="Consolas" w:hAnsi="Consolas"/>
+          <w:color w:val="001B3F"/>
+          <w:sz w:val="16"/>
+          <w:lang w:val="pt-BR"/>
+        </w:rPr>
+        <w:br/>
+        <w:t xml:space="preserve">  "falhas": {</w:t>
+      </w:r>
+      <w:r>
+        <w:rPr>
+          <w:rFonts w:ascii="Consolas" w:hAnsi="Consolas"/>
+          <w:color w:val="001B3F"/>
+          <w:sz w:val="16"/>
+          <w:lang w:val="pt-BR"/>
+        </w:rPr>
+        <w:br/>
+        <w:t xml:space="preserve">    "CRGTF00039462019": {</w:t>
+      </w:r>
+      <w:r>
+        <w:rPr>
+          <w:rFonts w:ascii="Consolas" w:hAnsi="Consolas"/>
+          <w:color w:val="001B3F"/>
+          <w:sz w:val="16"/>
+          <w:lang w:val="pt-BR"/>
+        </w:rPr>
+        <w:br/>
+        <w:t xml:space="preserve">      "motivo": "Timeout 75000ms exceeded while waiting for event \"download\"",</w:t>
+      </w:r>
+      <w:r>
+        <w:rPr>
+          <w:rFonts w:ascii="Consolas" w:hAnsi="Consolas"/>
+          <w:color w:val="001B3F"/>
+          <w:sz w:val="16"/>
+          <w:lang w:val="pt-BR"/>
+        </w:rPr>
+        <w:br/>
+        <w:t xml:space="preserve">      "cnpj": "92660604017077",</w:t>
+      </w:r>
+      <w:r>
+        <w:rPr>
+          <w:rFonts w:ascii="Consolas" w:hAnsi="Consolas"/>
+          <w:color w:val="001B3F"/>
+          <w:sz w:val="16"/>
+          <w:lang w:val="pt-BR"/>
+        </w:rPr>
+        <w:br/>
+        <w:t xml:space="preserve">      "tipo_value": "3",</w:t>
+      </w:r>
+      <w:r>
+        <w:rPr>
+          <w:rFonts w:ascii="Consolas" w:hAnsi="Consolas"/>
+          <w:color w:val="001B3F"/>
+          <w:sz w:val="16"/>
+          <w:lang w:val="pt-BR"/>
+        </w:rPr>
+        <w:br/>
+        <w:t xml:space="preserve">      "tentativas": 7</w:t>
+      </w:r>
+      <w:r>
+        <w:rPr>
+          <w:rFonts w:ascii="Consolas" w:hAnsi="Consolas"/>
+          <w:color w:val="001B3F"/>
+          <w:sz w:val="16"/>
+          <w:lang w:val="pt-BR"/>
+        </w:rPr>
+        <w:br/>
+        <w:t xml:space="preserve">    }</w:t>
+      </w:r>
+      <w:r>
+        <w:rPr>
+          <w:rFonts w:ascii="Consolas" w:hAnsi="Consolas"/>
+          <w:color w:val="001B3F"/>
+          <w:sz w:val="16"/>
+          <w:lang w:val="pt-BR"/>
+        </w:rPr>
+        <w:br/>
+        <w:t xml:space="preserve">  },</w:t>
+      </w:r>
+      <w:r>
+        <w:rPr>
+          <w:rFonts w:ascii="Consolas" w:hAnsi="Consolas"/>
+          <w:color w:val="001B3F"/>
+          <w:sz w:val="16"/>
+          <w:lang w:val="pt-BR"/>
+        </w:rPr>
+        <w:br/>
+        <w:t xml:space="preserve">  "varreduras_completas": ["92660604017077|2", "92660604017077|3", ...],</w:t>
+      </w:r>
+      <w:r>
+        <w:rPr>
+          <w:rFonts w:ascii="Consolas" w:hAnsi="Consolas"/>
+          <w:color w:val="001B3F"/>
+          <w:sz w:val="16"/>
+          <w:lang w:val="pt-BR"/>
+        </w:rPr>
+        <w:br/>
+        <w:t xml:space="preserve">  "ultima_execucao": "2026-09-29T14:09:30"</w:t>
+      </w:r>
+      <w:r>
+        <w:rPr>
+          <w:rFonts w:ascii="Consolas" w:hAnsi="Consolas"/>
+          <w:color w:val="001B3F"/>
+          <w:sz w:val="16"/>
+          <w:lang w:val="pt-BR"/>
+        </w:rPr>
+        <w:br/>
+        <w:t>}</w:t>
+      </w:r>
+    </w:p>
+    <w:p>
+      <w:pPr>
+        <w:rPr>
+          <w:lang w:val="pt-BR"/>
+        </w:rPr>
+      </w:pPr>
+      <w:r>
+        <w:rPr>
+          <w:lang w:val="pt-BR"/>
+        </w:rPr>
+        <w:t>Em memória, carregar() devolve "processados" como set (não list — convertido de volta na gravação, só para o JSON continuar legível/diffável). Toda falha é migrada para o formato dict (com tentativas) na leitura, mesmo que o arquivo em disco ainda tenha o formato antigo.</w:t>
+      </w:r>
+    </w:p>
+    <w:p>
+      <w:pPr>
+        <w:pStyle w:val="Commarcadores"/>
+        <w:spacing w:after="80"/>
+        <w:rPr>
+          <w:lang w:val="pt-BR"/>
+        </w:rPr>
+      </w:pPr>
+      <w:r>
+        <w:rPr>
+          <w:rFonts w:ascii="Consolas" w:hAnsi="Consolas"/>
+          <w:color w:val="00573B"/>
+          <w:sz w:val="19"/>
+          <w:lang w:val="pt-BR"/>
+        </w:rPr>
+        <w:t xml:space="preserve"> carregar(caminho=CHECKPOINT_FILE) -&gt; dict</w:t>
+      </w:r>
+      <w:r>
+        <w:rPr>
+          <w:lang w:val="pt-BR"/>
+        </w:rPr>
+        <w:t xml:space="preserve"> — levanta CheckpointCorrompidoError se o JSON existir mas estiver truncado/ilegível (nunca reseta para vazio silenciosamente).</w:t>
+      </w:r>
+    </w:p>
+    <w:p>
+      <w:pPr>
+        <w:pStyle w:val="Commarcadores"/>
+        <w:spacing w:after="80"/>
+        <w:rPr>
+          <w:lang w:val="pt-BR"/>
+        </w:rPr>
+      </w:pPr>
+      <w:r>
+        <w:rPr>
+          <w:rFonts w:ascii="Consolas" w:hAnsi="Consolas"/>
+          <w:color w:val="00573B"/>
+          <w:sz w:val="19"/>
+          <w:lang w:val="pt-BR"/>
+        </w:rPr>
+        <w:t xml:space="preserve"> marcar_processado(estado, auto_infracao)</w:t>
+      </w:r>
+      <w:r>
+        <w:rPr>
+          <w:lang w:val="pt-BR"/>
+        </w:rPr>
+        <w:t xml:space="preserve"> — adiciona a processados e remove de falhas (zera o contador de tentativas se a falha acontecer de novo no futuro).</w:t>
+      </w:r>
+    </w:p>
+    <w:p>
+      <w:pPr>
+        <w:pStyle w:val="Commarcadores"/>
+        <w:spacing w:after="80"/>
+        <w:rPr>
+          <w:lang w:val="pt-BR"/>
+        </w:rPr>
+      </w:pPr>
+      <w:r>
+        <w:rPr>
+          <w:rFonts w:ascii="Consolas" w:hAnsi="Consolas"/>
+          <w:color w:val="00573B"/>
+          <w:sz w:val="19"/>
+          <w:lang w:val="pt-BR"/>
+        </w:rPr>
+        <w:t xml:space="preserve"> marcar_falha(estado, auto_infracao, motivo, cnpj=None, tipo_value=None)</w:t>
+      </w:r>
+      <w:r>
+        <w:rPr>
+          <w:lang w:val="pt-BR"/>
+        </w:rPr>
+        <w:t xml:space="preserve"> — incrementa tentativas (persistido entre execuções, não só dentro de 1 run).</w:t>
+      </w:r>
+    </w:p>
+    <w:p>
+      <w:pPr>
+        <w:pStyle w:val="Commarcadores"/>
+        <w:spacing w:after="80"/>
+      </w:pPr>
+      <w:r>
+        <w:rPr>
+          <w:rFonts w:ascii="Consolas" w:hAnsi="Consolas"/>
+          <w:color w:val="00573B"/>
+          <w:sz w:val="19"/>
+          <w:lang w:val="pt-BR"/>
+        </w:rPr>
+        <w:t xml:space="preserve"> falha_provavelmente_permanente(estado, auto_infracao) -&gt; bool</w:t>
+      </w:r>
+      <w:r>
+        <w:rPr>
+          <w:lang w:val="pt-BR"/>
+        </w:rPr>
+        <w:t xml:space="preserve"> — tentativas &gt;= LIMITE_TENTATIVAS_PROVAVEL_PERMANENTE (constante = 3). </w:t>
+      </w:r>
+      <w:r>
+        <w:t>Blindada contra formato legado.</w:t>
+      </w:r>
+    </w:p>
+    <w:p>
+      <w:pPr>
+        <w:pStyle w:val="Commarcadores"/>
+        <w:spacing w:after="80"/>
+        <w:rPr>
+          <w:lang w:val="pt-BR"/>
+        </w:rPr>
+      </w:pPr>
+      <w:r>
+        <w:rPr>
+          <w:rFonts w:ascii="Consolas" w:hAnsi="Consolas"/>
+          <w:color w:val="00573B"/>
+          <w:sz w:val="19"/>
+          <w:lang w:val="pt-BR"/>
+        </w:rPr>
+        <w:t xml:space="preserve"> falhas_retentaveis(estado) -&gt; list[tuple[str, str, str]]</w:t>
+      </w:r>
+      <w:r>
+        <w:rPr>
+          <w:lang w:val="pt-BR"/>
+        </w:rPr>
+        <w:t xml:space="preserve"> — só as falhas com cnpj/tipo_value conhecidos; é isso que o orquestrador usa para saber ONDE reabrir a busca para retentar.</w:t>
+      </w:r>
+    </w:p>
+    <w:p>
+      <w:pPr>
+        <w:pStyle w:val="Commarcadores"/>
+        <w:spacing w:after="80"/>
+        <w:rPr>
+          <w:lang w:val="pt-BR"/>
+        </w:rPr>
+      </w:pPr>
+      <w:r>
+        <w:rPr>
+          <w:rFonts w:ascii="Consolas" w:hAnsi="Consolas"/>
+          <w:color w:val="00573B"/>
+          <w:sz w:val="19"/>
+          <w:lang w:val="pt-BR"/>
+        </w:rPr>
+        <w:t xml:space="preserve"> marcar_varredura_completa(estado, cnpj, tipo_value)</w:t>
+      </w:r>
+      <w:r>
+        <w:rPr>
+          <w:lang w:val="pt-BR"/>
+        </w:rPr>
+        <w:t xml:space="preserve"> — grava a chave "{cnpj}|{tipo_value}"; só auditoria, nunca usada para pular uma busca.</w:t>
+      </w:r>
+    </w:p>
+    <w:p>
+      <w:pPr>
+        <w:rPr>
+          <w:lang w:val="pt-BR"/>
+        </w:rPr>
+      </w:pPr>
+      <w:r>
+        <w:rPr>
+          <w:b/>
+          <w:color w:val="0557AA"/>
+          <w:sz w:val="22"/>
+          <w:lang w:val="pt-BR"/>
+        </w:rPr>
+        <w:t>io_seguro.py — gravação segura e trava de concorrência</w:t>
+      </w:r>
+    </w:p>
+    <w:p>
+      <w:pPr>
+        <w:pStyle w:val="Commarcadores"/>
+        <w:spacing w:after="80"/>
+        <w:rPr>
+          <w:lang w:val="pt-BR"/>
+        </w:rPr>
+      </w:pPr>
+      <w:r>
+        <w:rPr>
+          <w:rFonts w:ascii="Consolas" w:hAnsi="Consolas"/>
+          <w:color w:val="00573B"/>
+          <w:sz w:val="19"/>
+          <w:lang w:val="pt-BR"/>
+        </w:rPr>
+        <w:t xml:space="preserve"> substituir_com_retentativa(origem, destino, tentativas=5, espera_segundos=1.0)</w:t>
+      </w:r>
+      <w:r>
+        <w:rPr>
+          <w:lang w:val="pt-BR"/>
+        </w:rPr>
+        <w:t xml:space="preserve"> — Path.replace() com retentativa só em PermissionError (lock passageiro do OneDrive).</w:t>
+      </w:r>
+    </w:p>
+    <w:p>
+      <w:pPr>
+        <w:pStyle w:val="Commarcadores"/>
+        <w:spacing w:after="80"/>
+        <w:rPr>
+          <w:lang w:val="pt-BR"/>
+        </w:rPr>
+      </w:pPr>
+      <w:r>
+        <w:rPr>
+          <w:rFonts w:ascii="Consolas" w:hAnsi="Consolas"/>
+          <w:color w:val="00573B"/>
+          <w:sz w:val="19"/>
+          <w:lang w:val="pt-BR"/>
+        </w:rPr>
+        <w:t xml:space="preserve"> adquirir_trava(checkpoint_path, tentativas=5, espera_segundos=0.3) -&gt; Path</w:t>
+      </w:r>
+      <w:r>
+        <w:rPr>
+          <w:lang w:val="pt-BR"/>
+        </w:rPr>
+        <w:t xml:space="preserve"> — cria {checkpoint}.lock de forma atômica (os.open com O_CREAT|O_EXCL); levanta ChecklistEmUsoError se o PID gravado nela ainda estiver vivo (tasklist, nunca os.kill — no Windows isso mataria o processo).</w:t>
+      </w:r>
+    </w:p>
+    <w:p>
+      <w:pPr>
+        <w:pStyle w:val="Commarcadores"/>
+        <w:spacing w:after="80"/>
+        <w:rPr>
+          <w:lang w:val="pt-BR"/>
+        </w:rPr>
+      </w:pPr>
+      <w:r>
+        <w:rPr>
+          <w:rFonts w:ascii="Consolas" w:hAnsi="Consolas"/>
+          <w:color w:val="00573B"/>
+          <w:sz w:val="19"/>
+          <w:lang w:val="pt-BR"/>
+        </w:rPr>
+        <w:t xml:space="preserve"> liberar_trava(trava)</w:t>
+      </w:r>
+      <w:r>
+        <w:rPr>
+          <w:lang w:val="pt-BR"/>
+        </w:rPr>
+        <w:t xml:space="preserve"> — chamar sempre num finally (ver orquestrador.rodar()).</w:t>
+      </w:r>
+    </w:p>
+    <w:p>
+      <w:r>
+        <w:rPr>
+          <w:b/>
+          <w:color w:val="0557AA"/>
+          <w:sz w:val="22"/>
+        </w:rPr>
+        <w:t>portal.py — navegação Playwright</w:t>
+      </w:r>
+    </w:p>
+    <w:p>
+      <w:pPr>
+        <w:pStyle w:val="Commarcadores"/>
+        <w:spacing w:after="80"/>
+      </w:pPr>
+      <w:r>
+        <w:rPr>
+          <w:rFonts w:ascii="Consolas" w:hAnsi="Consolas"/>
+          <w:color w:val="00573B"/>
+          <w:sz w:val="19"/>
+          <w:lang w:val="pt-BR"/>
+        </w:rPr>
+        <w:t xml:space="preserve"> abrir_tela_processos(page, tentativas=3)</w:t>
+      </w:r>
+      <w:r>
+        <w:rPr>
+          <w:lang w:val="pt-BR"/>
+        </w:rPr>
+        <w:t xml:space="preserve"> — page.goto() E a espera pelo seletor estão DENTRO do mesmo laço de retentativa (bug corrigido em 18/09/2026). </w:t>
+      </w:r>
+      <w:r>
+        <w:t>Distingue SessaoExpiradaError de PortalIndisponivelError.</w:t>
+      </w:r>
+    </w:p>
+    <w:p>
+      <w:pPr>
+        <w:pStyle w:val="Commarcadores"/>
+        <w:spacing w:after="80"/>
+        <w:rPr>
+          <w:lang w:val="pt-BR"/>
+        </w:rPr>
+      </w:pPr>
+      <w:r>
+        <w:rPr>
+          <w:rFonts w:ascii="Consolas" w:hAnsi="Consolas"/>
+          <w:color w:val="00573B"/>
+          <w:sz w:val="19"/>
+          <w:lang w:val="pt-BR"/>
+        </w:rPr>
+        <w:t xml:space="preserve"> listar_cnpjs(page) -&gt; list[dict]</w:t>
+      </w:r>
+      <w:r>
+        <w:rPr>
+          <w:lang w:val="pt-BR"/>
+        </w:rPr>
+        <w:t xml:space="preserve"> — devolve {value, texto, indice}; indice é a posição real da &lt;option&gt;, usada por selecionar_cnpj().</w:t>
+      </w:r>
+    </w:p>
+    <w:p>
+      <w:pPr>
+        <w:pStyle w:val="Commarcadores"/>
+        <w:spacing w:after="80"/>
+        <w:rPr>
+          <w:lang w:val="pt-BR"/>
+        </w:rPr>
+      </w:pPr>
+      <w:r>
+        <w:rPr>
+          <w:rFonts w:ascii="Consolas" w:hAnsi="Consolas"/>
+          <w:color w:val="00573B"/>
+          <w:sz w:val="19"/>
+          <w:lang w:val="pt-BR"/>
+        </w:rPr>
+        <w:t xml:space="preserve"> selecionar_cnpj(page, indice, valor_esperado=None, tentativas=10)</w:t>
+      </w:r>
+      <w:r>
+        <w:rPr>
+          <w:lang w:val="pt-BR"/>
+        </w:rPr>
+        <w:t xml:space="preserve"> — clica no widget chosen.js (nunca select_option force=True no &lt;select&gt; real). Quando valor_esperado é passado, CONFIRMA de verdade (até 10x500ms) que o &lt;select&gt; real reflete o CNPJ esperado antes de devolver </w:t>
+      </w:r>
+      <w:r>
+        <w:rPr>
+          <w:lang w:val="pt-BR"/>
+        </w:rPr>
+        <w:lastRenderedPageBreak/>
+        <w:t>— sem isso, uma troca cujo postback não assentou pode fazer a busca seguinte voltar vazia sem lançar erro nenhum.</w:t>
+      </w:r>
+    </w:p>
+    <w:p>
+      <w:pPr>
+        <w:pStyle w:val="Commarcadores"/>
+        <w:spacing w:after="80"/>
+        <w:rPr>
+          <w:lang w:val="pt-BR"/>
+        </w:rPr>
+      </w:pPr>
+      <w:r>
+        <w:rPr>
+          <w:rFonts w:ascii="Consolas" w:hAnsi="Consolas"/>
+          <w:color w:val="00573B"/>
+          <w:sz w:val="19"/>
+          <w:lang w:val="pt-BR"/>
+        </w:rPr>
+        <w:t xml:space="preserve"> buscar(page, tentativas=3) / ir_proxima_pagina(page, tentativas=3)</w:t>
+      </w:r>
+      <w:r>
+        <w:rPr>
+          <w:lang w:val="pt-BR"/>
+        </w:rPr>
+        <w:t xml:space="preserve"> — o clique é feito 1 vez só; as retentativas são só de espera pela mesma resposta.</w:t>
+      </w:r>
+    </w:p>
+    <w:p>
+      <w:pPr>
+        <w:pStyle w:val="Commarcadores"/>
+        <w:spacing w:after="80"/>
+      </w:pPr>
+      <w:r>
+        <w:rPr>
+          <w:rFonts w:ascii="Consolas" w:hAnsi="Consolas"/>
+          <w:color w:val="00573B"/>
+          <w:sz w:val="19"/>
+          <w:lang w:val="pt-BR"/>
+        </w:rPr>
+        <w:t xml:space="preserve"> iterar_paginas_resultado(page)</w:t>
+      </w:r>
+      <w:r>
+        <w:rPr>
+          <w:lang w:val="pt-BR"/>
+        </w:rPr>
+        <w:t xml:space="preserve"> — gerador; nunca confia em info_paginacao() ("X de Y" é sempre "de 20", um placeholder fixo) para decidir quando parar. </w:t>
+      </w:r>
+      <w:r>
+        <w:t>Depois de 20 páginas sem avançar, levanta LimiteResultadosError.</w:t>
+      </w:r>
+    </w:p>
+    <w:p>
+      <w:pPr>
+        <w:pStyle w:val="Commarcadores"/>
+        <w:spacing w:after="80"/>
+        <w:rPr>
+          <w:lang w:val="pt-BR"/>
+        </w:rPr>
+      </w:pPr>
+      <w:r>
+        <w:rPr>
+          <w:rFonts w:ascii="Consolas" w:hAnsi="Consolas"/>
+          <w:color w:val="00573B"/>
+          <w:sz w:val="19"/>
+          <w:lang w:val="pt-BR"/>
+        </w:rPr>
+        <w:t xml:space="preserve"> preparar_para_clicar(page)</w:t>
+      </w:r>
+      <w:r>
+        <w:rPr>
+          <w:lang w:val="pt-BR"/>
+        </w:rPr>
+        <w:t xml:space="preserve"> — chamar antes de qualquer clique que pode estar bloqueado por um modal pendurado de uma ação anterior.</w:t>
+      </w:r>
+    </w:p>
+    <w:p>
+      <w:r>
+        <w:rPr>
+          <w:b/>
+          <w:color w:val="0557AA"/>
+          <w:sz w:val="22"/>
+        </w:rPr>
+        <w:t>download.py</w:t>
+      </w:r>
+    </w:p>
+    <w:p>
+      <w:pPr>
+        <w:pStyle w:val="Commarcadores"/>
+        <w:spacing w:after="80"/>
+        <w:rPr>
+          <w:lang w:val="pt-BR"/>
+        </w:rPr>
+      </w:pPr>
+      <w:r>
+        <w:rPr>
+          <w:rFonts w:ascii="Consolas" w:hAnsi="Consolas"/>
+          <w:color w:val="00573B"/>
+          <w:sz w:val="19"/>
+          <w:lang w:val="pt-BR"/>
+        </w:rPr>
+        <w:t xml:space="preserve"> already_downloaded(auto_infracao, cnpj) -&gt; Path | None</w:t>
+      </w:r>
+      <w:r>
+        <w:rPr>
+          <w:lang w:val="pt-BR"/>
+        </w:rPr>
+        <w:t xml:space="preserve"> — procura em Autos/{cnpj} - {apelido}/*/{auto}.pdf E em Autos/{cnpj}/*/{auto}.pdf (pasta legada) — nunca toca o navegador.</w:t>
+      </w:r>
+    </w:p>
+    <w:p>
+      <w:pPr>
+        <w:pStyle w:val="Commarcadores"/>
+        <w:spacing w:after="80"/>
+        <w:rPr>
+          <w:lang w:val="pt-BR"/>
+        </w:rPr>
+      </w:pPr>
+      <w:r>
+        <w:rPr>
+          <w:rFonts w:ascii="Consolas" w:hAnsi="Consolas"/>
+          <w:color w:val="00573B"/>
+          <w:sz w:val="19"/>
+          <w:lang w:val="pt-BR"/>
+        </w:rPr>
+        <w:t xml:space="preserve"> _localizar_linha(page, auto_infracao, tentativas=3)</w:t>
+      </w:r>
+      <w:r>
+        <w:rPr>
+          <w:lang w:val="pt-BR"/>
+        </w:rPr>
+        <w:t xml:space="preserve"> — espera a linha aparecer; se a tabela foi invalidada, levanta TabelaInvalidadaError (a busca inteira quebrou) em vez de ValueError (só este documento falhou).</w:t>
+      </w:r>
+    </w:p>
+    <w:p>
+      <w:pPr>
+        <w:pStyle w:val="Commarcadores"/>
+        <w:spacing w:after="80"/>
+      </w:pPr>
+      <w:r>
+        <w:rPr>
+          <w:rFonts w:ascii="Consolas" w:hAnsi="Consolas"/>
+          <w:color w:val="00573B"/>
+          <w:sz w:val="19"/>
+          <w:lang w:val="pt-BR"/>
+        </w:rPr>
+        <w:t xml:space="preserve"> baixar_pdf(page, auto_infracao, cnpj) -&gt; Path</w:t>
+      </w:r>
+      <w:r>
+        <w:rPr>
+          <w:lang w:val="pt-BR"/>
+        </w:rPr>
+        <w:t xml:space="preserve"> — clique na lupa usa no_wait_after=True (dispara download, não navegação). TIMEOUT_DOWNLOAD_MS (hoje 75000) tem histórico de 3 valores (60s -&gt; 180s -&gt; 75s, ver config.py). </w:t>
+      </w:r>
+      <w:r>
+        <w:t>Valida os 5 primeiros bytes (%PDF-) antes de aceitar.</w:t>
+      </w:r>
+    </w:p>
+    <w:p>
+      <w:r>
+        <w:rPr>
+          <w:b/>
+          <w:color w:val="0557AA"/>
+          <w:sz w:val="22"/>
+        </w:rPr>
+        <w:t>extracao.py</w:t>
+      </w:r>
+    </w:p>
+    <w:p>
+      <w:pPr>
+        <w:pStyle w:val="Commarcadores"/>
+        <w:spacing w:after="80"/>
+      </w:pPr>
+      <w:r>
+        <w:rPr>
+          <w:rFonts w:ascii="Consolas" w:hAnsi="Consolas"/>
+          <w:color w:val="00573B"/>
+          <w:sz w:val="19"/>
+          <w:lang w:val="pt-BR"/>
+        </w:rPr>
+        <w:t xml:space="preserve"> _celulas_da_pagina(pdf_path, indice_pagina=0) -&gt; list[str]</w:t>
+      </w:r>
+      <w:r>
+        <w:rPr>
+          <w:lang w:val="pt-BR"/>
+        </w:rPr>
+        <w:t xml:space="preserve"> — técnica central: o PDF é um formulário com bordas, cada célula vem como "RÓTULO\nVALOR" — mais confiável que regex no texto corrido. </w:t>
+      </w:r>
+      <w:r>
+        <w:t>Normaliza hífen suave (\xad) na origem.</w:t>
+      </w:r>
+    </w:p>
+    <w:p>
+      <w:pPr>
+        <w:pStyle w:val="Commarcadores"/>
+        <w:spacing w:after="80"/>
+        <w:rPr>
+          <w:lang w:val="pt-BR"/>
+        </w:rPr>
+      </w:pPr>
+      <w:r>
+        <w:rPr>
+          <w:rFonts w:ascii="Consolas" w:hAnsi="Consolas"/>
+          <w:color w:val="00573B"/>
+          <w:sz w:val="19"/>
+          <w:lang w:val="pt-BR"/>
+        </w:rPr>
+        <w:t xml:space="preserve"> identificar_tipo_multa(texto_pagina1) -&gt; str</w:t>
+      </w:r>
+      <w:r>
+        <w:rPr>
+          <w:lang w:val="pt-BR"/>
+        </w:rPr>
+        <w:t xml:space="preserve"> — percorre _PALAVRAS_CHAVE_TIPO_MULTA NA ORDEM declarada ("PESAGEM" antes de "PESO"). Usa re.DOTALL porque o cabeçalho pode quebrar linha no meio da palavra-chave.</w:t>
+      </w:r>
+    </w:p>
+    <w:p>
+      <w:pPr>
+        <w:pStyle w:val="Commarcadores"/>
+        <w:spacing w:after="80"/>
+      </w:pPr>
+      <w:r>
+        <w:rPr>
+          <w:rFonts w:ascii="Consolas" w:hAnsi="Consolas"/>
+          <w:color w:val="00573B"/>
+          <w:sz w:val="19"/>
+          <w:lang w:val="pt-BR"/>
+        </w:rPr>
+        <w:t xml:space="preserve"> extrair_campos_boleto(pdf_path, numero_pagina) -&gt; dict</w:t>
+      </w:r>
+      <w:r>
+        <w:rPr>
+          <w:lang w:val="pt-BR"/>
+        </w:rPr>
+        <w:t xml:space="preserve"> — valor_desconto tem uma cascata de 4 fallbacks: célula "Desconto/Abatimento" -&gt; frase "desconto de R$ X" no texto corrido -&gt; rótulo no texto corrido -&gt; cálculo por subtração (Valor - Valor com Desconto). </w:t>
+      </w:r>
+      <w:r>
+        <w:t>Qualquer alteração deve preservar essa ordem.</w:t>
+      </w:r>
+    </w:p>
+    <w:p>
+      <w:pPr>
+        <w:pStyle w:val="Commarcadores"/>
+        <w:spacing w:after="80"/>
+        <w:rPr>
+          <w:lang w:val="pt-BR"/>
+        </w:rPr>
+      </w:pPr>
+      <w:r>
+        <w:rPr>
+          <w:lang w:val="pt-BR"/>
+        </w:rPr>
+        <w:t>localizar_pagina_boleto()/localizar_pagina_notificacao() usam PyMuPDF (não pdfplumber) só para achar a página certa — ~90x mais rápido num processo de até 79 páginas.</w:t>
+      </w:r>
+    </w:p>
+    <w:p>
+      <w:r>
+        <w:rPr>
+          <w:b/>
+          <w:color w:val="0557AA"/>
+          <w:sz w:val="22"/>
+        </w:rPr>
+        <w:t>planilha.py</w:t>
+      </w:r>
+    </w:p>
+    <w:p>
+      <w:pPr>
+        <w:pStyle w:val="Commarcadores"/>
+        <w:spacing w:after="80"/>
+        <w:rPr>
+          <w:lang w:val="pt-BR"/>
+        </w:rPr>
+      </w:pPr>
+      <w:r>
+        <w:rPr>
+          <w:rFonts w:ascii="Consolas" w:hAnsi="Consolas"/>
+          <w:color w:val="00573B"/>
+          <w:sz w:val="19"/>
+          <w:lang w:val="pt-BR"/>
+        </w:rPr>
+        <w:t xml:space="preserve"> ja_registrado(wb, auto_infracao) -&gt; bool</w:t>
+      </w:r>
+      <w:r>
+        <w:rPr>
+          <w:lang w:val="pt-BR"/>
+        </w:rPr>
+        <w:t xml:space="preserve"> — a 1ª chamada numa Workbook monta um set (cache no atributo _robo_antt_cache_autos); chamadas seguintes são O(1).</w:t>
+      </w:r>
+    </w:p>
+    <w:p>
+      <w:pPr>
+        <w:pStyle w:val="Commarcadores"/>
+        <w:spacing w:after="80"/>
+        <w:rPr>
+          <w:lang w:val="pt-BR"/>
+        </w:rPr>
+      </w:pPr>
+      <w:r>
+        <w:rPr>
+          <w:rFonts w:ascii="Consolas" w:hAnsi="Consolas"/>
+          <w:color w:val="00573B"/>
+          <w:sz w:val="19"/>
+          <w:lang w:val="pt-BR"/>
+        </w:rPr>
+        <w:t xml:space="preserve"> adicionar_registro(wb, registro: dict)</w:t>
+      </w:r>
+      <w:r>
+        <w:rPr>
+          <w:lang w:val="pt-BR"/>
+        </w:rPr>
+        <w:t xml:space="preserve"> — chaves de _CAMPO_POR_COLUNA.values(); datas/valores convertidos para tipo nativo do Excel aqui.</w:t>
+      </w:r>
+    </w:p>
+    <w:p>
+      <w:pPr>
+        <w:pStyle w:val="Commarcadores"/>
+        <w:spacing w:after="80"/>
+        <w:rPr>
+          <w:lang w:val="pt-BR"/>
+        </w:rPr>
+      </w:pPr>
+      <w:r>
+        <w:rPr>
+          <w:rFonts w:ascii="Consolas" w:hAnsi="Consolas"/>
+          <w:color w:val="00573B"/>
+          <w:sz w:val="19"/>
+          <w:lang w:val="pt-BR"/>
+        </w:rPr>
+        <w:t xml:space="preserve"> atualizar_campos_vazios(wb, auto_infracao, campos_novos: dict) -&gt; int</w:t>
+      </w:r>
+      <w:r>
+        <w:rPr>
+          <w:lang w:val="pt-BR"/>
+        </w:rPr>
+        <w:t xml:space="preserve"> — só preenche célula VAZIA, nunca sobrescreve valor existente. É O(n) de propósito (manutenção pontual, não caminho quente).</w:t>
+      </w:r>
+    </w:p>
+    <w:p>
+      <w:pPr>
+        <w:pStyle w:val="Commarcadores"/>
+        <w:spacing w:after="80"/>
+        <w:rPr>
+          <w:lang w:val="pt-BR"/>
+        </w:rPr>
+      </w:pPr>
+      <w:r>
+        <w:rPr>
+          <w:lang w:val="pt-BR"/>
+        </w:rPr>
+        <w:t>COLUNAS + _CAMPO_POR_COLUNA são o único lugar que define o esquema da planilha — coluna nova sempre no FIM de COLUNAS.</w:t>
+      </w:r>
+    </w:p>
+    <w:p>
+      <w:pPr>
+        <w:rPr>
+          <w:lang w:val="pt-BR"/>
+        </w:rPr>
+      </w:pPr>
+      <w:r>
+        <w:rPr>
+          <w:b/>
+          <w:color w:val="0557AA"/>
+          <w:sz w:val="22"/>
+          <w:lang w:val="pt-BR"/>
+        </w:rPr>
+        <w:t>orquestrador.py — o núcleo</w:t>
+      </w:r>
+    </w:p>
+    <w:p>
+      <w:pPr>
+        <w:rPr>
+          <w:lang w:val="pt-BR"/>
+        </w:rPr>
+      </w:pPr>
+      <w:r>
+        <w:rPr>
+          <w:lang w:val="pt-BR"/>
+        </w:rPr>
+        <w:lastRenderedPageBreak/>
+        <w:t>Hierarquia de chamadas, de dentro para fora (a mais interna é a mais testável isolada):</w:t>
+      </w:r>
+    </w:p>
+    <w:p>
+      <w:pPr>
+        <w:shd w:val="clear" w:color="auto" w:fill="F7F9FB"/>
+        <w:spacing w:after="200"/>
+        <w:rPr>
+          <w:lang w:val="pt-BR"/>
+        </w:rPr>
+      </w:pPr>
+      <w:r>
+        <w:rPr>
+          <w:rFonts w:ascii="Consolas" w:hAnsi="Consolas"/>
+          <w:color w:val="001B3F"/>
+          <w:sz w:val="16"/>
+          <w:lang w:val="pt-BR"/>
+        </w:rPr>
+        <w:t>processar_linha()         1 auto: checkpoint conhecido? / ja em disco? / baixar+extrair novo</w:t>
+      </w:r>
+      <w:r>
+        <w:rPr>
+          <w:rFonts w:ascii="Consolas" w:hAnsi="Consolas"/>
+          <w:color w:val="001B3F"/>
+          <w:sz w:val="16"/>
+          <w:lang w:val="pt-BR"/>
+        </w:rPr>
+        <w:br/>
+        <w:t xml:space="preserve">  -&gt; _tentar_tipo()        1 combinacao CNPJxtipo: busca + todas as paginas + processar_linha()</w:t>
+      </w:r>
+      <w:r>
+        <w:rPr>
+          <w:rFonts w:ascii="Consolas" w:hAnsi="Consolas"/>
+          <w:color w:val="001B3F"/>
+          <w:sz w:val="16"/>
+          <w:lang w:val="pt-BR"/>
+        </w:rPr>
+        <w:br/>
+        <w:t xml:space="preserve">      -&gt; _processar_item()  seleciona o CNPJ (com recuperacao) + chama _tentar_tipo()</w:t>
+      </w:r>
+      <w:r>
+        <w:rPr>
+          <w:rFonts w:ascii="Consolas" w:hAnsi="Consolas"/>
+          <w:color w:val="001B3F"/>
+          <w:sz w:val="16"/>
+          <w:lang w:val="pt-BR"/>
+        </w:rPr>
+        <w:br/>
+        <w:t xml:space="preserve">          -&gt; rodar()/_rodar_impl()  particiona as 427 combinacoes, laco + 3 camadas de retentativa</w:t>
+      </w:r>
+    </w:p>
+    <w:p>
+      <w:pPr>
+        <w:pStyle w:val="Commarcadores"/>
+        <w:spacing w:after="80"/>
+        <w:rPr>
+          <w:lang w:val="pt-BR"/>
+        </w:rPr>
+      </w:pPr>
+      <w:r>
+        <w:rPr>
+          <w:rFonts w:ascii="Consolas" w:hAnsi="Consolas"/>
+          <w:color w:val="00573B"/>
+          <w:sz w:val="19"/>
+          <w:lang w:val="pt-BR"/>
+        </w:rPr>
+        <w:t xml:space="preserve"> processar_linha(page, row, estado, wb, prefixo="", tipo_value=None) -&gt; str</w:t>
+      </w:r>
+      <w:r>
+        <w:rPr>
+          <w:lang w:val="pt-BR"/>
+        </w:rPr>
+        <w:t xml:space="preserve"> — devolve "novo"/"conhecido"/"falha". 3 ramos: já em processados (só atualiza Situação se vazia); PDF já em disco de outro worker (registra sem baixar de novo); genuinamente novo (baixa+extrai+registra). Qualquer exceção que não seja SessaoExpiradaError/PortalIndisponivelError/TabelaInvalidadaError é tratada como falha DESTE documento.</w:t>
+      </w:r>
+    </w:p>
+    <w:p>
+      <w:pPr>
+        <w:pStyle w:val="Commarcadores"/>
+        <w:spacing w:after="80"/>
+        <w:rPr>
+          <w:lang w:val="pt-BR"/>
+        </w:rPr>
+      </w:pPr>
+      <w:r>
+        <w:rPr>
+          <w:rFonts w:ascii="Consolas" w:hAnsi="Consolas"/>
+          <w:color w:val="00573B"/>
+          <w:sz w:val="19"/>
+          <w:lang w:val="pt-BR"/>
+        </w:rPr>
+        <w:t xml:space="preserve"> _tentar_tipo(...) -&gt; dict</w:t>
+      </w:r>
+      <w:r>
+        <w:rPr>
+          <w:lang w:val="pt-BR"/>
+        </w:rPr>
+        <w:t xml:space="preserve"> — devolve {novos, falhas, completo}. completo=True só quando a paginação inteira terminou sem exceção — decide se marca checkpoint.marcar_varredura_completa() ou fica pendente.</w:t>
+      </w:r>
+    </w:p>
+    <w:p>
+      <w:pPr>
+        <w:pStyle w:val="Commarcadores"/>
+        <w:spacing w:after="80"/>
+        <w:rPr>
+          <w:lang w:val="pt-BR"/>
+        </w:rPr>
+      </w:pPr>
+      <w:r>
+        <w:rPr>
+          <w:rFonts w:ascii="Consolas" w:hAnsi="Consolas"/>
+          <w:color w:val="00573B"/>
+          <w:sz w:val="19"/>
+          <w:lang w:val="pt-BR"/>
+        </w:rPr>
+        <w:t xml:space="preserve"> _selecionar_cnpj_com_recuperacao(page, cnpj, prefixo="")</w:t>
+      </w:r>
+      <w:r>
+        <w:rPr>
+          <w:lang w:val="pt-BR"/>
+        </w:rPr>
+        <w:t xml:space="preserve"> — se selecionar_cnpj() falhar, recarrega a tela do zero e tenta 1 vez mais.</w:t>
+      </w:r>
+    </w:p>
+    <w:p>
+      <w:pPr>
+        <w:pStyle w:val="Commarcadores"/>
+        <w:spacing w:after="80"/>
+        <w:rPr>
+          <w:lang w:val="pt-BR"/>
+        </w:rPr>
+      </w:pPr>
+      <w:r>
+        <w:rPr>
+          <w:rFonts w:ascii="Consolas" w:hAnsi="Consolas"/>
+          <w:color w:val="00573B"/>
+          <w:sz w:val="19"/>
+          <w:lang w:val="pt-BR"/>
+        </w:rPr>
+        <w:t xml:space="preserve"> _processar_item(..., forcar_reload=False) -&gt; dict</w:t>
+      </w:r>
+      <w:r>
+        <w:rPr>
+          <w:lang w:val="pt-BR"/>
+        </w:rPr>
+        <w:t xml:space="preserve"> — forcar_reload é a diferença entre a 1ª tentativa (nunca recarrega) e qualquer retentativa (sempre recarrega incondicionalmente).</w:t>
+      </w:r>
+    </w:p>
+    <w:p>
+      <w:pPr>
+        <w:pStyle w:val="Commarcadores"/>
+        <w:spacing w:after="80"/>
+        <w:rPr>
+          <w:lang w:val="pt-BR"/>
+        </w:rPr>
+      </w:pPr>
+      <w:r>
+        <w:rPr>
+          <w:rFonts w:ascii="Consolas" w:hAnsi="Consolas"/>
+          <w:color w:val="00573B"/>
+          <w:sz w:val="19"/>
+          <w:lang w:val="pt-BR"/>
+        </w:rPr>
+        <w:t xml:space="preserve"> _combinacao_so_tem_falhas_permanentes(estado, cnpj_value, tipo_value) -&gt; bool</w:t>
+      </w:r>
+      <w:r>
+        <w:rPr>
+          <w:lang w:val="pt-BR"/>
+        </w:rPr>
+        <w:t xml:space="preserve"> — função pura, testável isolada (ver tests/test_orquestrador.py): True só se houver pelo menos 1 falha pendente E todas forem "provavelmente permanentes".</w:t>
+      </w:r>
+    </w:p>
+    <w:p>
+      <w:pPr>
+        <w:rPr>
+          <w:lang w:val="pt-BR"/>
+        </w:rPr>
+      </w:pPr>
+      <w:r>
+        <w:rPr>
+          <w:lang w:val="pt-BR"/>
+        </w:rPr>
+        <w:t>O particionamento entre workers é uma única linha, dentro de _rodar_impl():</w:t>
+      </w:r>
+    </w:p>
+    <w:p>
+      <w:pPr>
+        <w:shd w:val="clear" w:color="auto" w:fill="F7F9FB"/>
+        <w:spacing w:after="200"/>
+      </w:pPr>
+      <w:r>
+        <w:rPr>
+          <w:rFonts w:ascii="Consolas" w:hAnsi="Consolas"/>
+          <w:color w:val="001B3F"/>
+          <w:sz w:val="16"/>
+        </w:rPr>
+        <w:t>todos_itens = [(cnpj, tipo_value, tipo_nome) for cnpj in cnpjs for tipo_value, tipo_nome in tipos.items()]</w:t>
+      </w:r>
+      <w:r>
+        <w:rPr>
+          <w:rFonts w:ascii="Consolas" w:hAnsi="Consolas"/>
+          <w:color w:val="001B3F"/>
+          <w:sz w:val="16"/>
+        </w:rPr>
+        <w:br/>
+        <w:t>if worker_id is not None and total_workers:</w:t>
+      </w:r>
+      <w:r>
+        <w:rPr>
+          <w:rFonts w:ascii="Consolas" w:hAnsi="Consolas"/>
+          <w:color w:val="001B3F"/>
+          <w:sz w:val="16"/>
+        </w:rPr>
+        <w:br/>
+        <w:t xml:space="preserve">    todos_itens = [item for i, item in enumerate(todos_itens) if i % total_workers == worker_id]</w:t>
+      </w:r>
+    </w:p>
+    <w:p>
+      <w:pPr>
+        <w:rPr>
+          <w:lang w:val="pt-BR"/>
+        </w:rPr>
+      </w:pPr>
+      <w:r>
+        <w:rPr>
+          <w:lang w:val="pt-BR"/>
+        </w:rPr>
+        <w:t>Note que a lista é construída CNPJ por fora, tipo por dentro — isso é o que faz os 7 tipos de um mesmo CNPJ caírem em workers diferentes (índices consecutivos, módulo total_workers), em vez de ficarem todos no mesmo worker.</w:t>
+      </w:r>
+    </w:p>
+    <w:p>
+      <w:pPr>
         <w:pStyle w:val="Ttulo1"/>
         <w:pageBreakBefore/>
         <w:rPr>
           <w:lang w:val="pt-BR"/>
         </w:rPr>
       </w:pPr>
+      <w:bookmarkStart w:id="8" w:name="_Toc242104468"/>
       <w:r>
         <w:rPr>
           <w:lang w:val="pt-BR"/>
@@ -4374,6 +7122,7 @@
         <w:lastRenderedPageBreak/>
         <w:t>9. Modelo de dados — planilha final</w:t>
       </w:r>
+      <w:bookmarkEnd w:id="8"/>
     </w:p>
     <w:p>
       <w:pPr>
@@ -5534,6 +8283,7 @@
           <w:lang w:val="pt-BR"/>
         </w:rPr>
       </w:pPr>
+      <w:bookmarkStart w:id="9" w:name="_Toc242104469"/>
       <w:r>
         <w:rPr>
           <w:lang w:val="pt-BR"/>
@@ -5541,6 +8291,7 @@
         <w:lastRenderedPageBreak/>
         <w:t>10. Erros e exceções conhecidas</w:t>
       </w:r>
+      <w:bookmarkEnd w:id="9"/>
     </w:p>
     <w:p>
       <w:pPr>
@@ -5663,15 +8414,9 @@
             <w:tcW w:w="3402" w:type="dxa"/>
           </w:tcPr>
           <w:p>
-            <w:pPr>
-              <w:rPr>
-                <w:lang w:val="pt-BR"/>
-              </w:rPr>
-            </w:pPr>
-            <w:r>
-              <w:rPr>
-                <w:sz w:val="19"/>
-                <w:lang w:val="pt-BR"/>
+            <w:r>
+              <w:rPr>
+                <w:sz w:val="19"/>
               </w:rPr>
               <w:t>Para o worker — precisa de novo login manual.</w:t>
             </w:r>
@@ -5702,15 +8447,9 @@
             <w:tcW w:w="3402" w:type="dxa"/>
           </w:tcPr>
           <w:p>
-            <w:pPr>
-              <w:rPr>
-                <w:lang w:val="pt-BR"/>
-              </w:rPr>
-            </w:pPr>
-            <w:r>
-              <w:rPr>
-                <w:sz w:val="19"/>
-                <w:lang w:val="pt-BR"/>
+            <w:r>
+              <w:rPr>
+                <w:sz w:val="19"/>
               </w:rPr>
               <w:t>O portal está em manutenção.</w:t>
             </w:r>
@@ -5721,15 +8460,9 @@
             <w:tcW w:w="3402" w:type="dxa"/>
           </w:tcPr>
           <w:p>
-            <w:pPr>
-              <w:rPr>
-                <w:lang w:val="pt-BR"/>
-              </w:rPr>
-            </w:pPr>
-            <w:r>
-              <w:rPr>
-                <w:sz w:val="19"/>
-                <w:lang w:val="pt-BR"/>
+            <w:r>
+              <w:rPr>
+                <w:sz w:val="19"/>
               </w:rPr>
               <w:t>Para o worker — mas não precisa de novo login, só tentar mais tarde.</w:t>
             </w:r>
@@ -5760,15 +8493,9 @@
             <w:tcW w:w="3402" w:type="dxa"/>
           </w:tcPr>
           <w:p>
-            <w:pPr>
-              <w:rPr>
-                <w:lang w:val="pt-BR"/>
-              </w:rPr>
-            </w:pPr>
-            <w:r>
-              <w:rPr>
-                <w:sz w:val="19"/>
-                <w:lang w:val="pt-BR"/>
+            <w:r>
+              <w:rPr>
+                <w:sz w:val="19"/>
               </w:rPr>
               <w:t>Busca atinge o limite de 1000 resultados do portal.</w:t>
             </w:r>
@@ -5779,15 +8506,9 @@
             <w:tcW w:w="3402" w:type="dxa"/>
           </w:tcPr>
           <w:p>
-            <w:pPr>
-              <w:rPr>
-                <w:lang w:val="pt-BR"/>
-              </w:rPr>
-            </w:pPr>
-            <w:r>
-              <w:rPr>
-                <w:sz w:val="19"/>
-                <w:lang w:val="pt-BR"/>
+            <w:r>
+              <w:rPr>
+                <w:sz w:val="19"/>
               </w:rPr>
               <w:t>Marca a combinação incompleta — retentar não resolve.</w:t>
             </w:r>
@@ -5818,15 +8539,9 @@
             <w:tcW w:w="3402" w:type="dxa"/>
           </w:tcPr>
           <w:p>
-            <w:pPr>
-              <w:rPr>
-                <w:lang w:val="pt-BR"/>
-              </w:rPr>
-            </w:pPr>
-            <w:r>
-              <w:rPr>
-                <w:sz w:val="19"/>
-                <w:lang w:val="pt-BR"/>
+            <w:r>
+              <w:rPr>
+                <w:sz w:val="19"/>
               </w:rPr>
               <w:t>A tabela de resultados é resetada no meio da paginação.</w:t>
             </w:r>
@@ -5837,15 +8552,9 @@
             <w:tcW w:w="3402" w:type="dxa"/>
           </w:tcPr>
           <w:p>
-            <w:pPr>
-              <w:rPr>
-                <w:lang w:val="pt-BR"/>
-              </w:rPr>
-            </w:pPr>
-            <w:r>
-              <w:rPr>
-                <w:sz w:val="19"/>
-                <w:lang w:val="pt-BR"/>
+            <w:r>
+              <w:rPr>
+                <w:sz w:val="19"/>
               </w:rPr>
               <w:t>Marca a paginação inteira daquele tipo como incompleta.</w:t>
             </w:r>
@@ -5876,15 +8585,9 @@
             <w:tcW w:w="3402" w:type="dxa"/>
           </w:tcPr>
           <w:p>
-            <w:pPr>
-              <w:rPr>
-                <w:lang w:val="pt-BR"/>
-              </w:rPr>
-            </w:pPr>
-            <w:r>
-              <w:rPr>
-                <w:sz w:val="19"/>
-                <w:lang w:val="pt-BR"/>
+            <w:r>
+              <w:rPr>
+                <w:sz w:val="19"/>
               </w:rPr>
               <w:t>O checkpoint existe mas não é um JSON válido.</w:t>
             </w:r>
@@ -5895,15 +8598,9 @@
             <w:tcW w:w="3402" w:type="dxa"/>
           </w:tcPr>
           <w:p>
-            <w:pPr>
-              <w:rPr>
-                <w:lang w:val="pt-BR"/>
-              </w:rPr>
-            </w:pPr>
-            <w:r>
-              <w:rPr>
-                <w:sz w:val="19"/>
-                <w:lang w:val="pt-BR"/>
+            <w:r>
+              <w:rPr>
+                <w:sz w:val="19"/>
               </w:rPr>
               <w:t>Não recomeça do zero silenciosamente — avisa que precisa de atenção manual.</w:t>
             </w:r>
@@ -5934,15 +8631,9 @@
             <w:tcW w:w="3402" w:type="dxa"/>
           </w:tcPr>
           <w:p>
-            <w:pPr>
-              <w:rPr>
-                <w:lang w:val="pt-BR"/>
-              </w:rPr>
-            </w:pPr>
-            <w:r>
-              <w:rPr>
-                <w:sz w:val="19"/>
-                <w:lang w:val="pt-BR"/>
+            <w:r>
+              <w:rPr>
+                <w:sz w:val="19"/>
               </w:rPr>
               <w:t>Outro processo já está usando o mesmo checkpoint.</w:t>
             </w:r>
@@ -5953,15 +8644,9 @@
             <w:tcW w:w="3402" w:type="dxa"/>
           </w:tcPr>
           <w:p>
-            <w:pPr>
-              <w:rPr>
-                <w:lang w:val="pt-BR"/>
-              </w:rPr>
-            </w:pPr>
-            <w:r>
-              <w:rPr>
-                <w:sz w:val="19"/>
-                <w:lang w:val="pt-BR"/>
+            <w:r>
+              <w:rPr>
+                <w:sz w:val="19"/>
               </w:rPr>
               <w:t>Recusa rodar, evitando 2 processos escrevendo no mesmo arquivo.</w:t>
             </w:r>
@@ -5990,15 +8675,9 @@
             <w:tcW w:w="3402" w:type="dxa"/>
           </w:tcPr>
           <w:p>
-            <w:pPr>
-              <w:rPr>
-                <w:lang w:val="pt-BR"/>
-              </w:rPr>
-            </w:pPr>
-            <w:r>
-              <w:rPr>
-                <w:sz w:val="19"/>
-                <w:lang w:val="pt-BR"/>
+            <w:r>
+              <w:rPr>
+                <w:sz w:val="19"/>
               </w:rPr>
               <w:t>PDF ilegível, campo não reconhecido, download inválido.</w:t>
             </w:r>
@@ -6009,15 +8688,9 @@
             <w:tcW w:w="3402" w:type="dxa"/>
           </w:tcPr>
           <w:p>
-            <w:pPr>
-              <w:rPr>
-                <w:lang w:val="pt-BR"/>
-              </w:rPr>
-            </w:pPr>
-            <w:r>
-              <w:rPr>
-                <w:sz w:val="19"/>
-                <w:lang w:val="pt-BR"/>
+            <w:r>
+              <w:rPr>
+                <w:sz w:val="19"/>
               </w:rPr>
               <w:t>Marca só aquele auto como falha e segue para os próximos.</w:t>
             </w:r>
@@ -6028,9 +8701,6 @@
     <w:p>
       <w:pPr>
         <w:spacing w:after="80"/>
-        <w:rPr>
-          <w:lang w:val="pt-BR"/>
-        </w:rPr>
       </w:pPr>
     </w:p>
     <w:p>
@@ -6082,17 +8752,11 @@
             <w:shd w:val="clear" w:color="auto" w:fill="FFFFFF"/>
           </w:tcPr>
           <w:p>
-            <w:pPr>
-              <w:rPr>
-                <w:lang w:val="pt-BR"/>
-              </w:rPr>
-            </w:pPr>
             <w:r>
               <w:rPr>
                 <w:b/>
                 <w:color w:val="0056A4"/>
                 <w:sz w:val="19"/>
-                <w:lang w:val="pt-BR"/>
               </w:rPr>
               <w:t xml:space="preserve">2.  </w:t>
             </w:r>
@@ -6100,7 +8764,6 @@
               <w:rPr>
                 <w:color w:val="001B3F"/>
                 <w:sz w:val="19"/>
-                <w:lang w:val="pt-BR"/>
               </w:rPr>
               <w:t>SessaoExpiradaError → para o worker, precisa de login novo.</w:t>
             </w:r>
@@ -6114,17 +8777,11 @@
             <w:shd w:val="clear" w:color="auto" w:fill="DEECF8"/>
           </w:tcPr>
           <w:p>
-            <w:pPr>
-              <w:rPr>
-                <w:lang w:val="pt-BR"/>
-              </w:rPr>
-            </w:pPr>
             <w:r>
               <w:rPr>
                 <w:b/>
                 <w:color w:val="0056A4"/>
                 <w:sz w:val="19"/>
-                <w:lang w:val="pt-BR"/>
               </w:rPr>
               <w:t xml:space="preserve">3.  </w:t>
             </w:r>
@@ -6132,7 +8789,6 @@
               <w:rPr>
                 <w:color w:val="001B3F"/>
                 <w:sz w:val="19"/>
-                <w:lang w:val="pt-BR"/>
               </w:rPr>
               <w:t>PortalIndisponivelError → para o worker, tentar mais tarde sem login novo.</w:t>
             </w:r>
@@ -6146,17 +8802,11 @@
             <w:shd w:val="clear" w:color="auto" w:fill="FFFFFF"/>
           </w:tcPr>
           <w:p>
-            <w:pPr>
-              <w:rPr>
-                <w:lang w:val="pt-BR"/>
-              </w:rPr>
-            </w:pPr>
             <w:r>
               <w:rPr>
                 <w:b/>
                 <w:color w:val="0056A4"/>
                 <w:sz w:val="19"/>
-                <w:lang w:val="pt-BR"/>
               </w:rPr>
               <w:t xml:space="preserve">4.  </w:t>
             </w:r>
@@ -6164,7 +8814,6 @@
               <w:rPr>
                 <w:color w:val="001B3F"/>
                 <w:sz w:val="19"/>
-                <w:lang w:val="pt-BR"/>
               </w:rPr>
               <w:t>LimiteResultadosError → marca a combinação como incompleta (limite estrutural).</w:t>
             </w:r>
@@ -6178,17 +8827,11 @@
             <w:shd w:val="clear" w:color="auto" w:fill="DEECF8"/>
           </w:tcPr>
           <w:p>
-            <w:pPr>
-              <w:rPr>
-                <w:lang w:val="pt-BR"/>
-              </w:rPr>
-            </w:pPr>
             <w:r>
               <w:rPr>
                 <w:b/>
                 <w:color w:val="0056A4"/>
                 <w:sz w:val="19"/>
-                <w:lang w:val="pt-BR"/>
               </w:rPr>
               <w:t xml:space="preserve">5.  </w:t>
             </w:r>
@@ -6196,7 +8839,6 @@
               <w:rPr>
                 <w:color w:val="001B3F"/>
                 <w:sz w:val="19"/>
-                <w:lang w:val="pt-BR"/>
               </w:rPr>
               <w:t>TabelaInvalidadaError → marca a paginação inteira como incompleta, retenta do zero.</w:t>
             </w:r>
@@ -6210,17 +8852,11 @@
             <w:shd w:val="clear" w:color="auto" w:fill="FFFFFF"/>
           </w:tcPr>
           <w:p>
-            <w:pPr>
-              <w:rPr>
-                <w:lang w:val="pt-BR"/>
-              </w:rPr>
-            </w:pPr>
             <w:r>
               <w:rPr>
                 <w:b/>
                 <w:color w:val="0056A4"/>
                 <w:sz w:val="19"/>
-                <w:lang w:val="pt-BR"/>
               </w:rPr>
               <w:t xml:space="preserve">6.  </w:t>
             </w:r>
@@ -6228,7 +8864,6 @@
               <w:rPr>
                 <w:color w:val="001B3F"/>
                 <w:sz w:val="19"/>
-                <w:lang w:val="pt-BR"/>
               </w:rPr>
               <w:t>Falha em 1 documento específico → marca só aquele auto, segue em frente.</w:t>
             </w:r>
@@ -6242,17 +8877,11 @@
             <w:shd w:val="clear" w:color="auto" w:fill="DEECF8"/>
           </w:tcPr>
           <w:p>
-            <w:pPr>
-              <w:rPr>
-                <w:lang w:val="pt-BR"/>
-              </w:rPr>
-            </w:pPr>
             <w:r>
               <w:rPr>
                 <w:b/>
                 <w:color w:val="0056A4"/>
                 <w:sz w:val="19"/>
-                <w:lang w:val="pt-BR"/>
               </w:rPr>
               <w:t xml:space="preserve">7.  </w:t>
             </w:r>
@@ -6260,7 +8889,6 @@
               <w:rPr>
                 <w:color w:val="001B3F"/>
                 <w:sz w:val="19"/>
-                <w:lang w:val="pt-BR"/>
               </w:rPr>
               <w:t>Erro inesperado → tratado como falha de infraestrutura — nunca derruba o processo sem salvar/avisar.</w:t>
             </w:r>
@@ -6271,51 +8899,537 @@
     <w:p>
       <w:pPr>
         <w:spacing w:after="120"/>
-        <w:rPr>
-          <w:lang w:val="pt-BR"/>
-        </w:rPr>
+      </w:pPr>
+    </w:p>
+    <w:p>
+      <w:pPr>
+        <w:pStyle w:val="Ttulo3"/>
+      </w:pPr>
+      <w:r>
+        <w:t>Mapa de depuração: sintoma → onde olhar no código</w:t>
+      </w:r>
+    </w:p>
+    <w:p>
+      <w:r>
+        <w:t>Para quem for investigar um problema relatado pela pessoa que opera o robô — a coluna "onde olhar" aponta direto para a função, não só o módulo.</w:t>
+      </w:r>
+    </w:p>
+    <w:tbl>
+      <w:tblPr>
+        <w:tblStyle w:val="Tabelacomgrade"/>
+        <w:tblW w:w="0" w:type="auto"/>
+        <w:jc w:val="center"/>
+        <w:tblLook w:val="04A0" w:firstRow="1" w:lastRow="0" w:firstColumn="1" w:lastColumn="0" w:noHBand="0" w:noVBand="1"/>
+      </w:tblPr>
+      <w:tblGrid>
+        <w:gridCol w:w="2155"/>
+        <w:gridCol w:w="3768"/>
+        <w:gridCol w:w="3365"/>
+      </w:tblGrid>
+      <w:tr>
+        <w:trPr>
+          <w:jc w:val="center"/>
+        </w:trPr>
+        <w:tc>
+          <w:tcPr>
+            <w:tcW w:w="2835" w:type="dxa"/>
+            <w:shd w:val="clear" w:color="auto" w:fill="001B3F"/>
+          </w:tcPr>
+          <w:p>
+            <w:r>
+              <w:rPr>
+                <w:b/>
+                <w:color w:val="FFFFFF"/>
+                <w:sz w:val="18"/>
+              </w:rPr>
+              <w:t>Sintoma observado</w:t>
+            </w:r>
+          </w:p>
+        </w:tc>
+        <w:tc>
+          <w:tcPr>
+            <w:tcW w:w="3118" w:type="dxa"/>
+            <w:shd w:val="clear" w:color="auto" w:fill="001B3F"/>
+          </w:tcPr>
+          <w:p>
+            <w:r>
+              <w:rPr>
+                <w:b/>
+                <w:color w:val="FFFFFF"/>
+                <w:sz w:val="18"/>
+              </w:rPr>
+              <w:t>Onde olhar no código</w:t>
+            </w:r>
+          </w:p>
+        </w:tc>
+        <w:tc>
+          <w:tcPr>
+            <w:tcW w:w="3118" w:type="dxa"/>
+            <w:shd w:val="clear" w:color="auto" w:fill="001B3F"/>
+          </w:tcPr>
+          <w:p>
+            <w:r>
+              <w:rPr>
+                <w:b/>
+                <w:color w:val="FFFFFF"/>
+                <w:sz w:val="18"/>
+              </w:rPr>
+              <w:t>O que checar</w:t>
+            </w:r>
+          </w:p>
+        </w:tc>
+      </w:tr>
+      <w:tr>
+        <w:trPr>
+          <w:jc w:val="center"/>
+        </w:trPr>
+        <w:tc>
+          <w:tcPr>
+            <w:tcW w:w="2835" w:type="dxa"/>
+          </w:tcPr>
+          <w:p>
+            <w:r>
+              <w:rPr>
+                <w:sz w:val="19"/>
+              </w:rPr>
+              <w:lastRenderedPageBreak/>
+              <w:t>Mesmo CNPJ "acha" mais documentos numa reexecução</w:t>
+            </w:r>
+          </w:p>
+        </w:tc>
+        <w:tc>
+          <w:tcPr>
+            <w:tcW w:w="3118" w:type="dxa"/>
+          </w:tcPr>
+          <w:p>
+            <w:r>
+              <w:rPr>
+                <w:rFonts w:ascii="Consolas" w:hAnsi="Consolas"/>
+                <w:color w:val="00573B"/>
+                <w:sz w:val="19"/>
+              </w:rPr>
+              <w:t>_tentar_tipo()</w:t>
+            </w:r>
+            <w:r>
+              <w:rPr>
+                <w:sz w:val="19"/>
+              </w:rPr>
+              <w:t xml:space="preserve">, </w:t>
+            </w:r>
+            <w:r>
+              <w:rPr>
+                <w:rFonts w:ascii="Consolas" w:hAnsi="Consolas"/>
+                <w:color w:val="00573B"/>
+                <w:sz w:val="19"/>
+              </w:rPr>
+              <w:t>iterar_paginas_resultado()</w:t>
+            </w:r>
+          </w:p>
+        </w:tc>
+        <w:tc>
+          <w:tcPr>
+            <w:tcW w:w="3118" w:type="dxa"/>
+          </w:tcPr>
+          <w:p>
+            <w:r>
+              <w:rPr>
+                <w:sz w:val="19"/>
+              </w:rPr>
+              <w:t>Se já passou de 1000 resultados (LimiteResultadosError) ou se a combinação está marcada completo=True indevidamente.</w:t>
+            </w:r>
+          </w:p>
+        </w:tc>
+      </w:tr>
+      <w:tr>
+        <w:trPr>
+          <w:jc w:val="center"/>
+        </w:trPr>
+        <w:tc>
+          <w:tcPr>
+            <w:tcW w:w="2835" w:type="dxa"/>
+          </w:tcPr>
+          <w:p>
+            <w:r>
+              <w:rPr>
+                <w:sz w:val="19"/>
+              </w:rPr>
+              <w:t>Documento específico sempre falha com o mesmo erro</w:t>
+            </w:r>
+          </w:p>
+        </w:tc>
+        <w:tc>
+          <w:tcPr>
+            <w:tcW w:w="3118" w:type="dxa"/>
+          </w:tcPr>
+          <w:p>
+            <w:r>
+              <w:rPr>
+                <w:rFonts w:ascii="Consolas" w:hAnsi="Consolas"/>
+                <w:color w:val="00573B"/>
+                <w:sz w:val="19"/>
+              </w:rPr>
+              <w:t>falha_provavelmente_permanente()</w:t>
+            </w:r>
+            <w:r>
+              <w:rPr>
+                <w:sz w:val="19"/>
+              </w:rPr>
+              <w:t xml:space="preserve">, campo </w:t>
+            </w:r>
+            <w:r>
+              <w:rPr>
+                <w:rFonts w:ascii="Consolas" w:hAnsi="Consolas"/>
+                <w:color w:val="00573B"/>
+                <w:sz w:val="19"/>
+              </w:rPr>
+              <w:t>tentativas</w:t>
+            </w:r>
+          </w:p>
+        </w:tc>
+        <w:tc>
+          <w:tcPr>
+            <w:tcW w:w="3118" w:type="dxa"/>
+          </w:tcPr>
+          <w:p>
+            <w:r>
+              <w:rPr>
+                <w:sz w:val="19"/>
+              </w:rPr>
+              <w:t>Se tentativas &gt;= 3, é esperado não receber retentativa direcionada — confirmar em Falhas_Pendentes_Revisao_Manual.xlsx.</w:t>
+            </w:r>
+          </w:p>
+        </w:tc>
+      </w:tr>
+      <w:tr>
+        <w:trPr>
+          <w:jc w:val="center"/>
+        </w:trPr>
+        <w:tc>
+          <w:tcPr>
+            <w:tcW w:w="2835" w:type="dxa"/>
+          </w:tcPr>
+          <w:p>
+            <w:r>
+              <w:rPr>
+                <w:sz w:val="19"/>
+              </w:rPr>
+              <w:t>Campo da planilha vazio ou com valor errado</w:t>
+            </w:r>
+          </w:p>
+        </w:tc>
+        <w:tc>
+          <w:tcPr>
+            <w:tcW w:w="3118" w:type="dxa"/>
+          </w:tcPr>
+          <w:p>
+            <w:r>
+              <w:rPr>
+                <w:rFonts w:ascii="Consolas" w:hAnsi="Consolas"/>
+                <w:color w:val="00573B"/>
+                <w:sz w:val="19"/>
+              </w:rPr>
+              <w:t>_celulas_da_pagina()</w:t>
+            </w:r>
+            <w:r>
+              <w:rPr>
+                <w:sz w:val="19"/>
+              </w:rPr>
+              <w:t xml:space="preserve">, </w:t>
+            </w:r>
+            <w:r>
+              <w:rPr>
+                <w:rFonts w:ascii="Consolas" w:hAnsi="Consolas"/>
+                <w:color w:val="00573B"/>
+                <w:sz w:val="19"/>
+              </w:rPr>
+              <w:t>_valor_do_campo()</w:t>
+            </w:r>
+          </w:p>
+        </w:tc>
+        <w:tc>
+          <w:tcPr>
+            <w:tcW w:w="3118" w:type="dxa"/>
+          </w:tcPr>
+          <w:p>
+            <w:r>
+              <w:rPr>
+                <w:sz w:val="19"/>
+              </w:rPr>
+              <w:t>Abrir o PDF real e comparar o rótulo exato da célula com a regex usada.</w:t>
+            </w:r>
+          </w:p>
+        </w:tc>
+      </w:tr>
+      <w:tr>
+        <w:trPr>
+          <w:jc w:val="center"/>
+        </w:trPr>
+        <w:tc>
+          <w:tcPr>
+            <w:tcW w:w="2835" w:type="dxa"/>
+          </w:tcPr>
+          <w:p>
+            <w:r>
+              <w:rPr>
+                <w:sz w:val="19"/>
+              </w:rPr>
+              <w:t>"[ATENÇÃO]" no relatório mesmo com paginação 100%</w:t>
+            </w:r>
+          </w:p>
+        </w:tc>
+        <w:tc>
+          <w:tcPr>
+            <w:tcW w:w="3118" w:type="dxa"/>
+          </w:tcPr>
+          <w:p>
+            <w:r>
+              <w:rPr>
+                <w:rFonts w:ascii="Consolas" w:hAnsi="Consolas"/>
+                <w:color w:val="00573B"/>
+                <w:sz w:val="19"/>
+              </w:rPr>
+              <w:t>estado["falhas"]</w:t>
+            </w:r>
+            <w:r>
+              <w:rPr>
+                <w:sz w:val="19"/>
+              </w:rPr>
+              <w:t xml:space="preserve"> no final de </w:t>
+            </w:r>
+            <w:r>
+              <w:rPr>
+                <w:rFonts w:ascii="Consolas" w:hAnsi="Consolas"/>
+                <w:color w:val="00573B"/>
+                <w:sz w:val="19"/>
+              </w:rPr>
+              <w:t>_rodar_impl()</w:t>
+            </w:r>
+          </w:p>
+        </w:tc>
+        <w:tc>
+          <w:tcPr>
+            <w:tcW w:w="3118" w:type="dxa"/>
+          </w:tcPr>
+          <w:p>
+            <w:r>
+              <w:rPr>
+                <w:sz w:val="19"/>
+              </w:rPr>
+              <w:t>Esperado — paginação completa garante que as linhas foram vistas, não que cada PDF baixou/extraiu com sucesso.</w:t>
+            </w:r>
+          </w:p>
+        </w:tc>
+      </w:tr>
+      <w:tr>
+        <w:trPr>
+          <w:jc w:val="center"/>
+        </w:trPr>
+        <w:tc>
+          <w:tcPr>
+            <w:tcW w:w="2835" w:type="dxa"/>
+          </w:tcPr>
+          <w:p>
+            <w:r>
+              <w:rPr>
+                <w:sz w:val="19"/>
+              </w:rPr>
+              <w:t>Worker trava ~30s repetidamente</w:t>
+            </w:r>
+          </w:p>
+        </w:tc>
+        <w:tc>
+          <w:tcPr>
+            <w:tcW w:w="3118" w:type="dxa"/>
+          </w:tcPr>
+          <w:p>
+            <w:r>
+              <w:rPr>
+                <w:rFonts w:ascii="Consolas" w:hAnsi="Consolas"/>
+                <w:color w:val="00573B"/>
+                <w:sz w:val="19"/>
+              </w:rPr>
+              <w:t>_esperar_processamento_grande()</w:t>
+            </w:r>
+            <w:r>
+              <w:rPr>
+                <w:sz w:val="19"/>
+              </w:rPr>
+              <w:t xml:space="preserve">, </w:t>
+            </w:r>
+            <w:r>
+              <w:rPr>
+                <w:rFonts w:ascii="Consolas" w:hAnsi="Consolas"/>
+                <w:color w:val="00573B"/>
+                <w:sz w:val="19"/>
+              </w:rPr>
+              <w:t>_selecionar_cnpj_com_recuperacao()</w:t>
+            </w:r>
+          </w:p>
+        </w:tc>
+        <w:tc>
+          <w:tcPr>
+            <w:tcW w:w="3118" w:type="dxa"/>
+          </w:tcPr>
+          <w:p>
+            <w:r>
+              <w:rPr>
+                <w:sz w:val="19"/>
+              </w:rPr>
+              <w:t>Padrão do modal "Processando..." preso de vez — confirmar se forcar_reload=True está sendo chamado.</w:t>
+            </w:r>
+          </w:p>
+        </w:tc>
+      </w:tr>
+      <w:tr>
+        <w:trPr>
+          <w:jc w:val="center"/>
+        </w:trPr>
+        <w:tc>
+          <w:tcPr>
+            <w:tcW w:w="2835" w:type="dxa"/>
+          </w:tcPr>
+          <w:p>
+            <w:r>
+              <w:rPr>
+                <w:sz w:val="19"/>
+              </w:rPr>
+              <w:t>Pasta errada / planilha não aparece no SharePoint</w:t>
+            </w:r>
+          </w:p>
+        </w:tc>
+        <w:tc>
+          <w:tcPr>
+            <w:tcW w:w="3118" w:type="dxa"/>
+          </w:tcPr>
+          <w:p>
+            <w:r>
+              <w:rPr>
+                <w:rFonts w:ascii="Consolas" w:hAnsi="Consolas"/>
+                <w:color w:val="00573B"/>
+                <w:sz w:val="19"/>
+              </w:rPr>
+              <w:t>config.SHAREPOINT_DIR</w:t>
+            </w:r>
+            <w:r>
+              <w:rPr>
+                <w:sz w:val="19"/>
+              </w:rPr>
+              <w:t xml:space="preserve">, </w:t>
+            </w:r>
+            <w:r>
+              <w:rPr>
+                <w:rFonts w:ascii="Consolas" w:hAnsi="Consolas"/>
+                <w:color w:val="00573B"/>
+                <w:sz w:val="19"/>
+              </w:rPr>
+              <w:t>data/config_local.json</w:t>
+            </w:r>
+          </w:p>
+        </w:tc>
+        <w:tc>
+          <w:tcPr>
+            <w:tcW w:w="3118" w:type="dxa"/>
+          </w:tcPr>
+          <w:p>
+            <w:r>
+              <w:rPr>
+                <w:sz w:val="19"/>
+              </w:rPr>
+              <w:t>Ver a armadilha de "caminhos capturados no import" (seção 8) — processo pode precisar reiniciar.</w:t>
+            </w:r>
+          </w:p>
+        </w:tc>
+      </w:tr>
+      <w:tr>
+        <w:trPr>
+          <w:jc w:val="center"/>
+        </w:trPr>
+        <w:tc>
+          <w:tcPr>
+            <w:tcW w:w="2835" w:type="dxa"/>
+          </w:tcPr>
+          <w:p>
+            <w:r>
+              <w:rPr>
+                <w:sz w:val="19"/>
+              </w:rPr>
+              <w:t>Duas execuções escrevendo no mesmo checkpoint</w:t>
+            </w:r>
+          </w:p>
+        </w:tc>
+        <w:tc>
+          <w:tcPr>
+            <w:tcW w:w="3118" w:type="dxa"/>
+          </w:tcPr>
+          <w:p>
+            <w:r>
+              <w:rPr>
+                <w:rFonts w:ascii="Consolas" w:hAnsi="Consolas"/>
+                <w:color w:val="00573B"/>
+                <w:sz w:val="19"/>
+              </w:rPr>
+              <w:t>adquirir_trava()</w:t>
+            </w:r>
+            <w:r>
+              <w:rPr>
+                <w:sz w:val="19"/>
+              </w:rPr>
+              <w:t xml:space="preserve">, arquivo </w:t>
+            </w:r>
+            <w:r>
+              <w:rPr>
+                <w:rFonts w:ascii="Consolas" w:hAnsi="Consolas"/>
+                <w:color w:val="00573B"/>
+                <w:sz w:val="19"/>
+              </w:rPr>
+              <w:t>{checkpoint}.lock</w:t>
+            </w:r>
+          </w:p>
+        </w:tc>
+        <w:tc>
+          <w:tcPr>
+            <w:tcW w:w="3118" w:type="dxa"/>
+          </w:tcPr>
+          <w:p>
+            <w:r>
+              <w:rPr>
+                <w:sz w:val="19"/>
+              </w:rPr>
+              <w:t>Confirmar se o PID gravado na trava corresponde a um processo realmente vivo (tasklist).</w:t>
+            </w:r>
+          </w:p>
+        </w:tc>
+      </w:tr>
+    </w:tbl>
+    <w:p>
+      <w:pPr>
+        <w:spacing w:after="80"/>
       </w:pPr>
     </w:p>
     <w:p>
       <w:pPr>
         <w:pStyle w:val="Ttulo1"/>
         <w:pageBreakBefore/>
-        <w:rPr>
-          <w:lang w:val="pt-BR"/>
-        </w:rPr>
-      </w:pPr>
-      <w:r>
-        <w:rPr>
-          <w:lang w:val="pt-BR"/>
-        </w:rPr>
+      </w:pPr>
+      <w:bookmarkStart w:id="10" w:name="_Toc242104470"/>
+      <w:r>
         <w:lastRenderedPageBreak/>
         <w:t>11. Garantia de completude</w:t>
       </w:r>
-    </w:p>
-    <w:p>
-      <w:pPr>
-        <w:rPr>
-          <w:lang w:val="pt-BR"/>
-        </w:rPr>
-      </w:pPr>
-      <w:r>
-        <w:rPr>
-          <w:lang w:val="pt-BR"/>
-        </w:rPr>
+      <w:bookmarkEnd w:id="10"/>
+    </w:p>
+    <w:p>
+      <w:r>
         <w:t>Um achado importante do projeto (17/09/2026): sem proteção especial, uma paginação interrompida no meio por um erro passageiro simplesmente parava silenciosamente — o worker seguia em frente achando que tinha terminado aquele tipo, mas na verdade só tinha visto uma fração das páginas. Isso causava o sintoma de "a mesma busca acha mais documentos numa reexecução", sem nenhum aviso de que algo tinha ficado incompleto.</w:t>
       </w:r>
     </w:p>
     <w:p>
       <w:pPr>
         <w:spacing w:after="80"/>
-        <w:rPr>
-          <w:lang w:val="pt-BR"/>
-        </w:rPr>
       </w:pPr>
       <w:r>
         <w:rPr>
           <w:b/>
-          <w:lang w:val="pt-BR"/>
         </w:rPr>
         <w:t>A solução final tem três camadas independentes:</w:t>
       </w:r>
@@ -6324,21 +9438,14 @@
       <w:pPr>
         <w:pStyle w:val="Numerada"/>
         <w:spacing w:after="80"/>
-        <w:rPr>
-          <w:lang w:val="pt-BR"/>
-        </w:rPr>
       </w:pPr>
       <w:r>
         <w:rPr>
           <w:b/>
-          <w:lang w:val="pt-BR"/>
         </w:rPr>
         <w:t xml:space="preserve">Paginação: </w:t>
       </w:r>
       <w:r>
-        <w:rPr>
-          <w:lang w:val="pt-BR"/>
-        </w:rPr>
         <w:t>toda combinação CNPJ×tipo cuja paginação for interrompida por qualquer erro é retentada automaticamente, até 3 vezes, dentro da mesma execução.</w:t>
       </w:r>
     </w:p>
@@ -6346,21 +9453,14 @@
       <w:pPr>
         <w:pStyle w:val="Numerada"/>
         <w:spacing w:after="80"/>
-        <w:rPr>
-          <w:lang w:val="pt-BR"/>
-        </w:rPr>
       </w:pPr>
       <w:r>
         <w:rPr>
           <w:b/>
-          <w:lang w:val="pt-BR"/>
         </w:rPr>
         <w:t xml:space="preserve">Documento: </w:t>
       </w:r>
       <w:r>
-        <w:rPr>
-          <w:lang w:val="pt-BR"/>
-        </w:rPr>
         <w:t>toda falha de download/extração com CNPJ+tipo conhecido também é retentada diretamente, até 3 vezes.</w:t>
       </w:r>
     </w:p>
@@ -6368,21 +9468,14 @@
       <w:pPr>
         <w:pStyle w:val="Numerada"/>
         <w:spacing w:after="80"/>
-        <w:rPr>
-          <w:lang w:val="pt-BR"/>
-        </w:rPr>
       </w:pPr>
       <w:r>
         <w:rPr>
           <w:b/>
-          <w:lang w:val="pt-BR"/>
         </w:rPr>
         <w:t xml:space="preserve">Relatório da empresa inteira: </w:t>
       </w:r>
       <w:r>
-        <w:rPr>
-          <w:lang w:val="pt-BR"/>
-        </w:rPr>
         <w:t>relatorio_completude.py junta os checkpoints de todos os workers e compara com as 427 combinações esperadas — é a única fonte confiável de completude real.</w:t>
       </w:r>
     </w:p>
@@ -6410,16 +9503,12 @@
           <w:p>
             <w:pPr>
               <w:spacing w:after="80"/>
-              <w:rPr>
-                <w:lang w:val="pt-BR"/>
-              </w:rPr>
             </w:pPr>
             <w:r>
               <w:rPr>
                 <w:b/>
                 <w:color w:val="92590A"/>
                 <w:sz w:val="18"/>
-                <w:lang w:val="pt-BR"/>
               </w:rPr>
               <w:t>ATENÇÃO — Paginação completa ≠ 100% dos documentos</w:t>
             </w:r>
@@ -6427,15 +9516,11 @@
           <w:p>
             <w:pPr>
               <w:spacing w:after="40"/>
-              <w:rPr>
-                <w:lang w:val="pt-BR"/>
-              </w:rPr>
             </w:pPr>
             <w:r>
               <w:rPr>
                 <w:color w:val="001B3F"/>
                 <w:sz w:val="20"/>
-                <w:lang w:val="pt-BR"/>
               </w:rPr>
               <w:t>"Paginação completa" garante que vimos todas as linhas da tabela — não garante que baixamos e extraímos com sucesso cada uma. É possível ter 100% de paginação confirmada e ainda assim ter falhas de documento pendentes (mensagem "[QUASE OK]" no relatório).</w:t>
             </w:r>
@@ -6446,52 +9531,11 @@
     <w:p>
       <w:pPr>
         <w:spacing w:after="40"/>
-        <w:rPr>
-          <w:lang w:val="pt-BR"/>
-        </w:rPr>
-      </w:pPr>
-    </w:p>
-    <w:p>
-      <w:pPr>
-        <w:rPr>
-          <w:lang w:val="pt-BR"/>
-        </w:rPr>
-      </w:pPr>
-      <w:r>
-        <w:rPr>
-          <w:lang w:val="pt-BR"/>
-        </w:rPr>
+      </w:pPr>
+    </w:p>
+    <w:p>
+      <w:r>
         <w:t>Falhas pendentes também são classificadas entre novas (poucas tentativas acumuladas — rodar de novo tem chance real de resolver) e provavelmente permanentes (3+ tentativas acumuladas entre execuções, sempre o mesmo erro exato). Isso evita gastar rodadas inteiras de retentativa em algo que já se mostrou, de forma consistente, um problema do servidor da ANTT, não do robô.</w:t>
-      </w:r>
-    </w:p>
-    <w:p>
-      <w:pPr>
-        <w:pStyle w:val="Ttulo1"/>
-        <w:pageBreakBefore/>
-        <w:rPr>
-          <w:lang w:val="pt-BR"/>
-        </w:rPr>
-      </w:pPr>
-      <w:r>
-        <w:rPr>
-          <w:lang w:val="pt-BR"/>
-        </w:rPr>
-        <w:lastRenderedPageBreak/>
-        <w:t>12. Limitações estruturais conhecidas</w:t>
-      </w:r>
-    </w:p>
-    <w:p>
-      <w:pPr>
-        <w:rPr>
-          <w:lang w:val="pt-BR"/>
-        </w:rPr>
-      </w:pPr>
-      <w:r>
-        <w:rPr>
-          <w:i/>
-          <w:lang w:val="pt-BR"/>
-        </w:rPr>
-        <w:t>Estas não são bugs do robô — são limitações do próprio portal da ANTT, confirmadas ao vivo e sem solução técnica possível pelo lado do robô.</w:t>
       </w:r>
     </w:p>
     <w:tbl>
@@ -6511,41 +9555,33 @@
           <w:tcPr>
             <w:tcW w:w="9072" w:type="dxa"/>
             <w:tcBorders>
-              <w:left w:val="single" w:sz="32" w:space="0" w:color="CF3831"/>
+              <w:left w:val="single" w:sz="32" w:space="0" w:color="0557AA"/>
             </w:tcBorders>
-            <w:shd w:val="clear" w:color="auto" w:fill="F2D1C4"/>
+            <w:shd w:val="clear" w:color="auto" w:fill="DEECF8"/>
           </w:tcPr>
           <w:p>
             <w:pPr>
               <w:spacing w:after="80"/>
-              <w:rPr>
-                <w:lang w:val="pt-BR"/>
-              </w:rPr>
             </w:pPr>
             <w:r>
               <w:rPr>
                 <w:b/>
-                <w:color w:val="8F2620"/>
+                <w:color w:val="0557AA"/>
                 <w:sz w:val="18"/>
-                <w:lang w:val="pt-BR"/>
-              </w:rPr>
-              <w:t>CRÍTICO — Limite de 1000 resultados por busca</w:t>
+              </w:rPr>
+              <w:t>Refinamento de 29/09/2026 — nem a 1ª rodada retenta falha já confirmada permanente</w:t>
             </w:r>
           </w:p>
           <w:p>
             <w:pPr>
               <w:spacing w:after="40"/>
-              <w:rPr>
-                <w:lang w:val="pt-BR"/>
-              </w:rPr>
             </w:pPr>
             <w:r>
               <w:rPr>
                 <w:color w:val="001B3F"/>
                 <w:sz w:val="20"/>
-                <w:lang w:val="pt-BR"/>
-              </w:rPr>
-              <w:t>O portal não devolve mais que 20 páginas (1000 linhas) por combinação CNPJ×tipo — confirmado ao vivo clicando manualmente além da página 20. O formulário de busca não tem filtro de data. Só 1 CNPJ é conhecido por ultrapassar esse limite (Excesso de Peso, 994+ documentos já confirmados em disco) — não é um risco espalhado pela empresa toda, mas é estrutural para esse CNPJ específico.</w:t>
+              </w:rPr>
+              <w:t>A varredura normal (o laço principal de rodar(), não a retentativa direcionada) já tenta baixar qualquer documento sem sucesso registrado — inclusive os já confirmados como falha permanente — sempre que a combinação CNPJ×tipo cai na partição daquele worker. Antes desse ajuste, a retentativa direcionada ainda testava TODAS as falhas na 1ª rodada (inclusive as permanentes, para pegar o caso raro do servidor ter sido corrigido), o que acabava testando o mesmo documento já permanente 2 vezes na mesma execução, sem nenhuma chance real a mais de sucesso. Agora, uma combinação cujas falhas pendentes já são todas "provavelmente permanentes" não recebe nenhuma retentativa direcionada nesta execução (0 rodadas, não mais 1) — continua sendo tentada organicamente pela varredura normal e continua aparecendo no relatório final como pendente. Combinações com pelo menos 1 falha ainda "nova" continuam recebendo a rodada 1 normalmente.</w:t>
             </w:r>
           </w:p>
         </w:tc>
@@ -6554,10 +9590,27 @@
     <w:p>
       <w:pPr>
         <w:spacing w:after="40"/>
-        <w:rPr>
-          <w:lang w:val="pt-BR"/>
-        </w:rPr>
-      </w:pPr>
+      </w:pPr>
+    </w:p>
+    <w:p>
+      <w:pPr>
+        <w:pStyle w:val="Ttulo1"/>
+        <w:pageBreakBefore/>
+      </w:pPr>
+      <w:bookmarkStart w:id="11" w:name="_Toc242104471"/>
+      <w:r>
+        <w:lastRenderedPageBreak/>
+        <w:t>12. Limitações estruturais conhecidas</w:t>
+      </w:r>
+      <w:bookmarkEnd w:id="11"/>
+    </w:p>
+    <w:p>
+      <w:r>
+        <w:rPr>
+          <w:i/>
+        </w:rPr>
+        <w:t>Estas não são bugs do robô — são limitações do próprio portal da ANTT, confirmadas ao vivo e sem solução técnica possível pelo lado do robô.</w:t>
+      </w:r>
     </w:p>
     <w:tbl>
       <w:tblPr>
@@ -6583,34 +9636,26 @@
           <w:p>
             <w:pPr>
               <w:spacing w:after="80"/>
-              <w:rPr>
-                <w:lang w:val="pt-BR"/>
-              </w:rPr>
             </w:pPr>
             <w:r>
               <w:rPr>
                 <w:b/>
                 <w:color w:val="8F2620"/>
                 <w:sz w:val="18"/>
-                <w:lang w:val="pt-BR"/>
-              </w:rPr>
-              <w:t>CRÍTICO — Cluster de ~180 documentos com falha permanente do servidor</w:t>
+              </w:rPr>
+              <w:t>CRÍTICO — Limite de 1000 resultados por busca</w:t>
             </w:r>
           </w:p>
           <w:p>
             <w:pPr>
               <w:spacing w:after="40"/>
-              <w:rPr>
-                <w:lang w:val="pt-BR"/>
-              </w:rPr>
             </w:pPr>
             <w:r>
               <w:rPr>
                 <w:color w:val="001B3F"/>
                 <w:sz w:val="20"/>
-                <w:lang w:val="pt-BR"/>
-              </w:rPr>
-              <w:t>Um grupo de documentos falha de forma idêntica — mesmo erro exato de timeout de download — em toda tentativa, em dias e sessões diferentes. Já foi tentado tudo que fazia sentido do lado do robô sem sucesso. A lista completa fica em Falhas_Pendentes_Revisao_Manual.xlsx — candidatos reais a verificação manual direta no portal.</w:t>
+              </w:rPr>
+              <w:t>O portal não devolve mais que 20 páginas (1000 linhas) por combinação CNPJ×tipo — confirmado ao vivo clicando manualmente além da página 20. O formulário de busca não tem filtro de data. Só 1 CNPJ é conhecido por ultrapassar esse limite (Excesso de Peso, 994+ documentos já confirmados em disco) — não é um risco espalhado pela empresa toda, mas é estrutural para esse CNPJ específico.</w:t>
             </w:r>
           </w:p>
         </w:tc>
@@ -6619,9 +9664,6 @@
     <w:p>
       <w:pPr>
         <w:spacing w:after="40"/>
-        <w:rPr>
-          <w:lang w:val="pt-BR"/>
-        </w:rPr>
       </w:pPr>
     </w:p>
     <w:tbl>
@@ -6648,18 +9690,14 @@
           <w:p>
             <w:pPr>
               <w:spacing w:after="80"/>
-              <w:rPr>
-                <w:lang w:val="pt-BR"/>
-              </w:rPr>
             </w:pPr>
             <w:r>
               <w:rPr>
                 <w:b/>
                 <w:color w:val="8F2620"/>
                 <w:sz w:val="18"/>
-                <w:lang w:val="pt-BR"/>
-              </w:rPr>
-              <w:t>CRÍTICO — 4 dívidas ativas sem PDF correspondente</w:t>
+              </w:rPr>
+              <w:t>CRÍTICO — Cluster de ~180 documentos com falha permanente do servidor</w:t>
             </w:r>
           </w:p>
           <w:p>
@@ -6670,16 +9708,8 @@
               <w:rPr>
                 <w:color w:val="001B3F"/>
                 <w:sz w:val="20"/>
-                <w:lang w:val="pt-BR"/>
-              </w:rPr>
-              <w:t xml:space="preserve">A tela "Relatório de Multas" da ANTT lista 4 números de processo como dívida ativa para o CNPJ mais pesado, mas esses 4 números não existem na tela de onde o robô baixa os PDFs (testado exaustivamente, com caso de controle confirmando que a busca funciona). </w:t>
-            </w:r>
-            <w:r>
-              <w:rPr>
-                <w:color w:val="001B3F"/>
-                <w:sz w:val="20"/>
-              </w:rPr>
-              <w:t>Já comunicado como um risco nomeado à empresa.</w:t>
+              </w:rPr>
+              <w:t>Um grupo de documentos falha de forma idêntica — mesmo erro exato de timeout de download — em toda tentativa, em dias e sessões diferentes. Já foi tentado tudo que fazia sentido do lado do robô sem sucesso. A lista completa fica em Falhas_Pendentes_Revisao_Manual.xlsx — candidatos reais a verificação manual direta no portal.</w:t>
             </w:r>
           </w:p>
         </w:tc>
@@ -6707,41 +9737,33 @@
           <w:tcPr>
             <w:tcW w:w="9072" w:type="dxa"/>
             <w:tcBorders>
-              <w:left w:val="single" w:sz="32" w:space="0" w:color="F39200"/>
+              <w:left w:val="single" w:sz="32" w:space="0" w:color="CF3831"/>
             </w:tcBorders>
-            <w:shd w:val="clear" w:color="auto" w:fill="FDE5CA"/>
+            <w:shd w:val="clear" w:color="auto" w:fill="F2D1C4"/>
           </w:tcPr>
           <w:p>
             <w:pPr>
               <w:spacing w:after="80"/>
-              <w:rPr>
-                <w:lang w:val="pt-BR"/>
-              </w:rPr>
             </w:pPr>
             <w:r>
               <w:rPr>
                 <w:b/>
-                <w:color w:val="92590A"/>
+                <w:color w:val="8F2620"/>
                 <w:sz w:val="18"/>
-                <w:lang w:val="pt-BR"/>
-              </w:rPr>
-              <w:t>ATENÇÃO — Duração da sessão é imprevisível</w:t>
+              </w:rPr>
+              <w:t>CRÍTICO — 4 dívidas ativas sem PDF correspondente</w:t>
             </w:r>
           </w:p>
           <w:p>
             <w:pPr>
               <w:spacing w:after="40"/>
-              <w:rPr>
-                <w:lang w:val="pt-BR"/>
-              </w:rPr>
             </w:pPr>
             <w:r>
               <w:rPr>
                 <w:color w:val="001B3F"/>
                 <w:sz w:val="20"/>
-                <w:lang w:val="pt-BR"/>
-              </w:rPr>
-              <w:t>A sessão de login já durou de ~40 minutos a mais de 14 horas, sem padrão identificável. O robô lida com isso de forma controlada, mas isso pode exigir login manual mais frequente do que o esperado.</w:t>
+              </w:rPr>
+              <w:t>A tela "Relatório de Multas" da ANTT lista 4 números de processo como dívida ativa para o CNPJ mais pesado, mas esses 4 números não existem na tela de onde o robô baixa os PDFs (testado exaustivamente, com caso de controle confirmando que a busca funciona). Já comunicado como um risco nomeado à empresa.</w:t>
             </w:r>
           </w:p>
         </w:tc>
@@ -6750,9 +9772,6 @@
     <w:p>
       <w:pPr>
         <w:spacing w:after="40"/>
-        <w:rPr>
-          <w:lang w:val="pt-BR"/>
-        </w:rPr>
       </w:pPr>
     </w:p>
     <w:tbl>
@@ -6779,34 +9798,26 @@
           <w:p>
             <w:pPr>
               <w:spacing w:after="80"/>
-              <w:rPr>
-                <w:lang w:val="pt-BR"/>
-              </w:rPr>
             </w:pPr>
             <w:r>
               <w:rPr>
                 <w:b/>
                 <w:color w:val="92590A"/>
                 <w:sz w:val="18"/>
-                <w:lang w:val="pt-BR"/>
-              </w:rPr>
-              <w:t>ATENÇÃO — O portal é um sistema de governo instável</w:t>
+              </w:rPr>
+              <w:t>ATENÇÃO — Duração da sessão é imprevisível</w:t>
             </w:r>
           </w:p>
           <w:p>
             <w:pPr>
               <w:spacing w:after="40"/>
-              <w:rPr>
-                <w:lang w:val="pt-BR"/>
-              </w:rPr>
             </w:pPr>
             <w:r>
               <w:rPr>
                 <w:color w:val="001B3F"/>
                 <w:sz w:val="20"/>
-                <w:lang w:val="pt-BR"/>
-              </w:rPr>
-              <w:t>Manutenções sem aviso prévio, tempos de resposta variando muito, modais que ocasionalmente travam de vez. Já há camadas de recuperação automática, mas a estrutura do portal pode mudar sem aviso no futuro, o que quebraria os seletores CSS centralizados em config.py.</w:t>
+              </w:rPr>
+              <w:t>A sessão de login já durou de ~40 minutos a mais de 14 horas, sem padrão identificável. O robô lida com isso de forma controlada, mas isso pode exigir login manual mais frequente do que o esperado.</w:t>
             </w:r>
           </w:p>
         </w:tc>
@@ -6815,38 +9826,79 @@
     <w:p>
       <w:pPr>
         <w:spacing w:after="40"/>
-        <w:rPr>
-          <w:lang w:val="pt-BR"/>
-        </w:rPr>
+      </w:pPr>
+    </w:p>
+    <w:tbl>
+      <w:tblPr>
+        <w:tblW w:w="0" w:type="auto"/>
+        <w:jc w:val="center"/>
+        <w:tblLook w:val="04A0" w:firstRow="1" w:lastRow="0" w:firstColumn="1" w:lastColumn="0" w:noHBand="0" w:noVBand="1"/>
+      </w:tblPr>
+      <w:tblGrid>
+        <w:gridCol w:w="9072"/>
+      </w:tblGrid>
+      <w:tr>
+        <w:trPr>
+          <w:jc w:val="center"/>
+        </w:trPr>
+        <w:tc>
+          <w:tcPr>
+            <w:tcW w:w="9072" w:type="dxa"/>
+            <w:tcBorders>
+              <w:left w:val="single" w:sz="32" w:space="0" w:color="F39200"/>
+            </w:tcBorders>
+            <w:shd w:val="clear" w:color="auto" w:fill="FDE5CA"/>
+          </w:tcPr>
+          <w:p>
+            <w:pPr>
+              <w:spacing w:after="80"/>
+            </w:pPr>
+            <w:r>
+              <w:rPr>
+                <w:b/>
+                <w:color w:val="92590A"/>
+                <w:sz w:val="18"/>
+              </w:rPr>
+              <w:t>ATENÇÃO — O portal é um sistema de governo instável</w:t>
+            </w:r>
+          </w:p>
+          <w:p>
+            <w:pPr>
+              <w:spacing w:after="40"/>
+            </w:pPr>
+            <w:r>
+              <w:rPr>
+                <w:color w:val="001B3F"/>
+                <w:sz w:val="20"/>
+              </w:rPr>
+              <w:t>Manutenções sem aviso prévio, tempos de resposta variando muito, modais que ocasionalmente travam de vez. Já há camadas de recuperação automática, mas a estrutura do portal pode mudar sem aviso no futuro, o que quebraria os seletores CSS centralizados em config.py.</w:t>
+            </w:r>
+          </w:p>
+        </w:tc>
+      </w:tr>
+    </w:tbl>
+    <w:p>
+      <w:pPr>
+        <w:spacing w:after="40"/>
       </w:pPr>
     </w:p>
     <w:p>
       <w:pPr>
         <w:pStyle w:val="Ttulo1"/>
         <w:pageBreakBefore/>
-        <w:rPr>
-          <w:lang w:val="pt-BR"/>
-        </w:rPr>
-      </w:pPr>
-      <w:r>
-        <w:rPr>
-          <w:lang w:val="pt-BR"/>
-        </w:rPr>
+      </w:pPr>
+      <w:bookmarkStart w:id="12" w:name="_Toc242104472"/>
+      <w:r>
         <w:lastRenderedPageBreak/>
         <w:t>13. Segurança, privacidade e conformidade</w:t>
       </w:r>
+      <w:bookmarkEnd w:id="12"/>
     </w:p>
     <w:p>
       <w:pPr>
         <w:pStyle w:val="Ttulo3"/>
-        <w:rPr>
-          <w:lang w:val="pt-BR"/>
-        </w:rPr>
-      </w:pPr>
-      <w:r>
-        <w:rPr>
-          <w:lang w:val="pt-BR"/>
-        </w:rPr>
+      </w:pPr>
+      <w:r>
         <w:t>Riscos conhecidos e aceitos (decisão de negócio, não técnica)</w:t>
       </w:r>
     </w:p>
@@ -6854,21 +9906,14 @@
       <w:pPr>
         <w:pStyle w:val="Commarcadores"/>
         <w:spacing w:after="80"/>
-        <w:rPr>
-          <w:lang w:val="pt-BR"/>
-        </w:rPr>
       </w:pPr>
       <w:r>
         <w:rPr>
           <w:b/>
-          <w:lang w:val="pt-BR"/>
         </w:rPr>
         <w:t>Uso do CPF/senha do representante legal</w:t>
       </w:r>
       <w:r>
-        <w:rPr>
-          <w:lang w:val="pt-BR"/>
-        </w:rPr>
         <w:t xml:space="preserve"> para login — exposição de compliance conhecida e aceita pela empresa. O código nunca grava essa senha em texto puro (login sempre manual, no navegador).</w:t>
       </w:r>
     </w:p>
@@ -6876,21 +9921,14 @@
       <w:pPr>
         <w:pStyle w:val="Commarcadores"/>
         <w:spacing w:after="80"/>
-        <w:rPr>
-          <w:lang w:val="pt-BR"/>
-        </w:rPr>
       </w:pPr>
       <w:r>
         <w:rPr>
           <w:b/>
-          <w:lang w:val="pt-BR"/>
         </w:rPr>
         <w:t>Sessões (cookies) salvas localmente</w:t>
       </w:r>
       <w:r>
-        <w:rPr>
-          <w:lang w:val="pt-BR"/>
-        </w:rPr>
         <w:t xml:space="preserve"> dentro da pasta do projeto, sincronizada pelo OneDrive — os cookies do representante legal ficam potencialmente replicados na nuvem, sem criptografia. Identificado em revisão crítica (24/09/2026); mitigação óbvia (mover para fora da árvore sincronizada) não implementada por decisão do usuário responsável.</w:t>
       </w:r>
     </w:p>
@@ -6898,21 +9936,14 @@
       <w:pPr>
         <w:pStyle w:val="Commarcadores"/>
         <w:spacing w:after="80"/>
-        <w:rPr>
-          <w:lang w:val="pt-BR"/>
-        </w:rPr>
       </w:pPr>
       <w:r>
         <w:rPr>
           <w:b/>
-          <w:lang w:val="pt-BR"/>
         </w:rPr>
         <w:t>PDFs contêm CPF de motoristas</w:t>
       </w:r>
       <w:r>
-        <w:rPr>
-          <w:lang w:val="pt-BR"/>
-        </w:rPr>
         <w:t xml:space="preserve"> — risco de LGPD nomeado à empresa, sem política de retenção de dados documentada até o momento.</w:t>
       </w:r>
     </w:p>
@@ -6928,14 +9959,8 @@
       <w:pPr>
         <w:pStyle w:val="Commarcadores"/>
         <w:spacing w:after="80"/>
-        <w:rPr>
-          <w:lang w:val="pt-BR"/>
-        </w:rPr>
-      </w:pPr>
-      <w:r>
-        <w:rPr>
-          <w:lang w:val="pt-BR"/>
-        </w:rPr>
+      </w:pPr>
+      <w:r>
         <w:t>Trava de concorrência impede 2 processos escrevendo no mesmo checkpoint ao mesmo tempo.</w:t>
       </w:r>
     </w:p>
@@ -6943,14 +9968,8 @@
       <w:pPr>
         <w:pStyle w:val="Commarcadores"/>
         <w:spacing w:after="80"/>
-        <w:rPr>
-          <w:lang w:val="pt-BR"/>
-        </w:rPr>
-      </w:pPr>
-      <w:r>
-        <w:rPr>
-          <w:lang w:val="pt-BR"/>
-        </w:rPr>
+      </w:pPr>
+      <w:r>
         <w:t>Gravação segura (arquivo temporário + troca) evita deixar a pasta compartilhada com um arquivo pela metade.</w:t>
       </w:r>
     </w:p>
@@ -6958,14 +9977,8 @@
       <w:pPr>
         <w:pStyle w:val="Commarcadores"/>
         <w:spacing w:after="80"/>
-        <w:rPr>
-          <w:lang w:val="pt-BR"/>
-        </w:rPr>
-      </w:pPr>
-      <w:r>
-        <w:rPr>
-          <w:lang w:val="pt-BR"/>
-        </w:rPr>
+      </w:pPr>
+      <w:r>
         <w:t>Validação de assinatura de PDF antes de aceitar um download, evitando salvar uma página de erro HTML com nome de PDF.</w:t>
       </w:r>
     </w:p>
@@ -6973,14 +9986,8 @@
       <w:pPr>
         <w:pStyle w:val="Commarcadores"/>
         <w:spacing w:after="80"/>
-        <w:rPr>
-          <w:lang w:val="pt-BR"/>
-        </w:rPr>
-      </w:pPr>
-      <w:r>
-        <w:rPr>
-          <w:lang w:val="pt-BR"/>
-        </w:rPr>
+      </w:pPr>
+      <w:r>
         <w:t>O .gitignore protege explicitamente sessões salvas, PDFs de autos, prints/HTML do portal (contêm CPF/nome do representante legal), planilhas e checkpoints locais.</w:t>
       </w:r>
     </w:p>
@@ -7049,15 +10056,9 @@
             <w:tcW w:w="5102" w:type="dxa"/>
           </w:tcPr>
           <w:p>
-            <w:pPr>
-              <w:rPr>
-                <w:lang w:val="pt-BR"/>
-              </w:rPr>
-            </w:pPr>
-            <w:r>
-              <w:rPr>
-                <w:sz w:val="19"/>
-                <w:lang w:val="pt-BR"/>
+            <w:r>
+              <w:rPr>
+                <w:sz w:val="19"/>
               </w:rPr>
               <w:t>Permissão de escrita na pasta do SharePoint</w:t>
             </w:r>
@@ -7086,15 +10087,9 @@
             <w:tcW w:w="5102" w:type="dxa"/>
           </w:tcPr>
           <w:p>
-            <w:pPr>
-              <w:rPr>
-                <w:lang w:val="pt-BR"/>
-              </w:rPr>
-            </w:pPr>
-            <w:r>
-              <w:rPr>
-                <w:sz w:val="19"/>
-                <w:lang w:val="pt-BR"/>
+            <w:r>
+              <w:rPr>
+                <w:sz w:val="19"/>
               </w:rPr>
               <w:t>Aprovação de InfoSec para automação com credencial real</w:t>
             </w:r>
@@ -7123,15 +10118,9 @@
             <w:tcW w:w="5102" w:type="dxa"/>
           </w:tcPr>
           <w:p>
-            <w:pPr>
-              <w:rPr>
-                <w:lang w:val="pt-BR"/>
-              </w:rPr>
-            </w:pPr>
-            <w:r>
-              <w:rPr>
-                <w:sz w:val="19"/>
-                <w:lang w:val="pt-BR"/>
+            <w:r>
+              <w:rPr>
+                <w:sz w:val="19"/>
               </w:rPr>
               <w:t>Ponto de contato de TI para suporte pós-entrega</w:t>
             </w:r>
@@ -7162,197 +10151,101 @@
         <w:pStyle w:val="Ttulo1"/>
         <w:pageBreakBefore/>
       </w:pPr>
+      <w:bookmarkStart w:id="13" w:name="_Toc242104473"/>
       <w:r>
         <w:lastRenderedPageBreak/>
         <w:t>14. Interface gráfica — funcionalidades</w:t>
       </w:r>
-    </w:p>
-    <w:p>
-      <w:pPr>
-        <w:rPr>
-          <w:lang w:val="pt-BR"/>
-        </w:rPr>
-      </w:pPr>
-      <w:r>
-        <w:rPr>
-          <w:lang w:val="pt-BR"/>
-        </w:rPr>
+      <w:bookmarkEnd w:id="13"/>
+    </w:p>
+    <w:p>
+      <w:r>
         <w:t>Construída em Tkinter (nativo do Python). Roda o login e o acompanhamento numa thread de fundo separada da interface — mexer em widget de outra thread é a causa clássica de crash em Tkinter, então toda comunicação de volta para a tela passa por uma fila (queue.Queue), lida só pela thread principal.</w:t>
       </w:r>
     </w:p>
     <w:p>
       <w:pPr>
         <w:pStyle w:val="Ttulo3"/>
-        <w:rPr>
-          <w:lang w:val="pt-BR"/>
-        </w:rPr>
-      </w:pPr>
-      <w:r>
-        <w:rPr>
-          <w:lang w:val="pt-BR"/>
-        </w:rPr>
+      </w:pPr>
+      <w:r>
         <w:t>Escolha de pasta (1ª vez na máquina)</w:t>
       </w:r>
     </w:p>
     <w:p>
-      <w:pPr>
-        <w:rPr>
-          <w:lang w:val="pt-BR"/>
-        </w:rPr>
-      </w:pPr>
-      <w:r>
-        <w:rPr>
-          <w:lang w:val="pt-BR"/>
-        </w:rPr>
+      <w:r>
         <w:t>Se a pasta esperada do SharePoint não existir, mostra um seletor nativo do Windows antes de qualquer outra coisa.</w:t>
       </w:r>
     </w:p>
     <w:p>
       <w:pPr>
         <w:pStyle w:val="Ttulo3"/>
-        <w:rPr>
-          <w:lang w:val="pt-BR"/>
-        </w:rPr>
-      </w:pPr>
-      <w:r>
-        <w:rPr>
-          <w:lang w:val="pt-BR"/>
-        </w:rPr>
+      </w:pPr>
+      <w:r>
         <w:t>Escolha de workers</w:t>
       </w:r>
     </w:p>
     <w:p>
-      <w:pPr>
-        <w:rPr>
-          <w:lang w:val="pt-BR"/>
-        </w:rPr>
-      </w:pPr>
-      <w:r>
-        <w:rPr>
-          <w:lang w:val="pt-BR"/>
-        </w:rPr>
+      <w:r>
         <w:t>Pergunta só "quantos workers?" (mínimo 5). Sempre varredura completa, nunca um escopo limitado.</w:t>
       </w:r>
     </w:p>
     <w:p>
       <w:pPr>
         <w:pStyle w:val="Ttulo3"/>
-        <w:rPr>
-          <w:lang w:val="pt-BR"/>
-        </w:rPr>
-      </w:pPr>
-      <w:r>
-        <w:rPr>
-          <w:lang w:val="pt-BR"/>
-        </w:rPr>
+      </w:pPr>
+      <w:r>
         <w:t>Login sequencial</w:t>
       </w:r>
     </w:p>
     <w:p>
-      <w:pPr>
-        <w:rPr>
-          <w:lang w:val="pt-BR"/>
-        </w:rPr>
-      </w:pPr>
-      <w:r>
-        <w:rPr>
-          <w:lang w:val="pt-BR"/>
-        </w:rPr>
+      <w:r>
         <w:t>Um botão único "Já fiz login", reaproveitado para cada worker em sequência.</w:t>
       </w:r>
     </w:p>
     <w:p>
       <w:pPr>
         <w:pStyle w:val="Ttulo3"/>
-        <w:rPr>
-          <w:lang w:val="pt-BR"/>
-        </w:rPr>
-      </w:pPr>
-      <w:r>
-        <w:rPr>
-          <w:lang w:val="pt-BR"/>
-        </w:rPr>
+      </w:pPr>
+      <w:r>
         <w:t>Acompanhamento em tempo real</w:t>
       </w:r>
     </w:p>
     <w:p>
-      <w:pPr>
-        <w:rPr>
-          <w:lang w:val="pt-BR"/>
-        </w:rPr>
-      </w:pPr>
-      <w:r>
-        <w:rPr>
-          <w:lang w:val="pt-BR"/>
-        </w:rPr>
+      <w:r>
         <w:t>Uma linha por worker, com barra de progresso e fração explícita, lendo os logs a cada 5 segundos.</w:t>
       </w:r>
     </w:p>
     <w:p>
       <w:pPr>
         <w:pStyle w:val="Ttulo3"/>
-        <w:rPr>
-          <w:lang w:val="pt-BR"/>
-        </w:rPr>
-      </w:pPr>
-      <w:r>
-        <w:rPr>
-          <w:lang w:val="pt-BR"/>
-        </w:rPr>
+      </w:pPr>
+      <w:r>
         <w:t>Relogar (por worker)</w:t>
       </w:r>
     </w:p>
     <w:p>
-      <w:pPr>
-        <w:rPr>
-          <w:lang w:val="pt-BR"/>
-        </w:rPr>
-      </w:pPr>
-      <w:r>
-        <w:rPr>
-          <w:lang w:val="pt-BR"/>
-        </w:rPr>
+      <w:r>
         <w:t>Se 1 worker para, um botão "Relogar" nessa linha específica reconecta só ele, sem reiniciar os outros.</w:t>
       </w:r>
     </w:p>
     <w:p>
       <w:pPr>
         <w:pStyle w:val="Ttulo3"/>
-        <w:rPr>
-          <w:lang w:val="pt-BR"/>
-        </w:rPr>
-      </w:pPr>
-      <w:r>
-        <w:rPr>
-          <w:lang w:val="pt-BR"/>
-        </w:rPr>
+      </w:pPr>
+      <w:r>
         <w:t>Cancelar</w:t>
       </w:r>
     </w:p>
     <w:p>
-      <w:pPr>
-        <w:rPr>
-          <w:lang w:val="pt-BR"/>
-        </w:rPr>
-      </w:pPr>
-      <w:r>
-        <w:rPr>
-          <w:lang w:val="pt-BR"/>
-        </w:rPr>
+      <w:r>
         <w:t>Para a varredura inteira a pedido, com confirmação — encerra os processos de verdade e ainda consolida o que já tinha sido processado.</w:t>
       </w:r>
     </w:p>
     <w:p>
       <w:pPr>
         <w:pStyle w:val="Ttulo3"/>
-        <w:rPr>
-          <w:lang w:val="pt-BR"/>
-        </w:rPr>
-      </w:pPr>
-      <w:r>
-        <w:rPr>
-          <w:lang w:val="pt-BR"/>
-        </w:rPr>
+      </w:pPr>
+      <w:r>
         <w:t>Reconexão de 1 worker — sequência de eventos</w:t>
       </w:r>
     </w:p>
@@ -7372,17 +10265,11 @@
             <w:shd w:val="clear" w:color="auto" w:fill="DEECF8"/>
           </w:tcPr>
           <w:p>
-            <w:pPr>
-              <w:rPr>
-                <w:lang w:val="pt-BR"/>
-              </w:rPr>
-            </w:pPr>
             <w:r>
               <w:rPr>
                 <w:b/>
                 <w:color w:val="0056A4"/>
                 <w:sz w:val="19"/>
-                <w:lang w:val="pt-BR"/>
               </w:rPr>
               <w:t xml:space="preserve">1.  </w:t>
             </w:r>
@@ -7390,7 +10277,6 @@
               <w:rPr>
                 <w:color w:val="001B3F"/>
                 <w:sz w:val="19"/>
-                <w:lang w:val="pt-BR"/>
               </w:rPr>
               <w:t>Thread de acompanhamento detecta [PAROU] no log de 1 worker específico.</w:t>
             </w:r>
@@ -7404,17 +10290,11 @@
             <w:shd w:val="clear" w:color="auto" w:fill="FFFFFF"/>
           </w:tcPr>
           <w:p>
-            <w:pPr>
-              <w:rPr>
-                <w:lang w:val="pt-BR"/>
-              </w:rPr>
-            </w:pPr>
             <w:r>
               <w:rPr>
                 <w:b/>
                 <w:color w:val="0056A4"/>
                 <w:sz w:val="19"/>
-                <w:lang w:val="pt-BR"/>
               </w:rPr>
               <w:t xml:space="preserve">2.  </w:t>
             </w:r>
@@ -7422,7 +10302,6 @@
               <w:rPr>
                 <w:color w:val="001B3F"/>
                 <w:sz w:val="19"/>
-                <w:lang w:val="pt-BR"/>
               </w:rPr>
               <w:t>Habilita o botão "Relogar" só dessa linha.</w:t>
             </w:r>
@@ -7461,17 +10340,11 @@
             <w:shd w:val="clear" w:color="auto" w:fill="FFFFFF"/>
           </w:tcPr>
           <w:p>
-            <w:pPr>
-              <w:rPr>
-                <w:lang w:val="pt-BR"/>
-              </w:rPr>
-            </w:pPr>
             <w:r>
               <w:rPr>
                 <w:b/>
                 <w:color w:val="0056A4"/>
                 <w:sz w:val="19"/>
-                <w:lang w:val="pt-BR"/>
               </w:rPr>
               <w:t xml:space="preserve">4.  </w:t>
             </w:r>
@@ -7479,7 +10352,6 @@
               <w:rPr>
                 <w:color w:val="001B3F"/>
                 <w:sz w:val="19"/>
-                <w:lang w:val="pt-BR"/>
               </w:rPr>
               <w:t>Dispara uma thread de reconexão separada.</w:t>
             </w:r>
@@ -7493,17 +10365,11 @@
             <w:shd w:val="clear" w:color="auto" w:fill="DEECF8"/>
           </w:tcPr>
           <w:p>
-            <w:pPr>
-              <w:rPr>
-                <w:lang w:val="pt-BR"/>
-              </w:rPr>
-            </w:pPr>
             <w:r>
               <w:rPr>
                 <w:b/>
                 <w:color w:val="0056A4"/>
                 <w:sz w:val="19"/>
-                <w:lang w:val="pt-BR"/>
               </w:rPr>
               <w:t xml:space="preserve">5.  </w:t>
             </w:r>
@@ -7511,7 +10377,6 @@
               <w:rPr>
                 <w:color w:val="001B3F"/>
                 <w:sz w:val="19"/>
-                <w:lang w:val="pt-BR"/>
               </w:rPr>
               <w:t>Abre o navegador — aguarda login manual.</w:t>
             </w:r>
@@ -7525,17 +10390,11 @@
             <w:shd w:val="clear" w:color="auto" w:fill="FFFFFF"/>
           </w:tcPr>
           <w:p>
-            <w:pPr>
-              <w:rPr>
-                <w:lang w:val="pt-BR"/>
-              </w:rPr>
-            </w:pPr>
             <w:r>
               <w:rPr>
                 <w:b/>
                 <w:color w:val="0056A4"/>
                 <w:sz w:val="19"/>
-                <w:lang w:val="pt-BR"/>
               </w:rPr>
               <w:t xml:space="preserve">6.  </w:t>
             </w:r>
@@ -7543,7 +10402,6 @@
               <w:rPr>
                 <w:color w:val="001B3F"/>
                 <w:sz w:val="19"/>
-                <w:lang w:val="pt-BR"/>
               </w:rPr>
               <w:t>Pessoa clica "Já fiz login".</w:t>
             </w:r>
@@ -7582,17 +10440,11 @@
             <w:shd w:val="clear" w:color="auto" w:fill="FFFFFF"/>
           </w:tcPr>
           <w:p>
-            <w:pPr>
-              <w:rPr>
-                <w:lang w:val="pt-BR"/>
-              </w:rPr>
-            </w:pPr>
             <w:r>
               <w:rPr>
                 <w:b/>
                 <w:color w:val="0056A4"/>
                 <w:sz w:val="19"/>
-                <w:lang w:val="pt-BR"/>
               </w:rPr>
               <w:t xml:space="preserve">8.  </w:t>
             </w:r>
@@ -7600,7 +10452,6 @@
               <w:rPr>
                 <w:color w:val="001B3F"/>
                 <w:sz w:val="19"/>
-                <w:lang w:val="pt-BR"/>
               </w:rPr>
               <w:t>Atualiza a lista de processos monitorados.</w:t>
             </w:r>
@@ -7614,17 +10465,11 @@
             <w:shd w:val="clear" w:color="auto" w:fill="DEECF8"/>
           </w:tcPr>
           <w:p>
-            <w:pPr>
-              <w:rPr>
-                <w:lang w:val="pt-BR"/>
-              </w:rPr>
-            </w:pPr>
             <w:r>
               <w:rPr>
                 <w:b/>
                 <w:color w:val="0056A4"/>
                 <w:sz w:val="19"/>
-                <w:lang w:val="pt-BR"/>
               </w:rPr>
               <w:t xml:space="preserve">9.  </w:t>
             </w:r>
@@ -7632,7 +10477,6 @@
               <w:rPr>
                 <w:color w:val="001B3F"/>
                 <w:sz w:val="19"/>
-                <w:lang w:val="pt-BR"/>
               </w:rPr>
               <w:t>A thread principal pega o processo novo sozinha no próximo ciclo — sem 2 threads competindo para concluir.</w:t>
             </w:r>
@@ -7643,9 +10487,6 @@
     <w:p>
       <w:pPr>
         <w:spacing w:after="120"/>
-        <w:rPr>
-          <w:lang w:val="pt-BR"/>
-        </w:rPr>
       </w:pPr>
     </w:p>
     <w:p>
@@ -7722,17 +10563,11 @@
             <w:shd w:val="clear" w:color="auto" w:fill="DEECF8"/>
           </w:tcPr>
           <w:p>
-            <w:pPr>
-              <w:rPr>
-                <w:lang w:val="pt-BR"/>
-              </w:rPr>
-            </w:pPr>
             <w:r>
               <w:rPr>
                 <w:b/>
                 <w:color w:val="0056A4"/>
                 <w:sz w:val="19"/>
-                <w:lang w:val="pt-BR"/>
               </w:rPr>
               <w:t xml:space="preserve">3.  </w:t>
             </w:r>
@@ -7740,7 +10575,6 @@
               <w:rPr>
                 <w:color w:val="001B3F"/>
                 <w:sz w:val="19"/>
-                <w:lang w:val="pt-BR"/>
               </w:rPr>
               <w:t>A thread de fundo checa esse sinal no laço de login E no laço de acompanhamento.</w:t>
             </w:r>
@@ -7754,17 +10588,11 @@
             <w:shd w:val="clear" w:color="auto" w:fill="FFFFFF"/>
           </w:tcPr>
           <w:p>
-            <w:pPr>
-              <w:rPr>
-                <w:lang w:val="pt-BR"/>
-              </w:rPr>
-            </w:pPr>
             <w:r>
               <w:rPr>
                 <w:b/>
                 <w:color w:val="0056A4"/>
                 <w:sz w:val="19"/>
-                <w:lang w:val="pt-BR"/>
               </w:rPr>
               <w:t xml:space="preserve">4.  </w:t>
             </w:r>
@@ -7772,7 +10600,6 @@
               <w:rPr>
                 <w:color w:val="001B3F"/>
                 <w:sz w:val="19"/>
-                <w:lang w:val="pt-BR"/>
               </w:rPr>
               <w:t>Encerra os processos ainda rodando (taskkill /PID /T /F — árvore inteira, sem deixar Chromium órfão).</w:t>
             </w:r>
@@ -7786,17 +10613,11 @@
             <w:shd w:val="clear" w:color="auto" w:fill="DEECF8"/>
           </w:tcPr>
           <w:p>
-            <w:pPr>
-              <w:rPr>
-                <w:lang w:val="pt-BR"/>
-              </w:rPr>
-            </w:pPr>
             <w:r>
               <w:rPr>
                 <w:b/>
                 <w:color w:val="0056A4"/>
                 <w:sz w:val="19"/>
-                <w:lang w:val="pt-BR"/>
               </w:rPr>
               <w:t xml:space="preserve">5.  </w:t>
             </w:r>
@@ -7804,7 +10625,6 @@
               <w:rPr>
                 <w:color w:val="001B3F"/>
                 <w:sz w:val="19"/>
-                <w:lang w:val="pt-BR"/>
               </w:rPr>
               <w:t>Tenta consolidar o que já tinha sido processado até ali.</w:t>
             </w:r>
@@ -7847,34 +10667,24 @@
         <w:pStyle w:val="Ttulo1"/>
         <w:pageBreakBefore/>
       </w:pPr>
+      <w:bookmarkStart w:id="14" w:name="_Toc242104474"/>
       <w:r>
         <w:lastRenderedPageBreak/>
         <w:t>15. Instalador de 1ª vez</w:t>
       </w:r>
-    </w:p>
-    <w:p>
-      <w:r>
-        <w:rPr>
-          <w:lang w:val="pt-BR"/>
-        </w:rPr>
-        <w:t xml:space="preserve">Rodar_Robo_ANTT.bat é o único atalho que a pessoa usa — tanto para instalar quanto para rodar no dia a dia. </w:t>
-      </w:r>
-      <w:r>
-        <w:t>Na primeira execução numa máquina nova, ele mesmo:</w:t>
+      <w:bookmarkEnd w:id="14"/>
+    </w:p>
+    <w:p>
+      <w:r>
+        <w:t>Rodar_Robo_ANTT.bat é o único atalho que a pessoa usa — tanto para instalar quanto para rodar no dia a dia. Na primeira execução numa máquina nova, ele mesmo:</w:t>
       </w:r>
     </w:p>
     <w:p>
       <w:pPr>
         <w:pStyle w:val="Numerada"/>
         <w:spacing w:after="80"/>
-        <w:rPr>
-          <w:lang w:val="pt-BR"/>
-        </w:rPr>
-      </w:pPr>
-      <w:r>
-        <w:rPr>
-          <w:lang w:val="pt-BR"/>
-        </w:rPr>
+      </w:pPr>
+      <w:r>
         <w:t>Procura um Python 3.13 de verdade instalado.</w:t>
       </w:r>
     </w:p>
@@ -7882,14 +10692,8 @@
       <w:pPr>
         <w:pStyle w:val="Numerada"/>
         <w:spacing w:after="80"/>
-        <w:rPr>
-          <w:lang w:val="pt-BR"/>
-        </w:rPr>
-      </w:pPr>
-      <w:r>
-        <w:rPr>
-          <w:lang w:val="pt-BR"/>
-        </w:rPr>
+      </w:pPr>
+      <w:r>
         <w:t>Se não achar, tenta instalar sozinho via winget (forçando a fonte oficial da Python Software Foundation, não a Microsoft Store).</w:t>
       </w:r>
     </w:p>
@@ -7897,14 +10701,8 @@
       <w:pPr>
         <w:pStyle w:val="Numerada"/>
         <w:spacing w:after="80"/>
-        <w:rPr>
-          <w:lang w:val="pt-BR"/>
-        </w:rPr>
-      </w:pPr>
-      <w:r>
-        <w:rPr>
-          <w:lang w:val="pt-BR"/>
-        </w:rPr>
+      </w:pPr>
+      <w:r>
         <w:t>Cria o ambiente virtual, instala as bibliotecas e o navegador Chromium do Playwright.</w:t>
       </w:r>
     </w:p>
@@ -7912,14 +10710,8 @@
       <w:pPr>
         <w:pStyle w:val="Numerada"/>
         <w:spacing w:after="80"/>
-        <w:rPr>
-          <w:lang w:val="pt-BR"/>
-        </w:rPr>
-      </w:pPr>
-      <w:r>
-        <w:rPr>
-          <w:lang w:val="pt-BR"/>
-        </w:rPr>
+      </w:pPr>
+      <w:r>
         <w:t>Abre o programa automaticamente ao terminar.</w:t>
       </w:r>
     </w:p>
@@ -7947,16 +10739,12 @@
           <w:p>
             <w:pPr>
               <w:spacing w:after="80"/>
-              <w:rPr>
-                <w:lang w:val="pt-BR"/>
-              </w:rPr>
             </w:pPr>
             <w:r>
               <w:rPr>
                 <w:b/>
                 <w:color w:val="8F2620"/>
                 <w:sz w:val="18"/>
-                <w:lang w:val="pt-BR"/>
               </w:rPr>
               <w:t>CRÍTICO — Achado real: Python da Microsoft Store não serve</w:t>
             </w:r>
@@ -7964,15 +10752,11 @@
           <w:p>
             <w:pPr>
               <w:spacing w:after="40"/>
-              <w:rPr>
-                <w:lang w:val="pt-BR"/>
-              </w:rPr>
             </w:pPr>
             <w:r>
               <w:rPr>
                 <w:color w:val="001B3F"/>
                 <w:sz w:val="20"/>
-                <w:lang w:val="pt-BR"/>
               </w:rPr>
               <w:t>O Windows frequentemente tem um "python"/"py" no PATH que na verdade é só um atalho incompleto da Microsoft Store — responde à checagem de versão, mas não tem um pythonw.exe funcional. A detecção rejeita explicitamente qualquer Python cujo caminho contenha "WindowsApps".</w:t>
             </w:r>
@@ -7983,9 +10767,6 @@
     <w:p>
       <w:pPr>
         <w:spacing w:after="40"/>
-        <w:rPr>
-          <w:lang w:val="pt-BR"/>
-        </w:rPr>
       </w:pPr>
     </w:p>
     <w:tbl>
@@ -8012,16 +10793,12 @@
           <w:p>
             <w:pPr>
               <w:spacing w:after="80"/>
-              <w:rPr>
-                <w:lang w:val="pt-BR"/>
-              </w:rPr>
             </w:pPr>
             <w:r>
               <w:rPr>
                 <w:b/>
                 <w:color w:val="92590A"/>
                 <w:sz w:val="18"/>
-                <w:lang w:val="pt-BR"/>
               </w:rPr>
               <w:t>ATENÇÃO — Um ambiente virtual não é portável</w:t>
             </w:r>
@@ -8029,15 +10806,11 @@
           <w:p>
             <w:pPr>
               <w:spacing w:after="40"/>
-              <w:rPr>
-                <w:lang w:val="pt-BR"/>
-              </w:rPr>
             </w:pPr>
             <w:r>
               <w:rPr>
                 <w:color w:val="001B3F"/>
                 <w:sz w:val="20"/>
-                <w:lang w:val="pt-BR"/>
               </w:rPr>
               <w:t>Se a pasta inteira do projeto for copiada (em vez de baixada/clonada do zero) para outro computador, o .venv copiado referencia o Python do computador de origem — e falha com um erro que parece apontar para o computador errado. O instalador detecta isso automaticamente e recria do zero sozinho.</w:t>
             </w:r>
@@ -8048,51 +10821,30 @@
     <w:p>
       <w:pPr>
         <w:spacing w:after="40"/>
-        <w:rPr>
-          <w:lang w:val="pt-BR"/>
-        </w:rPr>
       </w:pPr>
     </w:p>
     <w:p>
       <w:pPr>
         <w:pStyle w:val="Ttulo1"/>
         <w:pageBreakBefore/>
-        <w:rPr>
-          <w:lang w:val="pt-BR"/>
-        </w:rPr>
-      </w:pPr>
-      <w:r>
-        <w:rPr>
-          <w:lang w:val="pt-BR"/>
-        </w:rPr>
+      </w:pPr>
+      <w:bookmarkStart w:id="15" w:name="_Toc242104475"/>
+      <w:r>
         <w:lastRenderedPageBreak/>
         <w:t>16. Operação do dia a dia (runbook)</w:t>
       </w:r>
+      <w:bookmarkEnd w:id="15"/>
     </w:p>
     <w:p>
       <w:pPr>
         <w:pStyle w:val="Ttulo3"/>
-        <w:rPr>
-          <w:lang w:val="pt-BR"/>
-        </w:rPr>
-      </w:pPr>
-      <w:r>
-        <w:rPr>
-          <w:lang w:val="pt-BR"/>
-        </w:rPr>
+      </w:pPr>
+      <w:r>
         <w:t>Fluxo normal</w:t>
       </w:r>
     </w:p>
     <w:p>
-      <w:pPr>
-        <w:rPr>
-          <w:lang w:val="pt-BR"/>
-        </w:rPr>
-      </w:pPr>
-      <w:r>
-        <w:rPr>
-          <w:lang w:val="pt-BR"/>
-        </w:rPr>
+      <w:r>
         <w:t>Documentado em detalhe, sem termos técnicos, em docs/guia_de_uso.md — esse é o documento que a pessoa responsável pelo login deve seguir. Resumo: abrir o atalho, escolher quantos workers, fazer 1 login por worker, deixar rodando (pode levar horas), conferir a tela final.</w:t>
       </w:r>
     </w:p>
@@ -8174,15 +10926,9 @@
             <w:tcW w:w="5669" w:type="dxa"/>
           </w:tcPr>
           <w:p>
-            <w:pPr>
-              <w:rPr>
-                <w:lang w:val="pt-BR"/>
-              </w:rPr>
-            </w:pPr>
-            <w:r>
-              <w:rPr>
-                <w:sz w:val="19"/>
-                <w:lang w:val="pt-BR"/>
+            <w:r>
+              <w:rPr>
+                <w:sz w:val="19"/>
               </w:rPr>
               <w:t>Clicar em "Relogar" naquela linha — não precisa reiniciar os outros.</w:t>
             </w:r>
@@ -8198,15 +10944,9 @@
             <w:tcW w:w="3402" w:type="dxa"/>
           </w:tcPr>
           <w:p>
-            <w:pPr>
-              <w:rPr>
-                <w:lang w:val="pt-BR"/>
-              </w:rPr>
-            </w:pPr>
-            <w:r>
-              <w:rPr>
-                <w:sz w:val="19"/>
-                <w:lang w:val="pt-BR"/>
+            <w:r>
+              <w:rPr>
+                <w:sz w:val="19"/>
               </w:rPr>
               <w:t>Precisa parar tudo antes de terminar</w:t>
             </w:r>
@@ -8217,15 +10957,9 @@
             <w:tcW w:w="5669" w:type="dxa"/>
           </w:tcPr>
           <w:p>
-            <w:pPr>
-              <w:rPr>
-                <w:lang w:val="pt-BR"/>
-              </w:rPr>
-            </w:pPr>
-            <w:r>
-              <w:rPr>
-                <w:sz w:val="19"/>
-                <w:lang w:val="pt-BR"/>
+            <w:r>
+              <w:rPr>
+                <w:sz w:val="19"/>
               </w:rPr>
               <w:t>Botão "Cancelar" — mais seguro que fechar a janela na marra.</w:t>
             </w:r>
@@ -8241,15 +10975,9 @@
             <w:tcW w:w="3402" w:type="dxa"/>
           </w:tcPr>
           <w:p>
-            <w:pPr>
-              <w:rPr>
-                <w:lang w:val="pt-BR"/>
-              </w:rPr>
-            </w:pPr>
-            <w:r>
-              <w:rPr>
-                <w:sz w:val="19"/>
-                <w:lang w:val="pt-BR"/>
+            <w:r>
+              <w:rPr>
+                <w:sz w:val="19"/>
               </w:rPr>
               <w:t>A tela trava num erro geral</w:t>
             </w:r>
@@ -8260,15 +10988,9 @@
             <w:tcW w:w="5669" w:type="dxa"/>
           </w:tcPr>
           <w:p>
-            <w:pPr>
-              <w:rPr>
-                <w:lang w:val="pt-BR"/>
-              </w:rPr>
-            </w:pPr>
-            <w:r>
-              <w:rPr>
-                <w:sz w:val="19"/>
-                <w:lang w:val="pt-BR"/>
+            <w:r>
+              <w:rPr>
+                <w:sz w:val="19"/>
               </w:rPr>
               <w:t>Feche e abra o programa de novo — o checkpoint garante que continua de onde parou.</w:t>
             </w:r>
@@ -8284,15 +11006,9 @@
             <w:tcW w:w="3402" w:type="dxa"/>
           </w:tcPr>
           <w:p>
-            <w:pPr>
-              <w:rPr>
-                <w:lang w:val="pt-BR"/>
-              </w:rPr>
-            </w:pPr>
-            <w:r>
-              <w:rPr>
-                <w:sz w:val="19"/>
-                <w:lang w:val="pt-BR"/>
+            <w:r>
+              <w:rPr>
+                <w:sz w:val="19"/>
               </w:rPr>
               <w:t>Vai rodar em outro computador</w:t>
             </w:r>
@@ -8303,15 +11019,9 @@
             <w:tcW w:w="5669" w:type="dxa"/>
           </w:tcPr>
           <w:p>
-            <w:pPr>
-              <w:rPr>
-                <w:lang w:val="pt-BR"/>
-              </w:rPr>
-            </w:pPr>
-            <w:r>
-              <w:rPr>
-                <w:sz w:val="19"/>
-                <w:lang w:val="pt-BR"/>
+            <w:r>
+              <w:rPr>
+                <w:sz w:val="19"/>
               </w:rPr>
               <w:t>Prefira git clone do zero. Se copiar a pasta inteira, o instalador se autocorrige.</w:t>
             </w:r>
@@ -8327,15 +11037,9 @@
             <w:tcW w:w="3402" w:type="dxa"/>
           </w:tcPr>
           <w:p>
-            <w:pPr>
-              <w:rPr>
-                <w:lang w:val="pt-BR"/>
-              </w:rPr>
-            </w:pPr>
-            <w:r>
-              <w:rPr>
-                <w:sz w:val="19"/>
-                <w:lang w:val="pt-BR"/>
+            <w:r>
+              <w:rPr>
+                <w:sz w:val="19"/>
               </w:rPr>
               <w:t>Quer conferir se a empresa está 100% coberta</w:t>
             </w:r>
@@ -8346,15 +11050,9 @@
             <w:tcW w:w="5669" w:type="dxa"/>
           </w:tcPr>
           <w:p>
-            <w:pPr>
-              <w:rPr>
-                <w:lang w:val="pt-BR"/>
-              </w:rPr>
-            </w:pPr>
-            <w:r>
-              <w:rPr>
-                <w:sz w:val="19"/>
-                <w:lang w:val="pt-BR"/>
+            <w:r>
+              <w:rPr>
+                <w:sz w:val="19"/>
               </w:rPr>
               <w:t>A tela final já informa isso automaticamente.</w:t>
             </w:r>
@@ -8370,15 +11068,9 @@
             <w:tcW w:w="3402" w:type="dxa"/>
           </w:tcPr>
           <w:p>
-            <w:pPr>
-              <w:rPr>
-                <w:lang w:val="pt-BR"/>
-              </w:rPr>
-            </w:pPr>
-            <w:r>
-              <w:rPr>
-                <w:sz w:val="19"/>
-                <w:lang w:val="pt-BR"/>
+            <w:r>
+              <w:rPr>
+                <w:sz w:val="19"/>
               </w:rPr>
               <w:t>Quer investigar uma divergência de dados</w:t>
             </w:r>
@@ -8389,15 +11081,9 @@
             <w:tcW w:w="5669" w:type="dxa"/>
           </w:tcPr>
           <w:p>
-            <w:pPr>
-              <w:rPr>
-                <w:lang w:val="pt-BR"/>
-              </w:rPr>
-            </w:pPr>
-            <w:r>
-              <w:rPr>
-                <w:sz w:val="19"/>
-                <w:lang w:val="pt-BR"/>
+            <w:r>
+              <w:rPr>
+                <w:sz w:val="19"/>
               </w:rPr>
               <w:t>auditoria_disco_planilha.py e checar_duplicidade_planilha.py — só leitura, seguros a qualquer momento.</w:t>
             </w:r>
@@ -8408,37 +11094,22 @@
     <w:p>
       <w:pPr>
         <w:spacing w:after="80"/>
-        <w:rPr>
-          <w:lang w:val="pt-BR"/>
-        </w:rPr>
       </w:pPr>
     </w:p>
     <w:p>
       <w:pPr>
         <w:pStyle w:val="Ttulo1"/>
         <w:pageBreakBefore/>
-        <w:rPr>
-          <w:lang w:val="pt-BR"/>
-        </w:rPr>
-      </w:pPr>
-      <w:r>
-        <w:rPr>
-          <w:lang w:val="pt-BR"/>
-        </w:rPr>
+      </w:pPr>
+      <w:bookmarkStart w:id="16" w:name="_Toc242104476"/>
+      <w:r>
         <w:lastRenderedPageBreak/>
         <w:t>17. Testes automatizados</w:t>
       </w:r>
-    </w:p>
-    <w:p>
-      <w:pPr>
-        <w:rPr>
-          <w:lang w:val="pt-BR"/>
-        </w:rPr>
-      </w:pPr>
-      <w:r>
-        <w:rPr>
-          <w:lang w:val="pt-BR"/>
-        </w:rPr>
+      <w:bookmarkEnd w:id="16"/>
+    </w:p>
+    <w:p>
+      <w:r>
         <w:t>Suíte pytest em tests/, criada em 22/09/2026 depois de um dia com vários bugs reais de extração encontrados só por auditoria manual — cobre os módulos principais (extração, planilha, checkpoint, download, portal, a GUI, a trava de concorrência). Roda em segundos, inteiramente local, sem sessão nem contato com o portal real.</w:t>
       </w:r>
     </w:p>
@@ -8459,15 +11130,7 @@
       </w:r>
     </w:p>
     <w:p>
-      <w:pPr>
-        <w:rPr>
-          <w:lang w:val="pt-BR"/>
-        </w:rPr>
-      </w:pPr>
-      <w:r>
-        <w:rPr>
-          <w:lang w:val="pt-BR"/>
-        </w:rPr>
+      <w:r>
         <w:t>Fixtures de PDF reais ficam em tests/fixtures/, protegidas pela mesma regra do .gitignore que protege data/downloads/ — nunca versionadas, porque contêm dados reais de motoristas/CNPJ. Testes que dependem delas fazem pytest.skip() gracioso se o arquivo não existir localmente.</w:t>
       </w:r>
     </w:p>
@@ -8495,16 +11158,12 @@
           <w:p>
             <w:pPr>
               <w:spacing w:after="80"/>
-              <w:rPr>
-                <w:lang w:val="pt-BR"/>
-              </w:rPr>
             </w:pPr>
             <w:r>
               <w:rPr>
                 <w:b/>
                 <w:color w:val="0557AA"/>
                 <w:sz w:val="18"/>
-                <w:lang w:val="pt-BR"/>
               </w:rPr>
               <w:t>Antes de qualquer alteração no código</w:t>
             </w:r>
@@ -8512,15 +11171,11 @@
           <w:p>
             <w:pPr>
               <w:spacing w:after="40"/>
-              <w:rPr>
-                <w:lang w:val="pt-BR"/>
-              </w:rPr>
             </w:pPr>
             <w:r>
               <w:rPr>
                 <w:color w:val="001B3F"/>
                 <w:sz w:val="20"/>
-                <w:lang w:val="pt-BR"/>
               </w:rPr>
               <w:t>Rode a suíte completa e, se a mudança tocar em portal.py/download.py/orquestrador.py, considere uma validação ao vivo controlada (poucos CNPJs, sessão dedicada) antes de confiar em escala cheia — o histórico deste projeto mostra repetidamente que bugs sutis só aparecem contra o portal real.</w:t>
             </w:r>
@@ -8531,37 +11186,24 @@
     <w:p>
       <w:pPr>
         <w:spacing w:after="40"/>
-        <w:rPr>
-          <w:lang w:val="pt-BR"/>
-        </w:rPr>
       </w:pPr>
     </w:p>
     <w:p>
       <w:pPr>
         <w:pStyle w:val="Ttulo1"/>
         <w:pageBreakBefore/>
-        <w:rPr>
-          <w:lang w:val="pt-BR"/>
-        </w:rPr>
-      </w:pPr>
-      <w:r>
-        <w:rPr>
-          <w:lang w:val="pt-BR"/>
-        </w:rPr>
+      </w:pPr>
+      <w:bookmarkStart w:id="17" w:name="_Toc242104477"/>
+      <w:r>
         <w:lastRenderedPageBreak/>
         <w:t>18. Histórico de decisões importantes</w:t>
       </w:r>
-    </w:p>
-    <w:p>
-      <w:pPr>
-        <w:rPr>
-          <w:lang w:val="pt-BR"/>
-        </w:rPr>
-      </w:pPr>
+      <w:bookmarkEnd w:id="17"/>
+    </w:p>
+    <w:p>
       <w:r>
         <w:rPr>
           <w:i/>
-          <w:lang w:val="pt-BR"/>
         </w:rPr>
         <w:t>Versão condensada — o histórico completo, com evidência e data de cada achado, está em CLAUDE.md.</w:t>
       </w:r>
@@ -8653,15 +11295,9 @@
             <w:tcW w:w="3685" w:type="dxa"/>
           </w:tcPr>
           <w:p>
-            <w:pPr>
-              <w:rPr>
-                <w:lang w:val="pt-BR"/>
-              </w:rPr>
-            </w:pPr>
-            <w:r>
-              <w:rPr>
-                <w:sz w:val="19"/>
-                <w:lang w:val="pt-BR"/>
+            <w:r>
+              <w:rPr>
+                <w:sz w:val="19"/>
               </w:rPr>
               <w:t>Paginador do portal não é confiável.</w:t>
             </w:r>
@@ -8672,15 +11308,9 @@
             <w:tcW w:w="3685" w:type="dxa"/>
           </w:tcPr>
           <w:p>
-            <w:pPr>
-              <w:rPr>
-                <w:lang w:val="pt-BR"/>
-              </w:rPr>
-            </w:pPr>
-            <w:r>
-              <w:rPr>
-                <w:sz w:val="19"/>
-                <w:lang w:val="pt-BR"/>
+            <w:r>
+              <w:rPr>
+                <w:sz w:val="19"/>
               </w:rPr>
               <w:t>Aparece fixo mesmo sem resultado — a varredura para pela tabela vir vazia.</w:t>
             </w:r>
@@ -8709,15 +11339,9 @@
             <w:tcW w:w="3685" w:type="dxa"/>
           </w:tcPr>
           <w:p>
-            <w:pPr>
-              <w:rPr>
-                <w:lang w:val="pt-BR"/>
-              </w:rPr>
-            </w:pPr>
-            <w:r>
-              <w:rPr>
-                <w:sz w:val="19"/>
-                <w:lang w:val="pt-BR"/>
+            <w:r>
+              <w:rPr>
+                <w:sz w:val="19"/>
               </w:rPr>
               <w:t>Decisão de múltiplos workers reais.</w:t>
             </w:r>
@@ -8728,15 +11352,9 @@
             <w:tcW w:w="3685" w:type="dxa"/>
           </w:tcPr>
           <w:p>
-            <w:pPr>
-              <w:rPr>
-                <w:lang w:val="pt-BR"/>
-              </w:rPr>
-            </w:pPr>
-            <w:r>
-              <w:rPr>
-                <w:sz w:val="19"/>
-                <w:lang w:val="pt-BR"/>
+            <w:r>
+              <w:rPr>
+                <w:sz w:val="19"/>
               </w:rPr>
               <w:t>Sessões independentes rodam em paralelo de verdade.</w:t>
             </w:r>
@@ -8778,15 +11396,9 @@
             <w:tcW w:w="3685" w:type="dxa"/>
           </w:tcPr>
           <w:p>
-            <w:pPr>
-              <w:rPr>
-                <w:lang w:val="pt-BR"/>
-              </w:rPr>
-            </w:pPr>
-            <w:r>
-              <w:rPr>
-                <w:sz w:val="19"/>
-                <w:lang w:val="pt-BR"/>
+            <w:r>
+              <w:rPr>
+                <w:sz w:val="19"/>
               </w:rPr>
               <w:t>Evita 1 worker sobrecarregado por CNPJ com volume desproporcional.</w:t>
             </w:r>
@@ -8828,15 +11440,9 @@
             <w:tcW w:w="3685" w:type="dxa"/>
           </w:tcPr>
           <w:p>
-            <w:pPr>
-              <w:rPr>
-                <w:lang w:val="pt-BR"/>
-              </w:rPr>
-            </w:pPr>
-            <w:r>
-              <w:rPr>
-                <w:sz w:val="19"/>
-                <w:lang w:val="pt-BR"/>
+            <w:r>
+              <w:rPr>
+                <w:sz w:val="19"/>
               </w:rPr>
               <w:t>Confirma a arquitetura em escala real.</w:t>
             </w:r>
@@ -8865,15 +11471,9 @@
             <w:tcW w:w="3685" w:type="dxa"/>
           </w:tcPr>
           <w:p>
-            <w:pPr>
-              <w:rPr>
-                <w:lang w:val="pt-BR"/>
-              </w:rPr>
-            </w:pPr>
-            <w:r>
-              <w:rPr>
-                <w:sz w:val="19"/>
-                <w:lang w:val="pt-BR"/>
+            <w:r>
+              <w:rPr>
+                <w:sz w:val="19"/>
               </w:rPr>
               <w:t>Completude ganha 2ª camada (documento).</w:t>
             </w:r>
@@ -8884,15 +11484,9 @@
             <w:tcW w:w="3685" w:type="dxa"/>
           </w:tcPr>
           <w:p>
-            <w:pPr>
-              <w:rPr>
-                <w:lang w:val="pt-BR"/>
-              </w:rPr>
-            </w:pPr>
-            <w:r>
-              <w:rPr>
-                <w:sz w:val="19"/>
-                <w:lang w:val="pt-BR"/>
+            <w:r>
+              <w:rPr>
+                <w:sz w:val="19"/>
               </w:rPr>
               <w:t>Era possível reportar 100% com documentos não baixados.</w:t>
             </w:r>
@@ -8934,15 +11528,9 @@
             <w:tcW w:w="3685" w:type="dxa"/>
           </w:tcPr>
           <w:p>
-            <w:pPr>
-              <w:rPr>
-                <w:lang w:val="pt-BR"/>
-              </w:rPr>
-            </w:pPr>
-            <w:r>
-              <w:rPr>
-                <w:sz w:val="19"/>
-                <w:lang w:val="pt-BR"/>
+            <w:r>
+              <w:rPr>
+                <w:sz w:val="19"/>
               </w:rPr>
               <w:t>Investigação crítica pedida pelo usuário.</w:t>
             </w:r>
@@ -8971,15 +11559,9 @@
             <w:tcW w:w="3685" w:type="dxa"/>
           </w:tcPr>
           <w:p>
-            <w:pPr>
-              <w:rPr>
-                <w:lang w:val="pt-BR"/>
-              </w:rPr>
-            </w:pPr>
-            <w:r>
-              <w:rPr>
-                <w:sz w:val="19"/>
-                <w:lang w:val="pt-BR"/>
+            <w:r>
+              <w:rPr>
+                <w:sz w:val="19"/>
               </w:rPr>
               <w:t>Trava de concorrência entre processos.</w:t>
             </w:r>
@@ -8990,15 +11572,9 @@
             <w:tcW w:w="3685" w:type="dxa"/>
           </w:tcPr>
           <w:p>
-            <w:pPr>
-              <w:rPr>
-                <w:lang w:val="pt-BR"/>
-              </w:rPr>
-            </w:pPr>
-            <w:r>
-              <w:rPr>
-                <w:sz w:val="19"/>
-                <w:lang w:val="pt-BR"/>
+            <w:r>
+              <w:rPr>
+                <w:sz w:val="19"/>
               </w:rPr>
               <w:t>Quase-incidente real: 2 processos no mesmo checkpoint.</w:t>
             </w:r>
@@ -9027,15 +11603,9 @@
             <w:tcW w:w="3685" w:type="dxa"/>
           </w:tcPr>
           <w:p>
-            <w:pPr>
-              <w:rPr>
-                <w:lang w:val="pt-BR"/>
-              </w:rPr>
-            </w:pPr>
-            <w:r>
-              <w:rPr>
-                <w:sz w:val="19"/>
-                <w:lang w:val="pt-BR"/>
+            <w:r>
+              <w:rPr>
+                <w:sz w:val="19"/>
               </w:rPr>
               <w:t>Interface gráfica substitui o terminal.</w:t>
             </w:r>
@@ -9046,15 +11616,9 @@
             <w:tcW w:w="3685" w:type="dxa"/>
           </w:tcPr>
           <w:p>
-            <w:pPr>
-              <w:rPr>
-                <w:lang w:val="pt-BR"/>
-              </w:rPr>
-            </w:pPr>
-            <w:r>
-              <w:rPr>
-                <w:sz w:val="19"/>
-                <w:lang w:val="pt-BR"/>
+            <w:r>
+              <w:rPr>
+                <w:sz w:val="19"/>
               </w:rPr>
               <w:t>Experiência mais amigável a quem não é técnico.</w:t>
             </w:r>
@@ -9083,15 +11647,9 @@
             <w:tcW w:w="3685" w:type="dxa"/>
           </w:tcPr>
           <w:p>
-            <w:pPr>
-              <w:rPr>
-                <w:lang w:val="pt-BR"/>
-              </w:rPr>
-            </w:pPr>
-            <w:r>
-              <w:rPr>
-                <w:sz w:val="19"/>
-                <w:lang w:val="pt-BR"/>
+            <w:r>
+              <w:rPr>
+                <w:sz w:val="19"/>
               </w:rPr>
               <w:t>Contador de tentativas (falha permanente).</w:t>
             </w:r>
@@ -9102,15 +11660,9 @@
             <w:tcW w:w="3685" w:type="dxa"/>
           </w:tcPr>
           <w:p>
-            <w:pPr>
-              <w:rPr>
-                <w:lang w:val="pt-BR"/>
-              </w:rPr>
-            </w:pPr>
-            <w:r>
-              <w:rPr>
-                <w:sz w:val="19"/>
-                <w:lang w:val="pt-BR"/>
+            <w:r>
+              <w:rPr>
+                <w:sz w:val="19"/>
               </w:rPr>
               <w:t>Evita gastar retentativas num problema já confirmado do servidor.</w:t>
             </w:r>
@@ -9139,15 +11691,9 @@
             <w:tcW w:w="3685" w:type="dxa"/>
           </w:tcPr>
           <w:p>
-            <w:pPr>
-              <w:rPr>
-                <w:lang w:val="pt-BR"/>
-              </w:rPr>
-            </w:pPr>
-            <w:r>
-              <w:rPr>
-                <w:sz w:val="19"/>
-                <w:lang w:val="pt-BR"/>
+            <w:r>
+              <w:rPr>
+                <w:sz w:val="19"/>
               </w:rPr>
               <w:t>Pasta configurável + apelido + mín. 5 workers.</w:t>
             </w:r>
@@ -9158,15 +11704,9 @@
             <w:tcW w:w="3685" w:type="dxa"/>
           </w:tcPr>
           <w:p>
-            <w:pPr>
-              <w:rPr>
-                <w:lang w:val="pt-BR"/>
-              </w:rPr>
-            </w:pPr>
-            <w:r>
-              <w:rPr>
-                <w:sz w:val="19"/>
-                <w:lang w:val="pt-BR"/>
+            <w:r>
+              <w:rPr>
+                <w:sz w:val="19"/>
               </w:rPr>
               <w:t>Pedidos da apresentação do projeto ao time.</w:t>
             </w:r>
@@ -9208,15 +11748,9 @@
             <w:tcW w:w="3685" w:type="dxa"/>
           </w:tcPr>
           <w:p>
-            <w:pPr>
-              <w:rPr>
-                <w:lang w:val="pt-BR"/>
-              </w:rPr>
-            </w:pPr>
-            <w:r>
-              <w:rPr>
-                <w:sz w:val="19"/>
-                <w:lang w:val="pt-BR"/>
+            <w:r>
+              <w:rPr>
+                <w:sz w:val="19"/>
               </w:rPr>
               <w:t>Encontrados testando em computadores diferentes.</w:t>
             </w:r>
@@ -9245,15 +11779,9 @@
             <w:tcW w:w="3685" w:type="dxa"/>
           </w:tcPr>
           <w:p>
-            <w:pPr>
-              <w:rPr>
-                <w:lang w:val="pt-BR"/>
-              </w:rPr>
-            </w:pPr>
-            <w:r>
-              <w:rPr>
-                <w:sz w:val="19"/>
-                <w:lang w:val="pt-BR"/>
+            <w:r>
+              <w:rPr>
+                <w:sz w:val="19"/>
               </w:rPr>
               <w:t>Isolamento de falha de login + Relogar/Cancelar.</w:t>
             </w:r>
@@ -9264,17 +11792,55 @@
             <w:tcW w:w="3685" w:type="dxa"/>
           </w:tcPr>
           <w:p>
-            <w:pPr>
-              <w:rPr>
-                <w:lang w:val="pt-BR"/>
-              </w:rPr>
-            </w:pPr>
-            <w:r>
-              <w:rPr>
-                <w:sz w:val="19"/>
-                <w:lang w:val="pt-BR"/>
+            <w:r>
+              <w:rPr>
+                <w:sz w:val="19"/>
               </w:rPr>
               <w:t>1 erro de login não pode travar o acompanhamento dos outros.</w:t>
+            </w:r>
+          </w:p>
+        </w:tc>
+      </w:tr>
+      <w:tr>
+        <w:trPr>
+          <w:jc w:val="center"/>
+        </w:trPr>
+        <w:tc>
+          <w:tcPr>
+            <w:tcW w:w="1701" w:type="dxa"/>
+          </w:tcPr>
+          <w:p>
+            <w:r>
+              <w:rPr>
+                <w:sz w:val="19"/>
+              </w:rPr>
+              <w:t>29/09/2026</w:t>
+            </w:r>
+          </w:p>
+        </w:tc>
+        <w:tc>
+          <w:tcPr>
+            <w:tcW w:w="3685" w:type="dxa"/>
+          </w:tcPr>
+          <w:p>
+            <w:r>
+              <w:rPr>
+                <w:sz w:val="19"/>
+              </w:rPr>
+              <w:t>Retentativa não repete falha permanente nem na rodada 1.</w:t>
+            </w:r>
+          </w:p>
+        </w:tc>
+        <w:tc>
+          <w:tcPr>
+            <w:tcW w:w="3685" w:type="dxa"/>
+          </w:tcPr>
+          <w:p>
+            <w:r>
+              <w:rPr>
+                <w:sz w:val="19"/>
+              </w:rPr>
+              <w:t>A varredura normal já testa essas falhas 1x/execução — repetir era desperdício.</w:t>
             </w:r>
           </w:p>
         </w:tc>
@@ -9283,37 +11849,22 @@
     <w:p>
       <w:pPr>
         <w:spacing w:after="80"/>
-        <w:rPr>
-          <w:lang w:val="pt-BR"/>
-        </w:rPr>
       </w:pPr>
     </w:p>
     <w:p>
       <w:pPr>
         <w:pStyle w:val="Ttulo1"/>
         <w:pageBreakBefore/>
-        <w:rPr>
-          <w:lang w:val="pt-BR"/>
-        </w:rPr>
-      </w:pPr>
-      <w:r>
-        <w:rPr>
-          <w:lang w:val="pt-BR"/>
-        </w:rPr>
+      </w:pPr>
+      <w:bookmarkStart w:id="18" w:name="_Toc242104478"/>
+      <w:r>
         <w:lastRenderedPageBreak/>
         <w:t>19. Débito técnico conhecido (não implementado de propósito)</w:t>
       </w:r>
-    </w:p>
-    <w:p>
-      <w:pPr>
-        <w:rPr>
-          <w:lang w:val="pt-BR"/>
-        </w:rPr>
-      </w:pPr>
-      <w:r>
-        <w:rPr>
-          <w:lang w:val="pt-BR"/>
-        </w:rPr>
+      <w:bookmarkEnd w:id="18"/>
+    </w:p>
+    <w:p>
+      <w:r>
         <w:t>Identificado em revisões críticas, mas deliberadamente não resolvido — risco/tempo avaliado como maior que o benefício imediato, ou fora do escopo pedido:</w:t>
       </w:r>
     </w:p>
@@ -9321,14 +11872,8 @@
       <w:pPr>
         <w:pStyle w:val="Commarcadores"/>
         <w:spacing w:after="80"/>
-        <w:rPr>
-          <w:lang w:val="pt-BR"/>
-        </w:rPr>
-      </w:pPr>
-      <w:r>
-        <w:rPr>
-          <w:lang w:val="pt-BR"/>
-        </w:rPr>
+      </w:pPr>
+      <w:r>
         <w:t>Sessões não criptografadas dentro de uma pasta sincronizada pelo OneDrive (ver Seção 13).</w:t>
       </w:r>
     </w:p>
@@ -9336,14 +11881,8 @@
       <w:pPr>
         <w:pStyle w:val="Commarcadores"/>
         <w:spacing w:after="80"/>
-        <w:rPr>
-          <w:lang w:val="pt-BR"/>
-        </w:rPr>
-      </w:pPr>
-      <w:r>
-        <w:rPr>
-          <w:lang w:val="pt-BR"/>
-        </w:rPr>
+      </w:pPr>
+      <w:r>
         <w:t>print(flush=True) em vez do módulo logging padrão — a GUI depende de regex no texto impresso; trocar sem cuidado quebraria isso.</w:t>
       </w:r>
     </w:p>
@@ -9351,14 +11890,8 @@
       <w:pPr>
         <w:pStyle w:val="Commarcadores"/>
         <w:spacing w:after="80"/>
-        <w:rPr>
-          <w:lang w:val="pt-BR"/>
-        </w:rPr>
-      </w:pPr>
-      <w:r>
-        <w:rPr>
-          <w:lang w:val="pt-BR"/>
-        </w:rPr>
+      </w:pPr>
+      <w:r>
         <w:t>orquestrador.py é o maior arquivo do projeto (quase 800 linhas) — nunca foi quebrado em módulos menores.</w:t>
       </w:r>
     </w:p>
@@ -9366,14 +11899,8 @@
       <w:pPr>
         <w:pStyle w:val="Commarcadores"/>
         <w:spacing w:after="80"/>
-        <w:rPr>
-          <w:lang w:val="pt-BR"/>
-        </w:rPr>
-      </w:pPr>
-      <w:r>
-        <w:rPr>
-          <w:lang w:val="pt-BR"/>
-        </w:rPr>
+      </w:pPr>
+      <w:r>
         <w:t>Sem streaming/paginação no openpyxl — a planilha inteira carrega em memória. Tranquilo na escala atual, sem plano de arquivamento de longo prazo.</w:t>
       </w:r>
     </w:p>
@@ -9381,14 +11908,8 @@
       <w:pPr>
         <w:pStyle w:val="Commarcadores"/>
         <w:spacing w:after="80"/>
-        <w:rPr>
-          <w:lang w:val="pt-BR"/>
-        </w:rPr>
-      </w:pPr>
-      <w:r>
-        <w:rPr>
-          <w:lang w:val="pt-BR"/>
-        </w:rPr>
+      </w:pPr>
+      <w:r>
         <w:t>Sem notificação automática ao terminar, sem alerta de vencimento próximo, sem painel de saúde sem sessão — ideias validadas, não implementadas.</w:t>
       </w:r>
     </w:p>
@@ -9396,14 +11917,8 @@
       <w:pPr>
         <w:pStyle w:val="Commarcadores"/>
         <w:spacing w:after="80"/>
-        <w:rPr>
-          <w:lang w:val="pt-BR"/>
-        </w:rPr>
-      </w:pPr>
-      <w:r>
-        <w:rPr>
-          <w:lang w:val="pt-BR"/>
-        </w:rPr>
+      </w:pPr>
+      <w:r>
         <w:t>Sem rotina de limpeza automática de travas .lock fantasmas ou arquivos temporários órfãos.</w:t>
       </w:r>
     </w:p>
@@ -9411,96 +11926,50 @@
       <w:pPr>
         <w:pStyle w:val="Ttulo1"/>
         <w:pageBreakBefore/>
-        <w:rPr>
-          <w:lang w:val="pt-BR"/>
-        </w:rPr>
-      </w:pPr>
-      <w:r>
-        <w:rPr>
-          <w:lang w:val="pt-BR"/>
-        </w:rPr>
+      </w:pPr>
+      <w:bookmarkStart w:id="19" w:name="_Toc242104479"/>
+      <w:r>
         <w:lastRenderedPageBreak/>
         <w:t>20. Como estender o projeto</w:t>
       </w:r>
+      <w:bookmarkEnd w:id="19"/>
     </w:p>
     <w:p>
       <w:pPr>
         <w:pStyle w:val="Ttulo3"/>
-        <w:rPr>
-          <w:lang w:val="pt-BR"/>
-        </w:rPr>
-      </w:pPr>
-      <w:r>
-        <w:rPr>
-          <w:lang w:val="pt-BR"/>
-        </w:rPr>
+      </w:pPr>
+      <w:r>
         <w:t>Adicionar um novo tipo de multa</w:t>
       </w:r>
     </w:p>
     <w:p>
-      <w:pPr>
-        <w:rPr>
-          <w:lang w:val="pt-BR"/>
-        </w:rPr>
-      </w:pPr>
-      <w:r>
-        <w:rPr>
-          <w:lang w:val="pt-BR"/>
-        </w:rPr>
+      <w:r>
         <w:t>Se um PDF aparecer classificado como "Outros", adicione a palavra-chave sem acento em _PALAVRAS_CHAVE_TIPO_MULTA (extracao.py) — a ordem importa.</w:t>
       </w:r>
     </w:p>
     <w:p>
       <w:pPr>
         <w:pStyle w:val="Ttulo3"/>
-        <w:rPr>
-          <w:lang w:val="pt-BR"/>
-        </w:rPr>
-      </w:pPr>
-      <w:r>
-        <w:rPr>
-          <w:lang w:val="pt-BR"/>
-        </w:rPr>
+      </w:pPr>
+      <w:r>
         <w:t>Adicionar uma nova coluna na planilha</w:t>
       </w:r>
     </w:p>
     <w:p>
-      <w:pPr>
-        <w:rPr>
-          <w:lang w:val="pt-BR"/>
-        </w:rPr>
-      </w:pPr>
-      <w:r>
-        <w:rPr>
-          <w:lang w:val="pt-BR"/>
-        </w:rPr>
+      <w:r>
         <w:t>Acrescente ao FIM de COLUNAS e ao mapa _CAMPO_POR_COLUNA (planilha.py) — nunca reordene as existentes.</w:t>
       </w:r>
     </w:p>
     <w:p>
       <w:pPr>
         <w:pStyle w:val="Ttulo3"/>
-        <w:rPr>
-          <w:lang w:val="pt-BR"/>
-        </w:rPr>
-      </w:pPr>
-      <w:r>
-        <w:rPr>
-          <w:lang w:val="pt-BR"/>
-        </w:rPr>
+      </w:pPr>
+      <w:r>
         <w:t>Ajustar um timeout</w:t>
       </w:r>
     </w:p>
     <w:p>
-      <w:pPr>
-        <w:rPr>
-          <w:lang w:val="pt-BR"/>
-        </w:rPr>
-      </w:pPr>
-      <w:r>
-        <w:rPr>
-          <w:lang w:val="pt-BR"/>
-        </w:rPr>
+      <w:r>
         <w:t>Todos os timeouts e contagens de retentativa estão centralizados em config.py desde 24/09/2026.</w:t>
       </w:r>
     </w:p>
@@ -9516,14 +11985,8 @@
       <w:pPr>
         <w:pStyle w:val="Numerada"/>
         <w:spacing w:after="80"/>
-        <w:rPr>
-          <w:lang w:val="pt-BR"/>
-        </w:rPr>
-      </w:pPr>
-      <w:r>
-        <w:rPr>
-          <w:lang w:val="pt-BR"/>
-        </w:rPr>
+      </w:pPr>
+      <w:r>
         <w:t>Leia o trecho relevante do CLAUDE.md — o comportamento atual é muito provavelmente resultado de um bug real encontrado ao vivo.</w:t>
       </w:r>
     </w:p>
@@ -9531,14 +11994,8 @@
       <w:pPr>
         <w:pStyle w:val="Numerada"/>
         <w:spacing w:after="80"/>
-        <w:rPr>
-          <w:lang w:val="pt-BR"/>
-        </w:rPr>
-      </w:pPr>
-      <w:r>
-        <w:rPr>
-          <w:lang w:val="pt-BR"/>
-        </w:rPr>
+      </w:pPr>
+      <w:r>
         <w:t>Rode a suíte de testes.</w:t>
       </w:r>
     </w:p>
@@ -9546,14 +12003,8 @@
       <w:pPr>
         <w:pStyle w:val="Numerada"/>
         <w:spacing w:after="80"/>
-        <w:rPr>
-          <w:lang w:val="pt-BR"/>
-        </w:rPr>
-      </w:pPr>
-      <w:r>
-        <w:rPr>
-          <w:lang w:val="pt-BR"/>
-        </w:rPr>
+      </w:pPr>
+      <w:r>
         <w:t>Para mudanças em portal.py/download.py/orquestrador.py, valide contra o portal real antes de confiar em escala cheia.</w:t>
       </w:r>
     </w:p>
@@ -9561,14 +12012,8 @@
       <w:pPr>
         <w:pStyle w:val="Numerada"/>
         <w:spacing w:after="80"/>
-        <w:rPr>
-          <w:lang w:val="pt-BR"/>
-        </w:rPr>
-      </w:pPr>
-      <w:r>
-        <w:rPr>
-          <w:lang w:val="pt-BR"/>
-        </w:rPr>
+      </w:pPr>
+      <w:r>
         <w:t>Atualize o CLAUDE.md com o que mudou e por quê.</w:t>
       </w:r>
     </w:p>
@@ -9577,10 +12022,12 @@
         <w:pStyle w:val="Ttulo1"/>
         <w:pageBreakBefore/>
       </w:pPr>
+      <w:bookmarkStart w:id="20" w:name="_Toc242104480"/>
       <w:r>
         <w:lastRenderedPageBreak/>
         <w:t>21. Glossário</w:t>
       </w:r>
+      <w:bookmarkEnd w:id="20"/>
     </w:p>
     <w:tbl>
       <w:tblPr>
@@ -9652,15 +12099,9 @@
             <w:tcW w:w="6803" w:type="dxa"/>
           </w:tcPr>
           <w:p>
-            <w:pPr>
-              <w:rPr>
-                <w:lang w:val="pt-BR"/>
-              </w:rPr>
-            </w:pPr>
-            <w:r>
-              <w:rPr>
-                <w:sz w:val="19"/>
-                <w:lang w:val="pt-BR"/>
+            <w:r>
+              <w:rPr>
+                <w:sz w:val="19"/>
               </w:rPr>
               <w:t>O número que identifica uma multa específica — chave de duplicidade em todo o projeto.</w:t>
             </w:r>
@@ -9689,15 +12130,9 @@
             <w:tcW w:w="6803" w:type="dxa"/>
           </w:tcPr>
           <w:p>
-            <w:pPr>
-              <w:rPr>
-                <w:lang w:val="pt-BR"/>
-              </w:rPr>
-            </w:pPr>
-            <w:r>
-              <w:rPr>
-                <w:sz w:val="19"/>
-                <w:lang w:val="pt-BR"/>
+            <w:r>
+              <w:rPr>
+                <w:sz w:val="19"/>
               </w:rPr>
               <w:t>Arquivo JSON local que guarda o progresso de um worker.</w:t>
             </w:r>
@@ -9726,15 +12161,9 @@
             <w:tcW w:w="6803" w:type="dxa"/>
           </w:tcPr>
           <w:p>
-            <w:pPr>
-              <w:rPr>
-                <w:lang w:val="pt-BR"/>
-              </w:rPr>
-            </w:pPr>
-            <w:r>
-              <w:rPr>
-                <w:sz w:val="19"/>
-                <w:lang w:val="pt-BR"/>
+            <w:r>
+              <w:rPr>
+                <w:sz w:val="19"/>
               </w:rPr>
               <w:t>Cada uma das 61 empresas (matriz + filiais) da Yara cobertas pela varredura.</w:t>
             </w:r>
@@ -9763,15 +12192,9 @@
             <w:tcW w:w="6803" w:type="dxa"/>
           </w:tcPr>
           <w:p>
-            <w:pPr>
-              <w:rPr>
-                <w:lang w:val="pt-BR"/>
-              </w:rPr>
-            </w:pPr>
-            <w:r>
-              <w:rPr>
-                <w:sz w:val="19"/>
-                <w:lang w:val="pt-BR"/>
+            <w:r>
+              <w:rPr>
+                <w:sz w:val="19"/>
               </w:rPr>
               <w:t>O sistema/portal da ANTT onde a varredura acontece (Área do Autuado).</w:t>
             </w:r>
@@ -9800,15 +12223,9 @@
             <w:tcW w:w="6803" w:type="dxa"/>
           </w:tcPr>
           <w:p>
-            <w:pPr>
-              <w:rPr>
-                <w:lang w:val="pt-BR"/>
-              </w:rPr>
-            </w:pPr>
-            <w:r>
-              <w:rPr>
-                <w:sz w:val="19"/>
-                <w:lang w:val="pt-BR"/>
+            <w:r>
+              <w:rPr>
+                <w:sz w:val="19"/>
               </w:rPr>
               <w:t>Os cookies de login salvos após o login manual.</w:t>
             </w:r>
@@ -9837,15 +12254,9 @@
             <w:tcW w:w="6803" w:type="dxa"/>
           </w:tcPr>
           <w:p>
-            <w:pPr>
-              <w:rPr>
-                <w:lang w:val="pt-BR"/>
-              </w:rPr>
-            </w:pPr>
-            <w:r>
-              <w:rPr>
-                <w:sz w:val="19"/>
-                <w:lang w:val="pt-BR"/>
+            <w:r>
+              <w:rPr>
+                <w:sz w:val="19"/>
               </w:rPr>
               <w:t>O filtro de busca do portal — 7 valores possíveis.</w:t>
             </w:r>
@@ -9874,15 +12285,9 @@
             <w:tcW w:w="6803" w:type="dxa"/>
           </w:tcPr>
           <w:p>
-            <w:pPr>
-              <w:rPr>
-                <w:lang w:val="pt-BR"/>
-              </w:rPr>
-            </w:pPr>
-            <w:r>
-              <w:rPr>
-                <w:sz w:val="19"/>
-                <w:lang w:val="pt-BR"/>
+            <w:r>
+              <w:rPr>
+                <w:sz w:val="19"/>
               </w:rPr>
               <w:t>Um processo de SO independente, cuidando de uma fatia das 427 combinações CNPJ×tipo.</w:t>
             </w:r>
@@ -9893,57 +12298,35 @@
     <w:p>
       <w:pPr>
         <w:spacing w:after="80"/>
-        <w:rPr>
-          <w:lang w:val="pt-BR"/>
-        </w:rPr>
       </w:pPr>
     </w:p>
     <w:p>
       <w:pPr>
         <w:pStyle w:val="Ttulo1"/>
         <w:pageBreakBefore/>
-        <w:rPr>
-          <w:lang w:val="pt-BR"/>
-        </w:rPr>
-      </w:pPr>
-      <w:r>
-        <w:rPr>
-          <w:lang w:val="pt-BR"/>
-        </w:rPr>
+      </w:pPr>
+      <w:bookmarkStart w:id="21" w:name="_Toc242104481"/>
+      <w:r>
         <w:lastRenderedPageBreak/>
         <w:t>22. Contatos e apoio</w:t>
       </w:r>
-    </w:p>
-    <w:p>
-      <w:pPr>
-        <w:rPr>
-          <w:lang w:val="pt-BR"/>
-        </w:rPr>
-      </w:pPr>
+      <w:bookmarkEnd w:id="21"/>
+    </w:p>
+    <w:p>
       <w:r>
         <w:rPr>
           <w:b/>
-          <w:lang w:val="pt-BR"/>
         </w:rPr>
         <w:t xml:space="preserve">Ponto focal técnico: </w:t>
       </w:r>
       <w:r>
-        <w:rPr>
-          <w:lang w:val="pt-BR"/>
-        </w:rPr>
         <w:t>André Miglietti</w:t>
       </w:r>
     </w:p>
     <w:p>
-      <w:pPr>
-        <w:rPr>
-          <w:lang w:val="pt-BR"/>
-        </w:rPr>
-      </w:pPr>
       <w:r>
         <w:rPr>
           <w:b/>
-          <w:lang w:val="pt-BR"/>
         </w:rPr>
         <w:t xml:space="preserve">Documentação de referência completa: </w:t>
       </w:r>
@@ -9952,27 +12335,17 @@
           <w:rFonts w:ascii="Consolas" w:hAnsi="Consolas"/>
           <w:color w:val="00573B"/>
           <w:sz w:val="19"/>
-          <w:lang w:val="pt-BR"/>
         </w:rPr>
         <w:t>CLAUDE.md</w:t>
       </w:r>
       <w:r>
-        <w:rPr>
-          <w:lang w:val="pt-BR"/>
-        </w:rPr>
         <w:t>, na raiz do repositório.</w:t>
       </w:r>
     </w:p>
     <w:p>
-      <w:pPr>
-        <w:rPr>
-          <w:lang w:val="pt-BR"/>
-        </w:rPr>
-      </w:pPr>
       <w:r>
         <w:rPr>
           <w:b/>
-          <w:lang w:val="pt-BR"/>
         </w:rPr>
         <w:t xml:space="preserve">Guia do operador (não-técnico): </w:t>
       </w:r>
@@ -9981,7 +12354,6 @@
           <w:rFonts w:ascii="Consolas" w:hAnsi="Consolas"/>
           <w:color w:val="00573B"/>
           <w:sz w:val="19"/>
-          <w:lang w:val="pt-BR"/>
         </w:rPr>
         <w:t>docs/guia_de_uso.md</w:t>
       </w:r>
@@ -9989,18 +12361,14 @@
     <w:p>
       <w:pPr>
         <w:spacing w:before="480"/>
-        <w:rPr>
-          <w:lang w:val="pt-BR"/>
-        </w:rPr>
       </w:pPr>
       <w:r>
         <w:rPr>
           <w:i/>
           <w:color w:val="6B7280"/>
           <w:sz w:val="17"/>
-          <w:lang w:val="pt-BR"/>
-        </w:rPr>
-        <w:t>Documento gerado como referência de governança e continuidade do projeto Robô ANTT — Yara Brasil Fertilizantes S/A. Reflete o estado do código e das decisões em 29/09/2026; para o histórico mais recente, consulte sempre o CLAUDE.md do repositório.</w:t>
+        </w:rPr>
+        <w:t>Documento gerado como referência de governança e continuidade do projeto Robô ANTT — Yara Brasil Fertilizantes S/A. Reflete o estado do código e das decisões em 05/10/2026; para o histórico mais recente, consulte sempre o CLAUDE.md do repositório.</w:t>
       </w:r>
     </w:p>
     <w:sectPr>
@@ -10186,31 +12554,31 @@
       </w:rPr>
     </w:lvl>
   </w:abstractNum>
-  <w:num w:numId="1" w16cid:durableId="2044018387">
+  <w:num w:numId="1" w16cid:durableId="406266984">
     <w:abstractNumId w:val="8"/>
   </w:num>
-  <w:num w:numId="2" w16cid:durableId="46033425">
+  <w:num w:numId="2" w16cid:durableId="1746561252">
     <w:abstractNumId w:val="6"/>
   </w:num>
-  <w:num w:numId="3" w16cid:durableId="2049987430">
+  <w:num w:numId="3" w16cid:durableId="906764670">
     <w:abstractNumId w:val="5"/>
   </w:num>
-  <w:num w:numId="4" w16cid:durableId="985163566">
+  <w:num w:numId="4" w16cid:durableId="803740139">
     <w:abstractNumId w:val="4"/>
   </w:num>
-  <w:num w:numId="5" w16cid:durableId="271783354">
+  <w:num w:numId="5" w16cid:durableId="1886409882">
     <w:abstractNumId w:val="7"/>
   </w:num>
-  <w:num w:numId="6" w16cid:durableId="1472212756">
+  <w:num w:numId="6" w16cid:durableId="1086265407">
     <w:abstractNumId w:val="3"/>
   </w:num>
-  <w:num w:numId="7" w16cid:durableId="934287114">
+  <w:num w:numId="7" w16cid:durableId="1083331791">
     <w:abstractNumId w:val="2"/>
   </w:num>
-  <w:num w:numId="8" w16cid:durableId="263803262">
+  <w:num w:numId="8" w16cid:durableId="1758864296">
     <w:abstractNumId w:val="1"/>
   </w:num>
-  <w:num w:numId="9" w16cid:durableId="1420058502">
+  <w:num w:numId="9" w16cid:durableId="1256211745">
     <w:abstractNumId w:val="0"/>
   </w:num>
 </w:numbering>
@@ -21605,6 +23973,29 @@
       </w:tcPr>
     </w:tblStylePr>
   </w:style>
+  <w:style w:type="paragraph" w:styleId="Sumrio1">
+    <w:name w:val="toc 1"/>
+    <w:basedOn w:val="Normal"/>
+    <w:next w:val="Normal"/>
+    <w:autoRedefine/>
+    <w:uiPriority w:val="39"/>
+    <w:unhideWhenUsed/>
+    <w:rsid w:val="00CD1B92"/>
+    <w:pPr>
+      <w:spacing w:after="100"/>
+    </w:pPr>
+  </w:style>
+  <w:style w:type="character" w:styleId="Hyperlink">
+    <w:name w:val="Hyperlink"/>
+    <w:basedOn w:val="Fontepargpadro"/>
+    <w:uiPriority w:val="99"/>
+    <w:unhideWhenUsed/>
+    <w:rsid w:val="00CD1B92"/>
+    <w:rPr>
+      <w:color w:val="0000FF" w:themeColor="hyperlink"/>
+      <w:u w:val="single"/>
+    </w:rPr>
+  </w:style>
 </w:styles>
 </file>
 
